--- a/synthetic_rl_experiment/Synthetic_RL_RealWorld_Generalization_Report.docx
+++ b/synthetic_rl_experiment/Synthetic_RL_RealWorld_Generalization_Report.docx
@@ -87,7 +87,7 @@
           <w:b w:val="0"/>
           <w:i w:val="0"/>
         </w:rPr>
-        <w:t>This report covers a Proximal Policy Optimization (PPO) agent that learns to select RANSAC parameters (epsilon, minimum support, normal threshold, and a stop/continue decision) on a per-frame basis for ground-plane segmentation, trained entirely on procedurally-generated synthetic point clouds with exact known ground truth — never on TartanAir, TartanGround, or any other pre-existing dataset. On a held-out synthetic evaluation set, the trained policy outperforms four fixed-parameter baselines on overall score (1.627 vs. 1.409-1.483) and, critically, learns a monotonic relationship between chosen epsilon and scene noise level (Pearson r = 0.51) that a fixed configuration cannot express by construction. The trained policy was then tested — with zero fine-tuning, retraining, or manual per-scene parameter adjustment — against eight independent real-world data sources it had never seen, spanning three sensing modalities (airborne LiDAR, mobile/handheld LiDAR, and RGB-D-derived point clouds) and terrain ranging from dense urban streets to undeveloped mountain canyons, sand dunes, river channels, coastal wetlands, and forest trails. In total, over 150 individual real-data test cases were run using a consistent single-shot-bypass inference procedure. The central finding is a clean, repeatable split: the model generalizes reliably to flat, human-made or trail-like surfaces regardless of sensing modality or geographic origin (mean IoU up to 0.92 on individual frames, 100% detection rate on several sources), while its accuracy on genuinely undulating natural terrain (mountain canyons, sand dunes, wetlands, fault-zone terrain) drops sharply and is not recoverable through manual epsilon tuning alone — confirming this is a geometric limitation of the single-plane RANSAC formulation rather than a training or generalization deficiency. A secondary finding is that RGB-D-derived point clouds consistently and substantially outperformed sparse single-sweep LiDAR on the identical underlying scenes, and a real limitation was identified in the shape-selection fallback heuristic, which can silently report a false positive when no genuinely horizontal surface exists in a given scan.</w:t>
+        <w:t>This report covers a Proximal Policy Optimization (PPO) agent that learns to select RANSAC parameters (epsilon, minimum support, normal threshold, and a stop/continue decision) on a per-frame basis for ground-plane segmentation, trained entirely on procedurally-generated synthetic point clouds with exact known ground truth — never on TartanAir, TartanGround, or any other pre-existing dataset. On a held-out synthetic evaluation set, the trained policy outperforms four fixed-parameter baselines on overall score (1.627 vs. 1.409-1.483) and, critically, learns a monotonic relationship between chosen epsilon and scene noise level (Pearson r = 0.51) that a fixed configuration cannot express by construction. The trained policy was then tested — with zero fine-tuning, retraining, or manual per-scene parameter adjustment — against eight independent real-world data sources it had never seen, spanning three sensing modalities (airborne LiDAR, mobile/handheld LiDAR, and RGB-D-derived point clouds) and terrain ranging from dense urban streets to undeveloped mountain canyons, sand dunes, river channels, coastal wetlands, and forest trails. In total, over 220 individual real-data test cases were run using a consistent single-shot-bypass inference procedure. The central finding is a clean, repeatable split: the model generalizes reliably to flat, human-made or trail-like surfaces regardless of sensing modality or geographic origin (mean ground-truth overlap up to 92% on individual frames, 100% detection rate on several sources), while its accuracy on genuinely undulating natural terrain (mountain canyons, sand dunes, wetlands, fault-zone terrain) drops sharply and is not recoverable through manual epsilon tuning alone — confirming this is a geometric limitation of the single-plane RANSAC formulation rather than a training or generalization deficiency. A secondary finding is that RGB-D-derived point clouds consistently and substantially outperformed sparse single-sweep LiDAR on the identical underlying scenes, and a real limitation was identified in the shape-selection fallback heuristic, which can silently report a false positive when no genuinely horizontal surface exists in a given scan.</w:t>
       </w:r>
     </w:p>
     <w:p>
@@ -194,7 +194,7 @@
         <w:pStyle w:val="ListBullet"/>
       </w:pPr>
       <w:r>
-        <w:t>RGB-D imagery converted to point clouds via camera back-projection (DIODE dataset, 18 real outdoor crops)</w:t>
+        <w:t>RGB-D imagery converted to point clouds via camera back-projection (DIODE dataset, 24 real outdoor crops)</w:t>
       </w:r>
     </w:p>
     <w:p>
@@ -210,7 +210,7 @@
         <w:pStyle w:val="ListBullet"/>
       </w:pPr>
       <w:r>
-        <w:t>TartanGround's native image+depth camera modality on the same named water/mud scenes, back-projected the same way as DIODE (20 frames, all 4 scenes)</w:t>
+        <w:t>TartanGround's native image+depth camera modality, back-projected the same way as DIODE, across 17 scenes spanning every remaining distinct environment type in the dataset (85 frames)</w:t>
       </w:r>
     </w:p>
     <w:p>
@@ -227,7 +227,7 @@
           <w:b w:val="0"/>
           <w:i w:val="0"/>
         </w:rPr>
-        <w:t>Where real per-point ground-truth labels exist (RELLIS-3D, the urban tiles, most OpenTopography surveys, WildScenes), results are reported as numeric IoU or as a direct visual TP/FP/FN/TN comparison against that ground truth. Where no ground truth exists (the pilot test's TartanGround scenes, Ridgecrest's mobile-scan tiles, the named TartanGround scenes, DIODE, TartanGround RGB-D), results are reported visually — whether the predicted region plausibly corresponds to real ground in the true-color or height-colored view — and this is stated explicitly per section rather than left ambiguous.</w:t>
+        <w:t>Where real per-point ground-truth labels exist (the TartanGround semantic-mask comparison in Section 8, the urban tiles, most OpenTopography surveys, WildScenes), results are reported as a numeric ground-truth overlap percentage or as a direct visual TP/FP/FN/TN comparison against that ground truth. Where no ground truth exists (the pilot test's TartanGround scenes, Ridgecrest's mobile-scan tiles, the named TartanGround scenes, DIODE, TartanGround RGB-D), results are reported visually — whether the predicted region plausibly corresponds to real ground in the true-color or height-colored view — and this is stated explicitly per section rather than left ambiguous.</w:t>
       </w:r>
     </w:p>
     <w:p>
@@ -1811,7 +1811,13 @@
           <w:b w:val="0"/>
           <w:i w:val="0"/>
         </w:rPr>
-        <w:t>The specific result this whole development effort was aimed at producing: chosen epsilon now correlates with scene noise level, monotonically, across the full evaluation sweep (Pearson r = 0.51, mean eps rising from 0.092 at noise_sigma=0.01 to 0.167 at noise_sigma=0.20) — confirming the policy adapts its parameters to the scene rather than converging to one fixed choice. min_support's noise correlation is present but weaker and noisier (trending 267 to 373 across the same sweep, non-monotonic at one point) — a known, honestly-reported, partially-unresolved gap rather than a second clean success.</w:t>
+        <w:t>The specific result this whole development effort was aimed at producing: chosen epsilon now correlates with scene noise level, monotonically, across the full evaluation sweep (Pearson r = 0.51, mean eps rising from 0.092 at noise_sigma=0.01 to 0.167 at noise_sigma=0.20) — confirming the policy adapts its parameters to the scene rather than converging to one fixed choice. min_support's noise correlation is real but weaker: a dedicated 300-trial sweep (60 trials per noise level, isolating min_support as the density-normalized fraction the action space actually uses, rather than the raw point count) measures Pearson r = 0.38 — mean fraction rising from 0.0068 at noise_sigma=0.01 to 0.0104 at noise_sigma=0.15, dipping slightly to 0.0099 at noise_sigma=0.20. This supersedes an earlier, more pessimistic reading of the same behavior that measured the raw absolute point count instead (r = 0.18, trending 267 to 373) without isolating it in a dedicated sweep — the earlier number undercounted a real signal by conflating it with num_points' own per-episode variation, not because the adaptivity itself was absent.</w:t>
+      </w:r>
+    </w:p>
+    <w:p>
+      <w:pPr/>
+      <w:r>
+        <w:t>A dedicated 300-episode follow-up sweep (60 episodes per noise level, crossed with a clean-vs-cluttered scene condition) resolves an open question about the model's use of its 5-step refinement budget: mean episode length rises with noise, from 1.92 steps at noise_sigma=0.01 to 2.87 at noise_sigma=0.20 (Pearson r = 0.33), and the fraction of episodes stopping after a single step falls from 33.3% at low noise to 0% at noise_sigma ≥ 0.15. Stopping after one step is contingent on quality rather than arbitrary: episodes that stop early average a first-attempt score of 1.94, versus 1.68 for episodes that continue refining — evidence the policy refines specifically when its first guess is not already good, not that it under-uses its step budget indiscriminately. One anomaly from this same sweep is reported here rather than smoothed over: cluttered scenes averaged shorter episodes than clean ones (2.23 vs 2.48 steps), the opposite of the naive expectation that harder scenes receive more refinement — not yet explained.</w:t>
       </w:r>
     </w:p>
     <w:p>
@@ -1888,7 +1894,7 @@
           <w:b w:val="0"/>
           <w:i w:val="0"/>
         </w:rPr>
-        <w:t>Schnabel RANSAC returns multiple candidate planes per scene. Selecting purely by point-count support was found, on real data, to sometimes pick a large wall instead of a smaller-but-real floor. The fix used throughout this report ranks by support only among candidates whose fitted normal is within 30° of vertical, falling back to the largest-overall candidate only when no horizontal candidate exists at all. This fallback path is itself a documented limitation, revisited in Section 15.3.</w:t>
+        <w:t>Schnabel RANSAC returns multiple candidate planes per scene. Selecting purely by point-count support was found, on real data, to sometimes pick a large wall instead of a smaller-but-real floor. The fix used throughout this report ranks by support only among candidates whose fitted normal is within 30° of vertical, falling back to the largest-overall candidate only when no horizontal candidate exists at all. This fallback path is itself a documented limitation, revisited in Section 17.3.</w:t>
       </w:r>
     </w:p>
     <w:p>
@@ -1906,6 +1912,353 @@
           <w:i w:val="0"/>
         </w:rPr>
         <w:t>Every source's results are written to synthetic_rl_experiment/report_screenshots/&lt;source&gt;/ as one screenshot plus a results.csv row per test case, with a combined *_SUMMARY.csv per source, so every number in this report traces back to a saved artifact rather than a transcript-only claim.</w:t>
+      </w:r>
+    </w:p>
+    <w:p>
+      <w:pPr>
+        <w:pStyle w:val="Heading2"/>
+      </w:pPr>
+      <w:r>
+        <w:t>5.5 Point Cloud Density: Voxel Downsampling by Source</w:t>
+      </w:r>
+    </w:p>
+    <w:p>
+      <w:r>
+        <w:rPr>
+          <w:b w:val="0"/>
+          <w:i w:val="0"/>
+        </w:rPr>
+        <w:t>Point cloud density varies enormously across sources — from a single dense depth image to airborne LiDAR tiles spanning 150-200m with millions of returns — so not every source is fed to RANSAC at its native resolution. Where downsampling is used, it is always Open3D's standard pcd.voxel_down_sample(voxel_size): a uniform cubic grid at one fixed edge length in meters, replacing all points inside each voxel with a single representative point. This is a fixed constant chosen once per source based on its native scale, not a percentage, target point count, or density-adaptive scheme — the same voxel size is used for every scene within a given source regardless of that scene's own point density.</w:t>
+      </w:r>
+    </w:p>
+    <w:tbl>
+      <w:tblPr>
+        <w:tblStyle w:val="LightGrid-Accent1"/>
+        <w:tblW w:type="auto" w:w="0"/>
+        <w:jc w:val="center"/>
+        <w:tblLook w:firstColumn="1" w:firstRow="1" w:lastColumn="0" w:lastRow="0" w:noHBand="0" w:noVBand="1" w:val="04A0"/>
+      </w:tblPr>
+      <w:tblGrid>
+        <w:gridCol w:w="2160"/>
+        <w:gridCol w:w="2160"/>
+        <w:gridCol w:w="2160"/>
+        <w:gridCol w:w="2160"/>
+      </w:tblGrid>
+      <w:tr>
+        <w:tc>
+          <w:tcPr>
+            <w:tcW w:type="dxa" w:w="2160"/>
+          </w:tcPr>
+          <w:p>
+            <w:r>
+              <w:rPr>
+                <w:b/>
+              </w:rPr>
+              <w:t>Source</w:t>
+            </w:r>
+          </w:p>
+        </w:tc>
+        <w:tc>
+          <w:tcPr>
+            <w:tcW w:type="dxa" w:w="2160"/>
+          </w:tcPr>
+          <w:p>
+            <w:r>
+              <w:rPr>
+                <w:b/>
+              </w:rPr>
+              <w:t>Voxel downsampling</w:t>
+            </w:r>
+          </w:p>
+        </w:tc>
+        <w:tc>
+          <w:tcPr>
+            <w:tcW w:type="dxa" w:w="2160"/>
+          </w:tcPr>
+          <w:p>
+            <w:r>
+              <w:rPr>
+                <w:b/>
+              </w:rPr>
+              <w:t>Size</w:t>
+            </w:r>
+          </w:p>
+        </w:tc>
+        <w:tc>
+          <w:tcPr>
+            <w:tcW w:type="dxa" w:w="2160"/>
+          </w:tcPr>
+          <w:p>
+            <w:r>
+              <w:rPr>
+                <w:b/>
+              </w:rPr>
+              <w:t>Applied?</w:t>
+            </w:r>
+          </w:p>
+        </w:tc>
+      </w:tr>
+      <w:tr>
+        <w:tc>
+          <w:tcPr>
+            <w:tcW w:type="dxa" w:w="2160"/>
+          </w:tcPr>
+          <w:p>
+            <w:r>
+              <w:t>TartanGround RGB-D (Section 14)</w:t>
+            </w:r>
+          </w:p>
+        </w:tc>
+        <w:tc>
+          <w:tcPr>
+            <w:tcW w:type="dxa" w:w="2160"/>
+          </w:tcPr>
+          <w:p>
+            <w:r>
+              <w:t>None</w:t>
+            </w:r>
+          </w:p>
+        </w:tc>
+        <w:tc>
+          <w:tcPr>
+            <w:tcW w:type="dxa" w:w="2160"/>
+          </w:tcPr>
+          <w:p>
+            <w:r>
+              <w:t>—</w:t>
+            </w:r>
+          </w:p>
+        </w:tc>
+        <w:tc>
+          <w:tcPr>
+            <w:tcW w:type="dxa" w:w="2160"/>
+          </w:tcPr>
+          <w:p>
+            <w:r>
+              <w:t>Never — raw per-pixel back-projection</w:t>
+            </w:r>
+          </w:p>
+        </w:tc>
+      </w:tr>
+      <w:tr>
+        <w:tc>
+          <w:tcPr>
+            <w:tcW w:type="dxa" w:w="2160"/>
+          </w:tcPr>
+          <w:p>
+            <w:r>
+              <w:t>DIODE (Section 12)</w:t>
+            </w:r>
+          </w:p>
+        </w:tc>
+        <w:tc>
+          <w:tcPr>
+            <w:tcW w:type="dxa" w:w="2160"/>
+          </w:tcPr>
+          <w:p>
+            <w:r>
+              <w:t>None</w:t>
+            </w:r>
+          </w:p>
+        </w:tc>
+        <w:tc>
+          <w:tcPr>
+            <w:tcW w:type="dxa" w:w="2160"/>
+          </w:tcPr>
+          <w:p>
+            <w:r>
+              <w:t>—</w:t>
+            </w:r>
+          </w:p>
+        </w:tc>
+        <w:tc>
+          <w:tcPr>
+            <w:tcW w:type="dxa" w:w="2160"/>
+          </w:tcPr>
+          <w:p>
+            <w:r>
+              <w:t>Never — raw valid-depth pixels</w:t>
+            </w:r>
+          </w:p>
+        </w:tc>
+      </w:tr>
+      <w:tr>
+        <w:tc>
+          <w:tcPr>
+            <w:tcW w:type="dxa" w:w="2160"/>
+          </w:tcPr>
+          <w:p>
+            <w:r>
+              <w:t>Urban new_data tiles (Section 9)</w:t>
+            </w:r>
+          </w:p>
+        </w:tc>
+        <w:tc>
+          <w:tcPr>
+            <w:tcW w:type="dxa" w:w="2160"/>
+          </w:tcPr>
+          <w:p>
+            <w:r>
+              <w:t>Fixed</w:t>
+            </w:r>
+          </w:p>
+        </w:tc>
+        <w:tc>
+          <w:tcPr>
+            <w:tcW w:type="dxa" w:w="2160"/>
+          </w:tcPr>
+          <w:p>
+            <w:r>
+              <w:t>0.15 m</w:t>
+            </w:r>
+          </w:p>
+        </w:tc>
+        <w:tc>
+          <w:tcPr>
+            <w:tcW w:type="dxa" w:w="2160"/>
+          </w:tcPr>
+          <w:p>
+            <w:r>
+              <w:t>Always (default)</w:t>
+            </w:r>
+          </w:p>
+        </w:tc>
+      </w:tr>
+      <w:tr>
+        <w:tc>
+          <w:tcPr>
+            <w:tcW w:type="dxa" w:w="2160"/>
+          </w:tcPr>
+          <w:p>
+            <w:r>
+              <w:t>Pilot test / RELLIS-3D (ransac_env.py's load_ply_xyz)</w:t>
+            </w:r>
+          </w:p>
+        </w:tc>
+        <w:tc>
+          <w:tcPr>
+            <w:tcW w:type="dxa" w:w="2160"/>
+          </w:tcPr>
+          <w:p>
+            <w:r>
+              <w:t>Fixed</w:t>
+            </w:r>
+          </w:p>
+        </w:tc>
+        <w:tc>
+          <w:tcPr>
+            <w:tcW w:type="dxa" w:w="2160"/>
+          </w:tcPr>
+          <w:p>
+            <w:r>
+              <w:t>0.05 m</w:t>
+            </w:r>
+          </w:p>
+        </w:tc>
+        <w:tc>
+          <w:tcPr>
+            <w:tcW w:type="dxa" w:w="2160"/>
+          </w:tcPr>
+          <w:p>
+            <w:r>
+              <w:t>Always (default)</w:t>
+            </w:r>
+          </w:p>
+        </w:tc>
+      </w:tr>
+      <w:tr>
+        <w:tc>
+          <w:tcPr>
+            <w:tcW w:type="dxa" w:w="2160"/>
+          </w:tcPr>
+          <w:p>
+            <w:r>
+              <w:t>OpenTopography off-road tiles (Section 10)</w:t>
+            </w:r>
+          </w:p>
+        </w:tc>
+        <w:tc>
+          <w:tcPr>
+            <w:tcW w:type="dxa" w:w="2160"/>
+          </w:tcPr>
+          <w:p>
+            <w:r>
+              <w:t>Fixed, user-set via --voxel</w:t>
+            </w:r>
+          </w:p>
+        </w:tc>
+        <w:tc>
+          <w:tcPr>
+            <w:tcW w:type="dxa" w:w="2160"/>
+          </w:tcPr>
+          <w:p>
+            <w:r>
+              <w:t>0 m (off) by default</w:t>
+            </w:r>
+          </w:p>
+        </w:tc>
+        <w:tc>
+          <w:tcPr>
+            <w:tcW w:type="dxa" w:w="2160"/>
+          </w:tcPr>
+          <w:p>
+            <w:r>
+              <w:t>Off by default — tiles already sparse, ~1-2 pts/m²</w:t>
+            </w:r>
+          </w:p>
+        </w:tc>
+      </w:tr>
+      <w:tr>
+        <w:tc>
+          <w:tcPr>
+            <w:tcW w:type="dxa" w:w="2160"/>
+          </w:tcPr>
+          <w:p>
+            <w:r>
+              <w:t>WildScenes (Section 13), named terrain-type LiDAR scenes (Section 11)</w:t>
+            </w:r>
+          </w:p>
+        </w:tc>
+        <w:tc>
+          <w:tcPr>
+            <w:tcW w:type="dxa" w:w="2160"/>
+          </w:tcPr>
+          <w:p>
+            <w:r>
+              <w:t>None</w:t>
+            </w:r>
+          </w:p>
+        </w:tc>
+        <w:tc>
+          <w:tcPr>
+            <w:tcW w:type="dxa" w:w="2160"/>
+          </w:tcPr>
+          <w:p>
+            <w:r>
+              <w:t>—</w:t>
+            </w:r>
+          </w:p>
+        </w:tc>
+        <w:tc>
+          <w:tcPr>
+            <w:tcW w:type="dxa" w:w="2160"/>
+          </w:tcPr>
+          <w:p>
+            <w:r>
+              <w:t>Never — raw points</w:t>
+            </w:r>
+          </w:p>
+        </w:tc>
+      </w:tr>
+    </w:tbl>
+    <w:p/>
+    <w:p>
+      <w:r>
+        <w:rPr>
+          <w:b w:val="0"/>
+          <w:i w:val="0"/>
+        </w:rPr>
+        <w:t>For the two RGB-D-derived sources (DIODE, TartanGround RGB-D), the point cloud is exactly the set of image pixels with a valid depth value (finite, within a plausible range) — one point per valid pixel, nothing merged or removed. Across all 85 TartanGround RGB-D frames (Section 14), point counts ranged from 211,006 to 409,600 (409,600 = 640×640, the full image resolution, meaning every single pixel had valid depth), with a mean of 342,011 points per frame.</w:t>
       </w:r>
     </w:p>
     <w:p>
@@ -2294,7 +2647,7 @@
           </w:tcPr>
           <w:p>
             <w:r>
-              <w:t>18 crops</w:t>
+              <w:t>24 crops</w:t>
             </w:r>
           </w:p>
         </w:tc>
@@ -2398,7 +2751,7 @@
           </w:tcPr>
           <w:p>
             <w:r>
-              <w:t>20 frames</w:t>
+              <w:t>85 frames</w:t>
             </w:r>
           </w:p>
         </w:tc>
@@ -2408,13 +2761,1073 @@
           </w:tcPr>
           <w:p>
             <w:r>
-              <w:t>Beach, marsh, harbor, island</w:t>
+              <w:t>17 types: coastal, desert, snow, forest, indoor, industrial, residential, urban, retail, lunar/rocky</w:t>
             </w:r>
           </w:p>
         </w:tc>
       </w:tr>
     </w:tbl>
     <w:p/>
+    <w:p>
+      <w:pPr>
+        <w:pStyle w:val="Normal"/>
+      </w:pPr>
+      <w:r>
+        <w:t xml:space="preserve">This report draws on scenes from two synthetic TartanAir/TartanGround environment families and several real-world datasets, referenced by name throughout Sections 7–14 without further introduction. This section defines each one. All TartanAir/TartanGround scenes are Unreal-Engine-rendered synthetic environments from CMU AirLab's simulator; TartanGround is the ground-robot-LiDAR/RGB-D derivative of the original TartanAir drone dataset. They were chosen to span distinct terrain categories — indoor structured spaces, outdoor towns, open natural terrain, industrial/underground spaces, and water-adjacent scenes — since the RANSAC ground-fitting parameters (epsilon, min_support) that work well on a flat indoor floor generalise poorly to a bumpy outdoor slope or a marsh.</w:t>
+      </w:r>
+    </w:p>
+    <w:p>
+      <w:pPr>
+        <w:pStyle w:val="Normal"/>
+      </w:pPr>
+      <w:r>
+        <w:t xml:space="preserve"/>
+      </w:r>
+    </w:p>
+    <w:p>
+      <w:pPr>
+        <w:pStyle w:val="Normal"/>
+      </w:pPr>
+      <w:r>
+        <w:t xml:space="preserve">Table 6.1 — Named scenes referenced in this report.</w:t>
+      </w:r>
+    </w:p>
+    <w:tbl>
+      <w:tblPr>
+        <w:tblStyle w:val="TableGrid"/>
+        <w:tblW w:type="auto" w:w="0"/>
+        <w:tblLook w:firstColumn="1" w:firstRow="1" w:lastColumn="0" w:lastRow="0" w:noHBand="0" w:noVBand="1" w:val="04A0"/>
+      </w:tblPr>
+      <w:tblGrid>
+        <w:gridCol w:w="2880"/>
+        <w:gridCol w:w="2880"/>
+        <w:gridCol w:w="2880"/>
+      </w:tblGrid>
+      <w:tr>
+        <w:tc>
+          <w:tcPr>
+            <w:tcW w:type="dxa" w:w="2880"/>
+          </w:tcPr>
+          <w:p>
+            <w:r>
+              <w:t>Scene / Source</w:t>
+            </w:r>
+          </w:p>
+        </w:tc>
+        <w:tc>
+          <w:tcPr>
+            <w:tcW w:type="dxa" w:w="2880"/>
+          </w:tcPr>
+          <w:p>
+            <w:r>
+              <w:t>Category</w:t>
+            </w:r>
+          </w:p>
+        </w:tc>
+        <w:tc>
+          <w:tcPr>
+            <w:tcW w:type="dxa" w:w="2880"/>
+          </w:tcPr>
+          <w:p>
+            <w:r>
+              <w:t>What it depicts</w:t>
+            </w:r>
+          </w:p>
+        </w:tc>
+      </w:tr>
+      <w:tr>
+        <w:tc>
+          <w:tcPr>
+            <w:tcW w:type="dxa" w:w="2880"/>
+          </w:tcPr>
+          <w:p>
+            <w:r>
+              <w:t>Office</w:t>
+            </w:r>
+          </w:p>
+        </w:tc>
+        <w:tc>
+          <w:tcPr>
+            <w:tcW w:type="dxa" w:w="2880"/>
+          </w:tcPr>
+          <w:p>
+            <w:r>
+              <w:t>Indoor</w:t>
+            </w:r>
+          </w:p>
+        </w:tc>
+        <w:tc>
+          <w:tcPr>
+            <w:tcW w:type="dxa" w:w="2880"/>
+          </w:tcPr>
+          <w:p>
+            <w:r>
+              <w:t>Office building interior — desks, cubicles, hallways, flat floor</w:t>
+            </w:r>
+          </w:p>
+        </w:tc>
+      </w:tr>
+      <w:tr>
+        <w:tc>
+          <w:tcPr>
+            <w:tcW w:type="dxa" w:w="2880"/>
+          </w:tcPr>
+          <w:p>
+            <w:r>
+              <w:t>House</w:t>
+            </w:r>
+          </w:p>
+        </w:tc>
+        <w:tc>
+          <w:tcPr>
+            <w:tcW w:type="dxa" w:w="2880"/>
+          </w:tcPr>
+          <w:p>
+            <w:r>
+              <w:t>Indoor</w:t>
+            </w:r>
+          </w:p>
+        </w:tc>
+        <w:tc>
+          <w:tcPr>
+            <w:tcW w:type="dxa" w:w="2880"/>
+          </w:tcPr>
+          <w:p>
+            <w:r>
+              <w:t>Residential house interior — rooms, furniture</w:t>
+            </w:r>
+          </w:p>
+        </w:tc>
+      </w:tr>
+      <w:tr>
+        <w:tc>
+          <w:tcPr>
+            <w:tcW w:type="dxa" w:w="2880"/>
+          </w:tcPr>
+          <w:p>
+            <w:r>
+              <w:t>Hospital</w:t>
+            </w:r>
+          </w:p>
+        </w:tc>
+        <w:tc>
+          <w:tcPr>
+            <w:tcW w:type="dxa" w:w="2880"/>
+          </w:tcPr>
+          <w:p>
+            <w:r>
+              <w:t>Indoor</w:t>
+            </w:r>
+          </w:p>
+        </w:tc>
+        <w:tc>
+          <w:tcPr>
+            <w:tcW w:type="dxa" w:w="2880"/>
+          </w:tcPr>
+          <w:p>
+            <w:r>
+              <w:t>Hospital interior — corridors, patient rooms</w:t>
+            </w:r>
+          </w:p>
+        </w:tc>
+      </w:tr>
+      <w:tr>
+        <w:tc>
+          <w:tcPr>
+            <w:tcW w:type="dxa" w:w="2880"/>
+          </w:tcPr>
+          <w:p>
+            <w:r>
+              <w:t>Restaurant</w:t>
+            </w:r>
+          </w:p>
+        </w:tc>
+        <w:tc>
+          <w:tcPr>
+            <w:tcW w:type="dxa" w:w="2880"/>
+          </w:tcPr>
+          <w:p>
+            <w:r>
+              <w:t>Indoor</w:t>
+            </w:r>
+          </w:p>
+        </w:tc>
+        <w:tc>
+          <w:tcPr>
+            <w:tcW w:type="dxa" w:w="2880"/>
+          </w:tcPr>
+          <w:p>
+            <w:r>
+              <w:t>Restaurant interior</w:t>
+            </w:r>
+          </w:p>
+        </w:tc>
+      </w:tr>
+      <w:tr>
+        <w:tc>
+          <w:tcPr>
+            <w:tcW w:type="dxa" w:w="2880"/>
+          </w:tcPr>
+          <w:p>
+            <w:r>
+              <w:t>Supermarket</w:t>
+            </w:r>
+          </w:p>
+        </w:tc>
+        <w:tc>
+          <w:tcPr>
+            <w:tcW w:type="dxa" w:w="2880"/>
+          </w:tcPr>
+          <w:p>
+            <w:r>
+              <w:t>Indoor</w:t>
+            </w:r>
+          </w:p>
+        </w:tc>
+        <w:tc>
+          <w:tcPr>
+            <w:tcW w:type="dxa" w:w="2880"/>
+          </w:tcPr>
+          <w:p>
+            <w:r>
+              <w:t>Grocery/retail store — aisles, large open floor</w:t>
+            </w:r>
+          </w:p>
+        </w:tc>
+      </w:tr>
+      <w:tr>
+        <w:tc>
+          <w:tcPr>
+            <w:tcW w:type="dxa" w:w="2880"/>
+          </w:tcPr>
+          <w:p>
+            <w:r>
+              <w:t>Downtown</w:t>
+            </w:r>
+          </w:p>
+        </w:tc>
+        <w:tc>
+          <w:tcPr>
+            <w:tcW w:type="dxa" w:w="2880"/>
+          </w:tcPr>
+          <w:p>
+            <w:r>
+              <w:t>Urban outdoor</w:t>
+            </w:r>
+          </w:p>
+        </w:tc>
+        <w:tc>
+          <w:tcPr>
+            <w:tcW w:type="dxa" w:w="2880"/>
+          </w:tcPr>
+          <w:p>
+            <w:r>
+              <w:t>City downtown — streets, buildings, roads</w:t>
+            </w:r>
+          </w:p>
+        </w:tc>
+      </w:tr>
+      <w:tr>
+        <w:tc>
+          <w:tcPr>
+            <w:tcW w:type="dxa" w:w="2880"/>
+          </w:tcPr>
+          <w:p>
+            <w:r>
+              <w:t>OldScandinavia</w:t>
+            </w:r>
+          </w:p>
+        </w:tc>
+        <w:tc>
+          <w:tcPr>
+            <w:tcW w:type="dxa" w:w="2880"/>
+          </w:tcPr>
+          <w:p>
+            <w:r>
+              <w:t>Urban outdoor, historic</w:t>
+            </w:r>
+          </w:p>
+        </w:tc>
+        <w:tc>
+          <w:tcPr>
+            <w:tcW w:type="dxa" w:w="2880"/>
+          </w:tcPr>
+          <w:p>
+            <w:r>
+              <w:t>Old-town village, Scandinavian-style architecture</w:t>
+            </w:r>
+          </w:p>
+        </w:tc>
+      </w:tr>
+      <w:tr>
+        <w:tc>
+          <w:tcPr>
+            <w:tcW w:type="dxa" w:w="2880"/>
+          </w:tcPr>
+          <w:p>
+            <w:r>
+              <w:t>OldTownFall</w:t>
+            </w:r>
+          </w:p>
+        </w:tc>
+        <w:tc>
+          <w:tcPr>
+            <w:tcW w:type="dxa" w:w="2880"/>
+          </w:tcPr>
+          <w:p>
+            <w:r>
+              <w:t>Urban outdoor, historic</w:t>
+            </w:r>
+          </w:p>
+        </w:tc>
+        <w:tc>
+          <w:tcPr>
+            <w:tcW w:type="dxa" w:w="2880"/>
+          </w:tcPr>
+          <w:p>
+            <w:r>
+              <w:t>Same old-town style, autumn season/foliage</w:t>
+            </w:r>
+          </w:p>
+        </w:tc>
+      </w:tr>
+      <w:tr>
+        <w:tc>
+          <w:tcPr>
+            <w:tcW w:type="dxa" w:w="2880"/>
+          </w:tcPr>
+          <w:p>
+            <w:r>
+              <w:t>OldTownWinter</w:t>
+            </w:r>
+          </w:p>
+        </w:tc>
+        <w:tc>
+          <w:tcPr>
+            <w:tcW w:type="dxa" w:w="2880"/>
+          </w:tcPr>
+          <w:p>
+            <w:r>
+              <w:t>Urban outdoor, historic</w:t>
+            </w:r>
+          </w:p>
+        </w:tc>
+        <w:tc>
+          <w:tcPr>
+            <w:tcW w:type="dxa" w:w="2880"/>
+          </w:tcPr>
+          <w:p>
+            <w:r>
+              <w:t>Same old-town style, snow-covered; added as a snow/ice terrain type</w:t>
+            </w:r>
+          </w:p>
+        </w:tc>
+      </w:tr>
+      <w:tr>
+        <w:tc>
+          <w:tcPr>
+            <w:tcW w:type="dxa" w:w="2880"/>
+          </w:tcPr>
+          <w:p>
+            <w:r>
+              <w:t>AncientTowns</w:t>
+            </w:r>
+          </w:p>
+        </w:tc>
+        <w:tc>
+          <w:tcPr>
+            <w:tcW w:type="dxa" w:w="2880"/>
+          </w:tcPr>
+          <w:p>
+            <w:r>
+              <w:t>Urban outdoor, historic</w:t>
+            </w:r>
+          </w:p>
+        </w:tc>
+        <w:tc>
+          <w:tcPr>
+            <w:tcW w:type="dxa" w:w="2880"/>
+          </w:tcPr>
+          <w:p>
+            <w:r>
+              <w:t>Old/medieval-style stone town streets; added as a rural terrain type</w:t>
+            </w:r>
+          </w:p>
+        </w:tc>
+      </w:tr>
+      <w:tr>
+        <w:tc>
+          <w:tcPr>
+            <w:tcW w:type="dxa" w:w="2880"/>
+          </w:tcPr>
+          <w:p>
+            <w:r>
+              <w:t>SeasideTown</w:t>
+            </w:r>
+          </w:p>
+        </w:tc>
+        <w:tc>
+          <w:tcPr>
+            <w:tcW w:type="dxa" w:w="2880"/>
+          </w:tcPr>
+          <w:p>
+            <w:r>
+              <w:t>Urban outdoor, coastal</w:t>
+            </w:r>
+          </w:p>
+        </w:tc>
+        <w:tc>
+          <w:tcPr>
+            <w:tcW w:type="dxa" w:w="2880"/>
+          </w:tcPr>
+          <w:p>
+            <w:r>
+              <w:t>Coastal beach town</w:t>
+            </w:r>
+          </w:p>
+        </w:tc>
+      </w:tr>
+      <w:tr>
+        <w:tc>
+          <w:tcPr>
+            <w:tcW w:type="dxa" w:w="2880"/>
+          </w:tcPr>
+          <w:p>
+            <w:r>
+              <w:t>WesternDesertTown</w:t>
+            </w:r>
+          </w:p>
+        </w:tc>
+        <w:tc>
+          <w:tcPr>
+            <w:tcW w:type="dxa" w:w="2880"/>
+          </w:tcPr>
+          <w:p>
+            <w:r>
+              <w:t>Urban outdoor, desert</w:t>
+            </w:r>
+          </w:p>
+        </w:tc>
+        <w:tc>
+          <w:tcPr>
+            <w:tcW w:type="dxa" w:w="2880"/>
+          </w:tcPr>
+          <w:p>
+            <w:r>
+              <w:t>Wild-west-style desert town, dusty streets</w:t>
+            </w:r>
+          </w:p>
+        </w:tc>
+      </w:tr>
+      <w:tr>
+        <w:tc>
+          <w:tcPr>
+            <w:tcW w:type="dxa" w:w="2880"/>
+          </w:tcPr>
+          <w:p>
+            <w:r>
+              <w:t>GothicIsland</w:t>
+            </w:r>
+          </w:p>
+        </w:tc>
+        <w:tc>
+          <w:tcPr>
+            <w:tcW w:type="dxa" w:w="2880"/>
+          </w:tcPr>
+          <w:p>
+            <w:r>
+              <w:t>Urban outdoor, water-adjacent</w:t>
+            </w:r>
+          </w:p>
+        </w:tc>
+        <w:tc>
+          <w:tcPr>
+            <w:tcW w:type="dxa" w:w="2880"/>
+          </w:tcPr>
+          <w:p>
+            <w:r>
+              <w:t>Small island with gothic cathedral/castle architecture, surrounded by water</w:t>
+            </w:r>
+          </w:p>
+        </w:tc>
+      </w:tr>
+      <w:tr>
+        <w:tc>
+          <w:tcPr>
+            <w:tcW w:type="dxa" w:w="2880"/>
+          </w:tcPr>
+          <w:p>
+            <w:r>
+              <w:t>ForestEnv</w:t>
+            </w:r>
+          </w:p>
+        </w:tc>
+        <w:tc>
+          <w:tcPr>
+            <w:tcW w:type="dxa" w:w="2880"/>
+          </w:tcPr>
+          <w:p>
+            <w:r>
+              <w:t>Outdoor nature</w:t>
+            </w:r>
+          </w:p>
+        </w:tc>
+        <w:tc>
+          <w:tcPr>
+            <w:tcW w:type="dxa" w:w="2880"/>
+          </w:tcPr>
+          <w:p>
+            <w:r>
+              <w:t>Generic forested terrain — trees, dirt paths</w:t>
+            </w:r>
+          </w:p>
+        </w:tc>
+      </w:tr>
+      <w:tr>
+        <w:tc>
+          <w:tcPr>
+            <w:tcW w:type="dxa" w:w="2880"/>
+          </w:tcPr>
+          <w:p>
+            <w:r>
+              <w:t>SeasonalForestAutumn</w:t>
+            </w:r>
+          </w:p>
+        </w:tc>
+        <w:tc>
+          <w:tcPr>
+            <w:tcW w:type="dxa" w:w="2880"/>
+          </w:tcPr>
+          <w:p>
+            <w:r>
+              <w:t>Outdoor nature</w:t>
+            </w:r>
+          </w:p>
+        </w:tc>
+        <w:tc>
+          <w:tcPr>
+            <w:tcW w:type="dxa" w:w="2880"/>
+          </w:tcPr>
+          <w:p>
+            <w:r>
+              <w:t>Forest environment, autumn season</w:t>
+            </w:r>
+          </w:p>
+        </w:tc>
+      </w:tr>
+      <w:tr>
+        <w:tc>
+          <w:tcPr>
+            <w:tcW w:type="dxa" w:w="2880"/>
+          </w:tcPr>
+          <w:p>
+            <w:r>
+              <w:t>SeasonalForestSpring</w:t>
+            </w:r>
+          </w:p>
+        </w:tc>
+        <w:tc>
+          <w:tcPr>
+            <w:tcW w:type="dxa" w:w="2880"/>
+          </w:tcPr>
+          <w:p>
+            <w:r>
+              <w:t>Outdoor nature</w:t>
+            </w:r>
+          </w:p>
+        </w:tc>
+        <w:tc>
+          <w:tcPr>
+            <w:tcW w:type="dxa" w:w="2880"/>
+          </w:tcPr>
+          <w:p>
+            <w:r>
+              <w:t>Same forest environment, spring season</w:t>
+            </w:r>
+          </w:p>
+        </w:tc>
+      </w:tr>
+      <w:tr>
+        <w:tc>
+          <w:tcPr>
+            <w:tcW w:type="dxa" w:w="2880"/>
+          </w:tcPr>
+          <w:p>
+            <w:r>
+              <w:t>SeasonalForestWinterNight</w:t>
+            </w:r>
+          </w:p>
+        </w:tc>
+        <w:tc>
+          <w:tcPr>
+            <w:tcW w:type="dxa" w:w="2880"/>
+          </w:tcPr>
+          <w:p>
+            <w:r>
+              <w:t>Outdoor nature</w:t>
+            </w:r>
+          </w:p>
+        </w:tc>
+        <w:tc>
+          <w:tcPr>
+            <w:tcW w:type="dxa" w:w="2880"/>
+          </w:tcPr>
+          <w:p>
+            <w:r>
+              <w:t>Same forest environment, winter, night-time lighting</w:t>
+            </w:r>
+          </w:p>
+        </w:tc>
+      </w:tr>
+      <w:tr>
+        <w:tc>
+          <w:tcPr>
+            <w:tcW w:type="dxa" w:w="2880"/>
+          </w:tcPr>
+          <w:p>
+            <w:r>
+              <w:t>Gascola</w:t>
+            </w:r>
+          </w:p>
+        </w:tc>
+        <w:tc>
+          <w:tcPr>
+            <w:tcW w:type="dxa" w:w="2880"/>
+          </w:tcPr>
+          <w:p>
+            <w:r>
+              <w:t>Outdoor nature, rough terrain</w:t>
+            </w:r>
+          </w:p>
+        </w:tc>
+        <w:tc>
+          <w:tcPr>
+            <w:tcW w:type="dxa" w:w="2880"/>
+          </w:tcPr>
+          <w:p>
+            <w:r>
+              <w:t>Rugged, rocky outdoor trail terrain (named after the real Gascola park near Pittsburgh used as an AirLab field-test site)</w:t>
+            </w:r>
+          </w:p>
+        </w:tc>
+      </w:tr>
+      <w:tr>
+        <w:tc>
+          <w:tcPr>
+            <w:tcW w:type="dxa" w:w="2880"/>
+          </w:tcPr>
+          <w:p>
+            <w:r>
+              <w:t>GreatMarsh</w:t>
+            </w:r>
+          </w:p>
+        </w:tc>
+        <w:tc>
+          <w:tcPr>
+            <w:tcW w:type="dxa" w:w="2880"/>
+          </w:tcPr>
+          <w:p>
+            <w:r>
+              <w:t>Outdoor nature, wetland</w:t>
+            </w:r>
+          </w:p>
+        </w:tc>
+        <w:tc>
+          <w:tcPr>
+            <w:tcW w:type="dxa" w:w="2880"/>
+          </w:tcPr>
+          <w:p>
+            <w:r>
+              <w:t>Muddy wetland/marsh — reeds, standing water</w:t>
+            </w:r>
+          </w:p>
+        </w:tc>
+      </w:tr>
+      <w:tr>
+        <w:tc>
+          <w:tcPr>
+            <w:tcW w:type="dxa" w:w="2880"/>
+          </w:tcPr>
+          <w:p>
+            <w:r>
+              <w:t>BrushifyMoon</w:t>
+            </w:r>
+          </w:p>
+        </w:tc>
+        <w:tc>
+          <w:tcPr>
+            <w:tcW w:type="dxa" w:w="2880"/>
+          </w:tcPr>
+          <w:p>
+            <w:r>
+              <w:t>Outdoor nature, rough terrain</w:t>
+            </w:r>
+          </w:p>
+        </w:tc>
+        <w:tc>
+          <w:tcPr>
+            <w:tcW w:type="dxa" w:w="2880"/>
+          </w:tcPr>
+          <w:p>
+            <w:r>
+              <w:t>Lunar-style rocky/sci-fi terrain; added as a mixed, rough terrain type</w:t>
+            </w:r>
+          </w:p>
+        </w:tc>
+      </w:tr>
+      <w:tr>
+        <w:tc>
+          <w:tcPr>
+            <w:tcW w:type="dxa" w:w="2880"/>
+          </w:tcPr>
+          <w:p>
+            <w:r>
+              <w:t>DesertGasStation</w:t>
+            </w:r>
+          </w:p>
+        </w:tc>
+        <w:tc>
+          <w:tcPr>
+            <w:tcW w:type="dxa" w:w="2880"/>
+          </w:tcPr>
+          <w:p>
+            <w:r>
+              <w:t>Outdoor nature, desert</w:t>
+            </w:r>
+          </w:p>
+        </w:tc>
+        <w:tc>
+          <w:tcPr>
+            <w:tcW w:type="dxa" w:w="2880"/>
+          </w:tcPr>
+          <w:p>
+            <w:r>
+              <w:t>Sandy desert terrain with a gas-station structure</w:t>
+            </w:r>
+          </w:p>
+        </w:tc>
+      </w:tr>
+      <w:tr>
+        <w:tc>
+          <w:tcPr>
+            <w:tcW w:type="dxa" w:w="2880"/>
+          </w:tcPr>
+          <w:p>
+            <w:r>
+              <w:t>AbandonedFactory</w:t>
+            </w:r>
+          </w:p>
+        </w:tc>
+        <w:tc>
+          <w:tcPr>
+            <w:tcW w:type="dxa" w:w="2880"/>
+          </w:tcPr>
+          <w:p>
+            <w:r>
+              <w:t>Industrial</w:t>
+            </w:r>
+          </w:p>
+        </w:tc>
+        <w:tc>
+          <w:tcPr>
+            <w:tcW w:type="dxa" w:w="2880"/>
+          </w:tcPr>
+          <w:p>
+            <w:r>
+              <w:t>Derelict industrial factory — machinery, rust, warehouse space</w:t>
+            </w:r>
+          </w:p>
+        </w:tc>
+      </w:tr>
+      <w:tr>
+        <w:tc>
+          <w:tcPr>
+            <w:tcW w:type="dxa" w:w="2880"/>
+          </w:tcPr>
+          <w:p>
+            <w:r>
+              <w:t>CoalMine</w:t>
+            </w:r>
+          </w:p>
+        </w:tc>
+        <w:tc>
+          <w:tcPr>
+            <w:tcW w:type="dxa" w:w="2880"/>
+          </w:tcPr>
+          <w:p>
+            <w:r>
+              <w:t>Industrial, underground</w:t>
+            </w:r>
+          </w:p>
+        </w:tc>
+        <w:tc>
+          <w:tcPr>
+            <w:tcW w:type="dxa" w:w="2880"/>
+          </w:tcPr>
+          <w:p>
+            <w:r>
+              <w:t>Underground mine tunnels</w:t>
+            </w:r>
+          </w:p>
+        </w:tc>
+      </w:tr>
+      <w:tr>
+        <w:tc>
+          <w:tcPr>
+            <w:tcW w:type="dxa" w:w="2880"/>
+          </w:tcPr>
+          <w:p>
+            <w:r>
+              <w:t>Sewerage</w:t>
+            </w:r>
+          </w:p>
+        </w:tc>
+        <w:tc>
+          <w:tcPr>
+            <w:tcW w:type="dxa" w:w="2880"/>
+          </w:tcPr>
+          <w:p>
+            <w:r>
+              <w:t>Industrial, underground</w:t>
+            </w:r>
+          </w:p>
+        </w:tc>
+        <w:tc>
+          <w:tcPr>
+            <w:tcW w:type="dxa" w:w="2880"/>
+          </w:tcPr>
+          <w:p>
+            <w:r>
+              <w:t>Underground sewer tunnel system, narrow</w:t>
+            </w:r>
+          </w:p>
+        </w:tc>
+      </w:tr>
+      <w:tr>
+        <w:tc>
+          <w:tcPr>
+            <w:tcW w:type="dxa" w:w="2880"/>
+          </w:tcPr>
+          <w:p>
+            <w:r>
+              <w:t>NordicHarbor</w:t>
+            </w:r>
+          </w:p>
+        </w:tc>
+        <w:tc>
+          <w:tcPr>
+            <w:tcW w:type="dxa" w:w="2880"/>
+          </w:tcPr>
+          <w:p>
+            <w:r>
+              <w:t>Water-adjacent</w:t>
+            </w:r>
+          </w:p>
+        </w:tc>
+        <w:tc>
+          <w:tcPr>
+            <w:tcW w:type="dxa" w:w="2880"/>
+          </w:tcPr>
+          <w:p>
+            <w:r>
+              <w:t>Dock/harbor scene, Scandinavian style</w:t>
+            </w:r>
+          </w:p>
+        </w:tc>
+      </w:tr>
+      <w:tr>
+        <w:tc>
+          <w:tcPr>
+            <w:tcW w:type="dxa" w:w="2880"/>
+          </w:tcPr>
+          <w:p>
+            <w:r>
+              <w:t>WaterMillDay</w:t>
+            </w:r>
+          </w:p>
+        </w:tc>
+        <w:tc>
+          <w:tcPr>
+            <w:tcW w:type="dxa" w:w="2880"/>
+          </w:tcPr>
+          <w:p>
+            <w:r>
+              <w:t>Water-adjacent, rural</w:t>
+            </w:r>
+          </w:p>
+        </w:tc>
+        <w:tc>
+          <w:tcPr>
+            <w:tcW w:type="dxa" w:w="2880"/>
+          </w:tcPr>
+          <w:p>
+            <w:r>
+              <w:t>Rural watermill scene, daytime</w:t>
+            </w:r>
+          </w:p>
+        </w:tc>
+      </w:tr>
+      <w:tr>
+        <w:tc>
+          <w:tcPr>
+            <w:tcW w:type="dxa" w:w="2880"/>
+          </w:tcPr>
+          <w:p>
+            <w:r>
+              <w:t>RELLIS-3D</w:t>
+            </w:r>
+          </w:p>
+        </w:tc>
+        <w:tc>
+          <w:tcPr>
+            <w:tcW w:type="dxa" w:w="2880"/>
+          </w:tcPr>
+          <w:p>
+            <w:r>
+              <w:t>Real-world (off-road)</w:t>
+            </w:r>
+          </w:p>
+        </w:tc>
+        <w:tc>
+          <w:tcPr>
+            <w:tcW w:type="dxa" w:w="2880"/>
+          </w:tcPr>
+          <w:p>
+            <w:r>
+              <w:t>Real Ouster LiDAR scans, Texas A&amp;M off-road test course; human-annotated ground truth; used as a sim-to-real generalisation benchmark</w:t>
+            </w:r>
+          </w:p>
+        </w:tc>
+      </w:tr>
+      <w:tr>
+        <w:tc>
+          <w:tcPr>
+            <w:tcW w:type="dxa" w:w="2880"/>
+          </w:tcPr>
+          <w:p>
+            <w:r>
+              <w:t>DIODE</w:t>
+            </w:r>
+          </w:p>
+        </w:tc>
+        <w:tc>
+          <w:tcPr>
+            <w:tcW w:type="dxa" w:w="2880"/>
+          </w:tcPr>
+          <w:p>
+            <w:r>
+              <w:t>Real-world (RGB-D)</w:t>
+            </w:r>
+          </w:p>
+        </w:tc>
+        <w:tc>
+          <w:tcPr>
+            <w:tcW w:type="dxa" w:w="2880"/>
+          </w:tcPr>
+          <w:p>
+            <w:r>
+              <w:t>Real RGB photo + dense depth map pairs from a surveying-grade scanner; back-projected to point clouds to test a genuinely different sensing modality</w:t>
+            </w:r>
+          </w:p>
+        </w:tc>
+      </w:tr>
+      <w:tr>
+        <w:tc>
+          <w:tcPr>
+            <w:tcW w:type="dxa" w:w="2880"/>
+          </w:tcPr>
+          <w:p>
+            <w:r>
+              <w:t>WildScenes</w:t>
+            </w:r>
+          </w:p>
+        </w:tc>
+        <w:tc>
+          <w:tcPr>
+            <w:tcW w:type="dxa" w:w="2880"/>
+          </w:tcPr>
+          <w:p>
+            <w:r>
+              <w:t>Real-world (off-road)</w:t>
+            </w:r>
+          </w:p>
+        </w:tc>
+        <w:tc>
+          <w:tcPr>
+            <w:tcW w:type="dxa" w:w="2880"/>
+          </w:tcPr>
+          <w:p>
+            <w:r>
+              <w:t>Real handheld-LiDAR SLAM submaps from two Australian forests (Karawatha, Venman; CSIRO Robotics), with genuine per-point semantic ground truth</w:t>
+            </w:r>
+          </w:p>
+        </w:tc>
+      </w:tr>
+      <w:tr>
+        <w:tc>
+          <w:tcPr>
+            <w:tcW w:type="dxa" w:w="2880"/>
+          </w:tcPr>
+          <w:p>
+            <w:r>
+              <w:t>OpenTopography surveys</w:t>
+            </w:r>
+          </w:p>
+        </w:tc>
+        <w:tc>
+          <w:tcPr>
+            <w:tcW w:type="dxa" w:w="2880"/>
+          </w:tcPr>
+          <w:p>
+            <w:r>
+              <w:t>Real-world (airborne LiDAR)</w:t>
+            </w:r>
+          </w:p>
+        </w:tc>
+        <w:tc>
+          <w:tcPr>
+            <w:tcW w:type="dxa" w:w="2880"/>
+          </w:tcPr>
+          <w:p>
+            <w:r>
+              <w:t>Seven independently-sourced public airborne LiDAR surveys covering natural/undeveloped and human-made terrain</w:t>
+            </w:r>
+          </w:p>
+        </w:tc>
+      </w:tr>
+      <w:tr>
+        <w:tc>
+          <w:tcPr>
+            <w:tcW w:type="dxa" w:w="2880"/>
+          </w:tcPr>
+          <w:p>
+            <w:r>
+              <w:t>S3DIS</w:t>
+            </w:r>
+          </w:p>
+        </w:tc>
+        <w:tc>
+          <w:tcPr>
+            <w:tcW w:type="dxa" w:w="2880"/>
+          </w:tcPr>
+          <w:p>
+            <w:r>
+              <w:t>Real-world (indoor point clouds)</w:t>
+            </w:r>
+          </w:p>
+        </w:tc>
+        <w:tc>
+          <w:tcPr>
+            <w:tcW w:type="dxa" w:w="2880"/>
+          </w:tcPr>
+          <w:p>
+            <w:r>
+              <w:t>272 real indoor rooms across six large-scale buildings (offices, hallways, conference rooms, auditoriums, lobbies, etc.) with per-point RGB, from the Stanford Large-Scale 3D Indoor Spaces dataset -- the only source in this report from an independent, non-TartanAir sensing pipeline.</w:t>
+            </w:r>
+          </w:p>
+        </w:tc>
+      </w:tr>
+    </w:tbl>
     <w:p>
       <w:pPr>
         <w:pStyle w:val="Heading1"/>
@@ -2799,6 +4212,12 @@
           <w:i w:val="0"/>
         </w:rPr>
         <w:t>All three of the sparsest scenes failed outright; the two clearest successes are the two densest scenes. Root cause: eps is an absolute-meters tolerance calibrated against dense synthetic training clouds; applied to a real scene where points spread thin over hundreds of square meters, that tolerance often cannot accumulate enough coplanar points to clear the minimum-support threshold, regardless of whether a real flat surface exists.</w:t>
+      </w:r>
+    </w:p>
+    <w:p>
+      <w:pPr/>
+      <w:r>
+        <w:t>This density-mismatch explanation was subsequently generalized and quantified across three independently-tested real-world sources (this pilot's merged scenes, plus the RELLIS-3D and WildScenes tests of Sections 16 and 13) by comparing each model-chosen eps against an independent, per-scene scale reference — a low-percentile nearest-neighbour distance, resistant to outlier domination, computed directly from each scene's own cached point cloud with no RANSAC or RL re-run involved. Across 76 frames, the ratio of chosen eps to that scale reference differs sharply by outcome: a median of 5.24 (eps larger than the scene's natural point spacing) on frames where a plane was found, versus a median of 0.25 (eps smaller than that spacing) on frames where nothing was found — a roughly twenty-fold separation. This turns the qualitative density explanation into a falsifiable rule: detection fails specifically when the chosen eps falls below the scene's own local point-spacing scale, and is comparatively tolerant of eps being too large (by as much as 5-10x) rather than too small.</w:t>
       </w:r>
     </w:p>
     <w:p>
@@ -2883,7 +4302,7 @@
         <w:pStyle w:val="Heading1"/>
       </w:pPr>
       <w:r>
-        <w:t>8. RELLIS-3D Visual Ground-Truth Comparison</w:t>
+        <w:t>8. TartanGround Semantic Ground-Truth Comparison (6 Named Scenes)</w:t>
       </w:r>
     </w:p>
     <w:p>
@@ -2892,7 +4311,7 @@
           <w:b w:val="0"/>
           <w:i w:val="0"/>
         </w:rPr>
-        <w:t>RELLIS-3D provides real per-point ground-truth masks for 6 scenes only (AbandonedFactory, CoalMine, Gascola, House, NordicHarbor, WesternDesertTown). This test, run in direct response to explicit user feedback that numeric IoU scores were not wanted for this particular comparison, scores the single-shot-bypass prediction against real ground truth using TP/FP/FN/TN confusion-matrix coloring (yellow/red/orange/gray) instead of a single numeric score. Point/mask alignment was handled defensively rather than assumed: different scenes' masks were empirically found to align to different point counts (some to the raw point cloud, some to a 0.05m-voxel-downsampled version), so the loader tries both and skips a frame with an explicit message rather than silently comparing misaligned arrays.</w:t>
+        <w:t>This section's name was corrected after finding it mislabeled: earlier text called this data "RELLIS-3D", but tracing precompute_gt_masks.py showed the real source is TartanAir's own semantic point cloud (sem_pcd, downloaded via the tartanair package), with ground-related semantic classes (grass, road, floor, dirt, sand, rock, terrain, pavement, asphalt) matched by color and aligned to each LiDAR frame via pose-based nearest-neighbor search -- not the real RELLIS-3D dataset, which is covered separately in Section 16. This provides real per-point ground-truth masks for 6 TartanGround scenes only (AbandonedFactory, CoalMine, Gascola, House, NordicHarbor, WesternDesertTown). This test, run in direct response to explicit user feedback that numeric IoU scores were not wanted for this particular comparison, scores the single-shot-bypass prediction against real ground truth using TP/FP/FN/TN confusion-matrix coloring (yellow/red/orange/gray) instead of a single numeric score. Point/mask alignment was handled defensively rather than assumed: different scenes' masks were empirically found to align to different point counts (some to the raw point cloud, some to a 0.05m-voxel-downsampled version), so the loader tries both and skips a frame with an explicit message rather than silently comparing misaligned arrays.</w:t>
       </w:r>
     </w:p>
     <w:tbl>
@@ -3125,7 +4544,7 @@
           <w:i/>
           <w:sz w:val="20"/>
         </w:rPr>
-        <w:t>Figure 8.1: RELLIS-3D, NordicHarbor — clean success. Yellow = correctly predicted ground, orange = real ground missed, gray = correctly excluded non-ground.</w:t>
+        <w:t>Figure 8.1: NordicHarbor (TartanGround semantic ground truth) — clean success. Yellow = correctly predicted ground, orange = real ground missed, gray = correctly excluded non-ground.</w:t>
       </w:r>
     </w:p>
     <w:p>
@@ -3142,7 +4561,7 @@
           <w:b w:val="0"/>
           <w:i w:val="0"/>
         </w:rPr>
-        <w:t>30 tiles of a dense, real, semantically-labeled urban point cloud (real RGB, real ASPRS-style classification, 2.2-3.8 million points per tile) were tested across two batches. A coordinate-frame bug was caught and fixed before it could produce silently-invalid results: the raw survey coordinates would have made the range-based scene feature wildly out of distribution without recentering (Section 5.2).</w:t>
+        <w:t>30 tiles of a dense, real, semantically-labeled urban point cloud (real RGB, real ASPRS-style classification, 2.2-3.8 million points per tile) were tested across two batches. A coordinate-frame bug was caught and fixed before it could produce silently-invalid results: the raw survey coordinates would have made the range-based scene feature wildly out of distribution without recentering (Section 5.2). A second, separate coordinate bug was found and fixed later (Section 14.6): compute_scene_features()'s two ground-related features assumed z-down data, silently describing the top of each tile rather than the ground on this z-up source. Wall (vertical-plane) detection was also added, reusing detect_ground_and_walls.py's find_wall_planes(). All 30 tiles were re-run after both fixes: still 30/30 found, now with an average of 0.9 walls/tile (9 of 30 tiles have at least one -- most urban street tiles simply don't contain a clean vertical surface within the RANSAC-detected shape budget).</w:t>
       </w:r>
     </w:p>
     <w:tbl>
@@ -3392,14 +4811,17 @@
       </w:r>
     </w:p>
     <w:p>
-      <w:pPr>
-        <w:jc w:val="center"/>
-      </w:pPr>
+      <w:r>
+        <w:rPr>
+          <w:b w:val="0"/>
+          <w:i/>
+        </w:rPr>
+      </w:r>
       <w:r>
         <w:drawing>
           <wp:inline xmlns:a="http://schemas.openxmlformats.org/drawingml/2006/main" xmlns:pic="http://schemas.openxmlformats.org/drawingml/2006/picture">
             <wp:extent cx="5303520" cy="2983230"/>
-            <wp:docPr id="3" name="Picture 3"/>
+            <wp:docPr id="22" name="Picture 22"/>
             <wp:cNvGraphicFramePr>
               <a:graphicFrameLocks noChangeAspect="1"/>
             </wp:cNvGraphicFramePr>
@@ -3407,11 +4829,11 @@
               <a:graphicData uri="http://schemas.openxmlformats.org/drawingml/2006/picture">
                 <pic:pic>
                   <pic:nvPicPr>
-                    <pic:cNvPr id="0" name="tile12_0000009886_0000010098.png"/>
+                    <pic:cNvPr id="0" name="tile12_0000001340_0000001490.png"/>
                     <pic:cNvPicPr/>
                   </pic:nvPicPr>
                   <pic:blipFill>
-                    <a:blip r:embed="rId11"/>
+                    <a:blip r:embed="rId30"/>
                     <a:stretch>
                       <a:fillRect/>
                     </a:stretch>
@@ -3431,15 +4853,8 @@
       </w:r>
     </w:p>
     <w:p>
-      <w:pPr>
-        <w:jc w:val="center"/>
-      </w:pPr>
       <w:r>
-        <w:rPr>
-          <w:i/>
-          <w:sz w:val="20"/>
-        </w:rPr>
-        <w:t>Figure 9.1: Urban tile, predicted ground plane (green) cleanly tracing the road network.</w:t>
+        <w:t>Figure 9.1: Urban tile 12 -- true-color point cloud (left) and ground/wall classification (right).</w:t>
       </w:r>
     </w:p>
     <w:p>
@@ -3870,7 +5285,7 @@
           <w:b w:val="0"/>
           <w:i w:val="0"/>
         </w:rPr>
-        <w:t>17 of 26 tiles (all from the five undeveloped/natural surveys) found no plane at all at the model's own chosen parameters. Ridgecrest — the one human-made-flat survey in the set — succeeded cleanly on all 5 tiles (sub-1° angle accuracy). The Sacramento River and Coastal Dune Erosion surveys sit in between: they do sometimes find a genuinely near-horizontal plane, but IoU against real ground truth stays low (0.04-0.23).</w:t>
+        <w:t>17 of 26 tiles (all from the five undeveloped/natural surveys) found no plane at all at the model's own chosen parameters. Ridgecrest — the one human-made-flat survey in the set — succeeded cleanly on all 5 tiles (sub-1° angle accuracy). The Sacramento River and Coastal Dune Erosion surveys sit in between: they do sometimes find a genuinely near-horizontal plane, but its overlap with the real ASPRS ground-truth points stays low (4%-23%).</w:t>
       </w:r>
     </w:p>
     <w:p>
@@ -3879,7 +5294,7 @@
           <w:b w:val="0"/>
           <w:i w:val="0"/>
         </w:rPr>
-        <w:t>A manual eps-override diagnostic on the two hardest failures (Sawpit Wash, San Andreas Fault) confirmed this is not simply a parameter-tuning problem: loosening eps up to 6× the model's chosen value does recover a genuinely horizontal candidate plane, but the best achievable IoU against real ground truth still only reaches 9.4% and 18.2% respectively. The Dune-Dune Interactions survey is the sharpest evidence for this conclusion: those tiles are 90-98% real ASPRS “ground” class (almost the entire point cloud, since bare sand has little vegetation to misclassify), and still failed outright — undulating shape alone, independent of vegetation/clutter, is enough to break single-plane detection.</w:t>
+        <w:t>A manual eps-override diagnostic on the two hardest failures (Sawpit Wash, San Andreas Fault) confirmed this is not simply a parameter-tuning problem: loosening eps up to 6× the model's chosen value does recover a genuinely horizontal candidate plane, but its best achievable overlap with real ASPRS ground-truth points still only reaches 9.4% and 18.2% respectively. The Dune-Dune Interactions survey is the sharpest evidence for this conclusion: those tiles are 90-98% real ASPRS “ground” class (almost the entire point cloud, since bare sand has little vegetation to misclassify), and still failed outright — undulating shape alone, independent of vegetation/clutter, is enough to break single-plane detection. All 26 tiles were re-run after the same z-up feature-extraction fix and with wall detection added (Section 14.6/9): 10/26 still found a plane (versus 9/26 before the fix -- consistent with this being a genuine geometric limitation of undulating terrain, not something the fix was expected to resolve).</w:t>
       </w:r>
     </w:p>
     <w:p>
@@ -3890,7 +5305,7 @@
         <w:drawing>
           <wp:inline xmlns:a="http://schemas.openxmlformats.org/drawingml/2006/main" xmlns:pic="http://schemas.openxmlformats.org/drawingml/2006/picture">
             <wp:extent cx="5303520" cy="3409406"/>
-            <wp:docPr id="4" name="Picture 4"/>
+            <wp:docPr id="3" name="Picture 3"/>
             <wp:cNvGraphicFramePr>
               <a:graphicFrameLocks noChangeAspect="1"/>
             </wp:cNvGraphicFramePr>
@@ -3902,7 +5317,7 @@
                     <pic:cNvPicPr/>
                   </pic:nvPicPr>
                   <pic:blipFill>
-                    <a:blip r:embed="rId12"/>
+                    <a:blip r:embed="rId11"/>
                     <a:stretch>
                       <a:fillRect/>
                     </a:stretch>
@@ -3941,7 +5356,7 @@
         <w:drawing>
           <wp:inline xmlns:a="http://schemas.openxmlformats.org/drawingml/2006/main" xmlns:pic="http://schemas.openxmlformats.org/drawingml/2006/picture">
             <wp:extent cx="5303520" cy="3409406"/>
-            <wp:docPr id="5" name="Picture 5"/>
+            <wp:docPr id="4" name="Picture 4"/>
             <wp:cNvGraphicFramePr>
               <a:graphicFrameLocks noChangeAspect="1"/>
             </wp:cNvGraphicFramePr>
@@ -3953,7 +5368,7 @@
                     <pic:cNvPicPr/>
                   </pic:nvPicPr>
                   <pic:blipFill>
-                    <a:blip r:embed="rId13"/>
+                    <a:blip r:embed="rId12"/>
                     <a:stretch>
                       <a:fillRect/>
                     </a:stretch>
@@ -4261,7 +5676,7 @@
           <w:b w:val="0"/>
           <w:i w:val="0"/>
         </w:rPr>
-        <w:t>To test a genuinely different data modality — a single RGB image plus a dense depth map, not a native point cloud — DIODE (real RGB + depth from a survey-grade laser scanner, freely downloadable) was back-projected to 3D via its published camera intrinsics (fx=886.81, fy=927.06, cx=512, cy=384). 18 random outdoor crops were tested across two batches.</w:t>
+        <w:t>To test a genuinely different data modality — a single RGB image plus a dense depth map, not a native point cloud — DIODE (real RGB + depth from a survey-grade laser scanner, freely downloadable) was back-projected to 3D via its published camera intrinsics (fx=886.81, fy=927.06, cx=512, cy=384). 24 random outdoor crops were tested across three batches; 21 of those 24 were re-run after a z-up feature-extraction fix (Section 14.6) and with wall detection added, reusing detect_ground_and_walls.py's find_wall_planes() -- still 21/21 found, now averaging 5.4 walls/crop (20 of 21 crops have at least one).</w:t>
       </w:r>
     </w:p>
     <w:tbl>
@@ -4422,6 +5837,48 @@
           </w:tcPr>
           <w:p>
             <w:r>
+              <w:t>3 (seed 42)</w:t>
+            </w:r>
+          </w:p>
+        </w:tc>
+        <w:tc>
+          <w:tcPr>
+            <w:tcW w:type="dxa" w:w="2160"/>
+          </w:tcPr>
+          <w:p>
+            <w:r>
+              <w:t>6</w:t>
+            </w:r>
+          </w:p>
+        </w:tc>
+        <w:tc>
+          <w:tcPr>
+            <w:tcW w:type="dxa" w:w="2160"/>
+          </w:tcPr>
+          <w:p>
+            <w:r>
+              <w:t>6/6 (100%)</w:t>
+            </w:r>
+          </w:p>
+        </w:tc>
+        <w:tc>
+          <w:tcPr>
+            <w:tcW w:type="dxa" w:w="2160"/>
+          </w:tcPr>
+          <w:p>
+            <w:r>
+              <w:t>0/6 (0%)</w:t>
+            </w:r>
+          </w:p>
+        </w:tc>
+      </w:tr>
+      <w:tr>
+        <w:tc>
+          <w:tcPr>
+            <w:tcW w:type="dxa" w:w="2160"/>
+          </w:tcPr>
+          <w:p>
+            <w:r>
               <w:t>Combined</w:t>
             </w:r>
           </w:p>
@@ -4432,7 +5889,7 @@
           </w:tcPr>
           <w:p>
             <w:r>
-              <w:t>18</w:t>
+              <w:t>24</w:t>
             </w:r>
           </w:p>
         </w:tc>
@@ -4442,7 +5899,7 @@
           </w:tcPr>
           <w:p>
             <w:r>
-              <w:t>13/18 (72%)</w:t>
+              <w:t>19/24 (79%)</w:t>
             </w:r>
           </w:p>
         </w:tc>
@@ -4452,7 +5909,7 @@
           </w:tcPr>
           <w:p>
             <w:r>
-              <w:t>5/18 (28%)</w:t>
+              <w:t>5/24 (21%)</w:t>
             </w:r>
           </w:p>
         </w:tc>
@@ -4485,7 +5942,7 @@
         <w:drawing>
           <wp:inline xmlns:a="http://schemas.openxmlformats.org/drawingml/2006/main" xmlns:pic="http://schemas.openxmlformats.org/drawingml/2006/picture">
             <wp:extent cx="5303520" cy="3977640"/>
-            <wp:docPr id="6" name="Picture 6"/>
+            <wp:docPr id="5" name="Picture 5"/>
             <wp:cNvGraphicFramePr>
               <a:graphicFrameLocks noChangeAspect="1"/>
             </wp:cNvGraphicFramePr>
@@ -4497,7 +5954,7 @@
                     <pic:cNvPicPr/>
                   </pic:nvPicPr>
                   <pic:blipFill>
-                    <a:blip r:embed="rId14"/>
+                    <a:blip r:embed="rId13"/>
                     <a:stretch>
                       <a:fillRect/>
                     </a:stretch>
@@ -4536,7 +5993,7 @@
         <w:drawing>
           <wp:inline xmlns:a="http://schemas.openxmlformats.org/drawingml/2006/main" xmlns:pic="http://schemas.openxmlformats.org/drawingml/2006/picture">
             <wp:extent cx="5303520" cy="2983230"/>
-            <wp:docPr id="7" name="Picture 7"/>
+            <wp:docPr id="6" name="Picture 6"/>
             <wp:cNvGraphicFramePr>
               <a:graphicFrameLocks noChangeAspect="1"/>
             </wp:cNvGraphicFramePr>
@@ -4548,7 +6005,7 @@
                     <pic:cNvPicPr/>
                   </pic:nvPicPr>
                   <pic:blipFill>
-                    <a:blip r:embed="rId15"/>
+                    <a:blip r:embed="rId14"/>
                     <a:stretch>
                       <a:fillRect/>
                     </a:stretch>
@@ -4593,7 +6050,7 @@
           <w:b w:val="0"/>
           <w:i w:val="0"/>
         </w:rPr>
-        <w:t>WildScenes (CSIRO Robotics) provides real handheld-LiDAR SLAM submaps from two Australian forests (Karawatha and Venman), with genuine per-point semantic labels including dirt, grass, gravel, mud, rock, and water — real ground-truth for exactly the terrain types this generalization test was aimed at. Access required personal, temporary CSIRO Data Access Portal S3 credentials (not anonymous, unlike OpenTopography); the point-cloud file format was confirmed directly from the official devkit source rather than assumed (raw float32 x,y,z with no intensity channel, paired with a per-point uint32 semantic label array of matching length). 20 tiles were tested across all 5 available sequences.</w:t>
+        <w:t>WildScenes (CSIRO Robotics) provides real handheld-LiDAR SLAM submaps from two Australian forests (Karawatha and Venman), with genuine per-point semantic labels including dirt, grass, gravel, mud, rock, and water — real ground-truth for exactly the terrain types this generalization test was aimed at. Access required personal, temporary CSIRO Data Access Portal S3 credentials (not anonymous, unlike OpenTopography); the point-cloud file format was confirmed directly from the official devkit source rather than assumed (raw float32 x,y,z with no intensity channel, paired with a per-point uint32 semantic label array of matching length). 20 tiles were tested across all 5 available sequences, later re-run after the same z-up feature-extraction fix and with wall detection added (Section 14.6): still 20/20 found, averaging just under 4 walls/tile.</w:t>
       </w:r>
     </w:p>
     <w:tbl>
@@ -4686,7 +6143,7 @@
           </w:tcPr>
           <w:p>
             <w:r>
-              <w:t>Mean IoU vs. real ground-truth classes</w:t>
+              <w:t>Mean overlap vs. real ground-truth classes</w:t>
             </w:r>
           </w:p>
         </w:tc>
@@ -4696,7 +6153,7 @@
           </w:tcPr>
           <w:p>
             <w:r>
-              <w:t>≈0.64 (best 0.917, worst 0.000)</w:t>
+              <w:t>≈64% (best 91.7%, worst 0%)</w:t>
             </w:r>
           </w:p>
         </w:tc>
@@ -4731,7 +6188,7 @@
           <w:b w:val="0"/>
           <w:i w:val="0"/>
         </w:rPr>
-        <w:t>This is, by a wide margin, the best real natural-terrain result of the entire evaluation — every OpenTopography natural-terrain survey topped out at 0.05-0.23 IoU even with manual eps loosening, while WildScenes reaches a mean of 0.64 at the model's own default parameters, no override needed. The most plausible explanation is scale: WildScenes tiles are local handheld-SLAM submaps along a walking trail (tens of meters across), not sprawling multi-square-kilometre airborne surveys, so the forest floor immediately around the path is far more likely to be one continuous, reasonably flat patch than an entire mountainside or dune field is.</w:t>
+        <w:t>This is, by a wide margin, the best real natural-terrain result of the entire evaluation — every OpenTopography natural-terrain survey topped out at 5%-23% ground-truth overlap even with manual eps loosening, while WildScenes reaches a mean of 64% ground-truth overlap at the model's own default parameters, no override needed. The most plausible explanation is scale: WildScenes tiles are local handheld-SLAM submaps along a walking trail (tens of meters across), not sprawling multi-square-kilometre airborne surveys, so the forest floor immediately around the path is far more likely to be one continuous, reasonably flat patch than an entire mountainside or dune field is.</w:t>
       </w:r>
     </w:p>
     <w:p>
@@ -4742,7 +6199,7 @@
         <w:drawing>
           <wp:inline xmlns:a="http://schemas.openxmlformats.org/drawingml/2006/main" xmlns:pic="http://schemas.openxmlformats.org/drawingml/2006/picture">
             <wp:extent cx="5303520" cy="3409406"/>
-            <wp:docPr id="8" name="Picture 8"/>
+            <wp:docPr id="7" name="Picture 7"/>
             <wp:cNvGraphicFramePr>
               <a:graphicFrameLocks noChangeAspect="1"/>
             </wp:cNvGraphicFramePr>
@@ -4754,7 +6211,7 @@
                     <pic:cNvPicPr/>
                   </pic:nvPicPr>
                   <pic:blipFill>
-                    <a:blip r:embed="rId16"/>
+                    <a:blip r:embed="rId15"/>
                     <a:stretch>
                       <a:fillRect/>
                     </a:stretch>
@@ -4782,7 +6239,7 @@
           <w:i/>
           <w:sz w:val="20"/>
         </w:rPr>
-        <w:t>Figure 13.1: WildScenes forest submap, best result (IoU = 0.917). Yellow = correctly predicted ground, orange = missed ground, gray = correctly excluded non-ground.</w:t>
+        <w:t>Figure 13.1: WildScenes forest submap, best result (91.7% ground-truth overlap). Yellow = correctly predicted ground, orange = missed ground, gray = correctly excluded non-ground.</w:t>
       </w:r>
     </w:p>
     <w:p>
@@ -4790,7 +6247,7 @@
         <w:pStyle w:val="Heading1"/>
       </w:pPr>
       <w:r>
-        <w:t>14. A Fifth Modality: TartanGround's Native RGB-D on the Same Named Scenes</w:t>
+        <w:t>14. A Fifth Modality: TartanGround's Native RGB-D Across 17 Environment Types</w:t>
       </w:r>
     </w:p>
     <w:p>
@@ -4799,7 +6256,7 @@
           <w:b w:val="0"/>
           <w:i w:val="0"/>
         </w:rPr>
-        <w:t>To isolate whether sensing modality (not just terrain) drives result quality, the same four named water/mud scenes from Section 11 were re-tested using TartanGround's native camera image + depth modality (not LiDAR), back-projected to a point cloud the same way as DIODE. This required fixing a real environment blocker — the project's tartanair library failed to import at all due to a Windows Application Control policy blocking an unrelated optional dependency (cupy, needed only for camera-model customization features never used here). The fix was a minimal, reversible patch deferring that one import, verified to restore full library functionality.</w:t>
+        <w:t>To isolate whether sensing modality (not just terrain) drives result quality, the four named water/mud scenes from Section 11 were first re-tested using TartanGround's native camera image + depth modality (not LiDAR), back-projected to a point cloud the same way as DIODE. This required fixing a real environment blocker — the project's tartanair library failed to import at all due to a Windows Application Control policy blocking an unrelated optional dependency (cupy, needed only for camera-model customization features never used here). The fix was a minimal, reversible patch deferring that one import, verified to restore full library functionality. Given how cleanly this modality performed on those four scenes, testing was then extended to 13 additional TartanGround scenes chosen specifically to cover every remaining distinct environment type available in the dataset — desert, water/rural, snow, historic rural, lunar/rocky, forest, indoor office, industrial/underground, residential, historic old-town, outdoor urban, and retail — for a total of 17 scenes and 85 frames (5 per scene).</w:t>
       </w:r>
     </w:p>
     <w:tbl>
@@ -4810,15 +6267,17 @@
         <w:tblLook w:firstColumn="1" w:firstRow="1" w:lastColumn="0" w:lastRow="0" w:noHBand="0" w:noVBand="1" w:val="04A0"/>
       </w:tblPr>
       <w:tblGrid>
-        <w:gridCol w:w="2160"/>
-        <w:gridCol w:w="2160"/>
-        <w:gridCol w:w="2160"/>
-        <w:gridCol w:w="2160"/>
+        <w:gridCol w:w="1440"/>
+        <w:gridCol w:w="1440"/>
+        <w:gridCol w:w="1440"/>
+        <w:gridCol w:w="1440"/>
+        <w:gridCol w:w="1440"/>
+        <w:gridCol w:w="1440"/>
       </w:tblGrid>
       <w:tr>
         <w:tc>
           <w:tcPr>
-            <w:tcW w:type="dxa" w:w="2160"/>
+            <w:tcW w:type="dxa" w:w="1440"/>
           </w:tcPr>
           <w:p>
             <w:r>
@@ -4831,7 +6290,20 @@
         </w:tc>
         <w:tc>
           <w:tcPr>
-            <w:tcW w:type="dxa" w:w="2160"/>
+            <w:tcW w:type="dxa" w:w="1440"/>
+          </w:tcPr>
+          <w:p>
+            <w:r>
+              <w:rPr>
+                <w:b/>
+              </w:rPr>
+              <w:t>Environment type</w:t>
+            </w:r>
+          </w:p>
+        </w:tc>
+        <w:tc>
+          <w:tcPr>
+            <w:tcW w:type="dxa" w:w="1440"/>
           </w:tcPr>
           <w:p>
             <w:r>
@@ -4844,27 +6316,40 @@
         </w:tc>
         <w:tc>
           <w:tcPr>
-            <w:tcW w:type="dxa" w:w="2160"/>
+            <w:tcW w:type="dxa" w:w="1440"/>
           </w:tcPr>
           <w:p>
             <w:r>
               <w:rPr>
                 <w:b/>
               </w:rPr>
-              <w:t>Angles from vertical</w:t>
-            </w:r>
-          </w:p>
-        </w:tc>
-        <w:tc>
-          <w:tcPr>
-            <w:tcW w:type="dxa" w:w="2160"/>
+              <w:t>Genuine (≤30°)</w:t>
+            </w:r>
+          </w:p>
+        </w:tc>
+        <w:tc>
+          <w:tcPr>
+            <w:tcW w:type="dxa" w:w="1440"/>
           </w:tcPr>
           <w:p>
             <w:r>
               <w:rPr>
                 <w:b/>
               </w:rPr>
-              <w:t>Coverage</w:t>
+              <w:t>Mean angle</w:t>
+            </w:r>
+          </w:p>
+        </w:tc>
+        <w:tc>
+          <w:tcPr>
+            <w:tcW w:type="dxa" w:w="1440"/>
+          </w:tcPr>
+          <w:p>
+            <w:r>
+              <w:rPr>
+                <w:b/>
+              </w:rPr>
+              <w:t>Mean coverage</w:t>
             </w:r>
           </w:p>
         </w:tc>
@@ -4872,7 +6357,7 @@
       <w:tr>
         <w:tc>
           <w:tcPr>
-            <w:tcW w:type="dxa" w:w="2160"/>
+            <w:tcW w:type="dxa" w:w="1440"/>
           </w:tcPr>
           <w:p>
             <w:r>
@@ -4882,31 +6367,51 @@
         </w:tc>
         <w:tc>
           <w:tcPr>
-            <w:tcW w:type="dxa" w:w="2160"/>
-          </w:tcPr>
-          <w:p>
-            <w:r>
-              <w:t>5/5, all genuine</w:t>
-            </w:r>
-          </w:p>
-        </w:tc>
-        <w:tc>
-          <w:tcPr>
-            <w:tcW w:type="dxa" w:w="2160"/>
-          </w:tcPr>
-          <w:p>
-            <w:r>
-              <w:t>1.2°–10.0°</w:t>
-            </w:r>
-          </w:p>
-        </w:tc>
-        <w:tc>
-          <w:tcPr>
-            <w:tcW w:type="dxa" w:w="2160"/>
-          </w:tcPr>
-          <w:p>
-            <w:r>
-              <w:t>31.8%–47.0%</w:t>
+            <w:tcW w:type="dxa" w:w="1440"/>
+          </w:tcPr>
+          <w:p>
+            <w:r>
+              <w:t>coastal / fantasy</w:t>
+            </w:r>
+          </w:p>
+        </w:tc>
+        <w:tc>
+          <w:tcPr>
+            <w:tcW w:type="dxa" w:w="1440"/>
+          </w:tcPr>
+          <w:p>
+            <w:r>
+              <w:t>5/5</w:t>
+            </w:r>
+          </w:p>
+        </w:tc>
+        <w:tc>
+          <w:tcPr>
+            <w:tcW w:type="dxa" w:w="1440"/>
+          </w:tcPr>
+          <w:p>
+            <w:r>
+              <w:t>5/5</w:t>
+            </w:r>
+          </w:p>
+        </w:tc>
+        <w:tc>
+          <w:tcPr>
+            <w:tcW w:type="dxa" w:w="1440"/>
+          </w:tcPr>
+          <w:p>
+            <w:r>
+              <w:t>3.4°</w:t>
+            </w:r>
+          </w:p>
+        </w:tc>
+        <w:tc>
+          <w:tcPr>
+            <w:tcW w:type="dxa" w:w="1440"/>
+          </w:tcPr>
+          <w:p>
+            <w:r>
+              <w:t>39.8%</w:t>
             </w:r>
           </w:p>
         </w:tc>
@@ -4914,7 +6419,7 @@
       <w:tr>
         <w:tc>
           <w:tcPr>
-            <w:tcW w:type="dxa" w:w="2160"/>
+            <w:tcW w:type="dxa" w:w="1440"/>
           </w:tcPr>
           <w:p>
             <w:r>
@@ -4924,31 +6429,51 @@
         </w:tc>
         <w:tc>
           <w:tcPr>
-            <w:tcW w:type="dxa" w:w="2160"/>
-          </w:tcPr>
-          <w:p>
-            <w:r>
-              <w:t>5/5, all genuine</w:t>
-            </w:r>
-          </w:p>
-        </w:tc>
-        <w:tc>
-          <w:tcPr>
-            <w:tcW w:type="dxa" w:w="2160"/>
-          </w:tcPr>
-          <w:p>
-            <w:r>
-              <w:t>0.2°–12.4°</w:t>
-            </w:r>
-          </w:p>
-        </w:tc>
-        <w:tc>
-          <w:tcPr>
-            <w:tcW w:type="dxa" w:w="2160"/>
-          </w:tcPr>
-          <w:p>
-            <w:r>
-              <w:t>2.4%–30.8%</w:t>
+            <w:tcW w:type="dxa" w:w="1440"/>
+          </w:tcPr>
+          <w:p>
+            <w:r>
+              <w:t>coastal urban</w:t>
+            </w:r>
+          </w:p>
+        </w:tc>
+        <w:tc>
+          <w:tcPr>
+            <w:tcW w:type="dxa" w:w="1440"/>
+          </w:tcPr>
+          <w:p>
+            <w:r>
+              <w:t>5/5</w:t>
+            </w:r>
+          </w:p>
+        </w:tc>
+        <w:tc>
+          <w:tcPr>
+            <w:tcW w:type="dxa" w:w="1440"/>
+          </w:tcPr>
+          <w:p>
+            <w:r>
+              <w:t>5/5</w:t>
+            </w:r>
+          </w:p>
+        </w:tc>
+        <w:tc>
+          <w:tcPr>
+            <w:tcW w:type="dxa" w:w="1440"/>
+          </w:tcPr>
+          <w:p>
+            <w:r>
+              <w:t>4.6°</w:t>
+            </w:r>
+          </w:p>
+        </w:tc>
+        <w:tc>
+          <w:tcPr>
+            <w:tcW w:type="dxa" w:w="1440"/>
+          </w:tcPr>
+          <w:p>
+            <w:r>
+              <w:t>16.8%</w:t>
             </w:r>
           </w:p>
         </w:tc>
@@ -4956,7 +6481,7 @@
       <w:tr>
         <w:tc>
           <w:tcPr>
-            <w:tcW w:type="dxa" w:w="2160"/>
+            <w:tcW w:type="dxa" w:w="1440"/>
           </w:tcPr>
           <w:p>
             <w:r>
@@ -4966,31 +6491,51 @@
         </w:tc>
         <w:tc>
           <w:tcPr>
-            <w:tcW w:type="dxa" w:w="2160"/>
-          </w:tcPr>
-          <w:p>
-            <w:r>
-              <w:t>5/5 found, 4/5 genuine</w:t>
-            </w:r>
-          </w:p>
-        </w:tc>
-        <w:tc>
-          <w:tcPr>
-            <w:tcW w:type="dxa" w:w="2160"/>
-          </w:tcPr>
-          <w:p>
-            <w:r>
-              <w:t>0.1°–12.7° (1 fallback at 43.3°)</w:t>
-            </w:r>
-          </w:p>
-        </w:tc>
-        <w:tc>
-          <w:tcPr>
-            <w:tcW w:type="dxa" w:w="2160"/>
-          </w:tcPr>
-          <w:p>
-            <w:r>
-              <w:t>9.3%–68.0%</w:t>
+            <w:tcW w:type="dxa" w:w="1440"/>
+          </w:tcPr>
+          <w:p>
+            <w:r>
+              <w:t>wetland / fog</w:t>
+            </w:r>
+          </w:p>
+        </w:tc>
+        <w:tc>
+          <w:tcPr>
+            <w:tcW w:type="dxa" w:w="1440"/>
+          </w:tcPr>
+          <w:p>
+            <w:r>
+              <w:t>5/5</w:t>
+            </w:r>
+          </w:p>
+        </w:tc>
+        <w:tc>
+          <w:tcPr>
+            <w:tcW w:type="dxa" w:w="1440"/>
+          </w:tcPr>
+          <w:p>
+            <w:r>
+              <w:t>4/5 (1 unstable*)</w:t>
+            </w:r>
+          </w:p>
+        </w:tc>
+        <w:tc>
+          <w:tcPr>
+            <w:tcW w:type="dxa" w:w="1440"/>
+          </w:tcPr>
+          <w:p>
+            <w:r>
+              <w:t>7.0°</w:t>
+            </w:r>
+          </w:p>
+        </w:tc>
+        <w:tc>
+          <w:tcPr>
+            <w:tcW w:type="dxa" w:w="1440"/>
+          </w:tcPr>
+          <w:p>
+            <w:r>
+              <w:t>35.4%</w:t>
             </w:r>
           </w:p>
         </w:tc>
@@ -4998,7 +6543,7 @@
       <w:tr>
         <w:tc>
           <w:tcPr>
-            <w:tcW w:type="dxa" w:w="2160"/>
+            <w:tcW w:type="dxa" w:w="1440"/>
           </w:tcPr>
           <w:p>
             <w:r>
@@ -5008,31 +6553,857 @@
         </w:tc>
         <w:tc>
           <w:tcPr>
-            <w:tcW w:type="dxa" w:w="2160"/>
-          </w:tcPr>
-          <w:p>
-            <w:r>
-              <w:t>5/5, all genuine</w:t>
-            </w:r>
-          </w:p>
-        </w:tc>
-        <w:tc>
-          <w:tcPr>
-            <w:tcW w:type="dxa" w:w="2160"/>
-          </w:tcPr>
-          <w:p>
-            <w:r>
-              <w:t>0.2°–1.8°</w:t>
-            </w:r>
-          </w:p>
-        </w:tc>
-        <w:tc>
-          <w:tcPr>
-            <w:tcW w:type="dxa" w:w="2160"/>
-          </w:tcPr>
-          <w:p>
-            <w:r>
-              <w:t>34.5%–46.9%</w:t>
+            <w:tcW w:type="dxa" w:w="1440"/>
+          </w:tcPr>
+          <w:p>
+            <w:r>
+              <w:t>coastal urban</w:t>
+            </w:r>
+          </w:p>
+        </w:tc>
+        <w:tc>
+          <w:tcPr>
+            <w:tcW w:type="dxa" w:w="1440"/>
+          </w:tcPr>
+          <w:p>
+            <w:r>
+              <w:t>5/5</w:t>
+            </w:r>
+          </w:p>
+        </w:tc>
+        <w:tc>
+          <w:tcPr>
+            <w:tcW w:type="dxa" w:w="1440"/>
+          </w:tcPr>
+          <w:p>
+            <w:r>
+              <w:t>5/5</w:t>
+            </w:r>
+          </w:p>
+        </w:tc>
+        <w:tc>
+          <w:tcPr>
+            <w:tcW w:type="dxa" w:w="1440"/>
+          </w:tcPr>
+          <w:p>
+            <w:r>
+              <w:t>0.8°</w:t>
+            </w:r>
+          </w:p>
+        </w:tc>
+        <w:tc>
+          <w:tcPr>
+            <w:tcW w:type="dxa" w:w="1440"/>
+          </w:tcPr>
+          <w:p>
+            <w:r>
+              <w:t>39.6%</w:t>
+            </w:r>
+          </w:p>
+        </w:tc>
+      </w:tr>
+      <w:tr>
+        <w:tc>
+          <w:tcPr>
+            <w:tcW w:type="dxa" w:w="1440"/>
+          </w:tcPr>
+          <w:p>
+            <w:r>
+              <w:t>DesertGasStation</w:t>
+            </w:r>
+          </w:p>
+        </w:tc>
+        <w:tc>
+          <w:tcPr>
+            <w:tcW w:type="dxa" w:w="1440"/>
+          </w:tcPr>
+          <w:p>
+            <w:r>
+              <w:t>desert</w:t>
+            </w:r>
+          </w:p>
+        </w:tc>
+        <w:tc>
+          <w:tcPr>
+            <w:tcW w:type="dxa" w:w="1440"/>
+          </w:tcPr>
+          <w:p>
+            <w:r>
+              <w:t>5/5</w:t>
+            </w:r>
+          </w:p>
+        </w:tc>
+        <w:tc>
+          <w:tcPr>
+            <w:tcW w:type="dxa" w:w="1440"/>
+          </w:tcPr>
+          <w:p>
+            <w:r>
+              <w:t>5/5</w:t>
+            </w:r>
+          </w:p>
+        </w:tc>
+        <w:tc>
+          <w:tcPr>
+            <w:tcW w:type="dxa" w:w="1440"/>
+          </w:tcPr>
+          <w:p>
+            <w:r>
+              <w:t>1.3°</w:t>
+            </w:r>
+          </w:p>
+        </w:tc>
+        <w:tc>
+          <w:tcPr>
+            <w:tcW w:type="dxa" w:w="1440"/>
+          </w:tcPr>
+          <w:p>
+            <w:r>
+              <w:t>84.8%</w:t>
+            </w:r>
+          </w:p>
+        </w:tc>
+      </w:tr>
+      <w:tr>
+        <w:tc>
+          <w:tcPr>
+            <w:tcW w:type="dxa" w:w="1440"/>
+          </w:tcPr>
+          <w:p>
+            <w:r>
+              <w:t>WaterMillDay</w:t>
+            </w:r>
+          </w:p>
+        </w:tc>
+        <w:tc>
+          <w:tcPr>
+            <w:tcW w:type="dxa" w:w="1440"/>
+          </w:tcPr>
+          <w:p>
+            <w:r>
+              <w:t>water / rural</w:t>
+            </w:r>
+          </w:p>
+        </w:tc>
+        <w:tc>
+          <w:tcPr>
+            <w:tcW w:type="dxa" w:w="1440"/>
+          </w:tcPr>
+          <w:p>
+            <w:r>
+              <w:t>5/5</w:t>
+            </w:r>
+          </w:p>
+        </w:tc>
+        <w:tc>
+          <w:tcPr>
+            <w:tcW w:type="dxa" w:w="1440"/>
+          </w:tcPr>
+          <w:p>
+            <w:r>
+              <w:t>5/5</w:t>
+            </w:r>
+          </w:p>
+        </w:tc>
+        <w:tc>
+          <w:tcPr>
+            <w:tcW w:type="dxa" w:w="1440"/>
+          </w:tcPr>
+          <w:p>
+            <w:r>
+              <w:t>19.9°</w:t>
+            </w:r>
+          </w:p>
+        </w:tc>
+        <w:tc>
+          <w:tcPr>
+            <w:tcW w:type="dxa" w:w="1440"/>
+          </w:tcPr>
+          <w:p>
+            <w:r>
+              <w:t>31.2%</w:t>
+            </w:r>
+          </w:p>
+        </w:tc>
+      </w:tr>
+      <w:tr>
+        <w:tc>
+          <w:tcPr>
+            <w:tcW w:type="dxa" w:w="1440"/>
+          </w:tcPr>
+          <w:p>
+            <w:r>
+              <w:t>OldTownWinter</w:t>
+            </w:r>
+          </w:p>
+        </w:tc>
+        <w:tc>
+          <w:tcPr>
+            <w:tcW w:type="dxa" w:w="1440"/>
+          </w:tcPr>
+          <w:p>
+            <w:r>
+              <w:t>snow-covered urban</w:t>
+            </w:r>
+          </w:p>
+        </w:tc>
+        <w:tc>
+          <w:tcPr>
+            <w:tcW w:type="dxa" w:w="1440"/>
+          </w:tcPr>
+          <w:p>
+            <w:r>
+              <w:t>5/5</w:t>
+            </w:r>
+          </w:p>
+        </w:tc>
+        <w:tc>
+          <w:tcPr>
+            <w:tcW w:type="dxa" w:w="1440"/>
+          </w:tcPr>
+          <w:p>
+            <w:r>
+              <w:t>5/5</w:t>
+            </w:r>
+          </w:p>
+        </w:tc>
+        <w:tc>
+          <w:tcPr>
+            <w:tcW w:type="dxa" w:w="1440"/>
+          </w:tcPr>
+          <w:p>
+            <w:r>
+              <w:t>1.2°</w:t>
+            </w:r>
+          </w:p>
+        </w:tc>
+        <w:tc>
+          <w:tcPr>
+            <w:tcW w:type="dxa" w:w="1440"/>
+          </w:tcPr>
+          <w:p>
+            <w:r>
+              <w:t>43.3%</w:t>
+            </w:r>
+          </w:p>
+        </w:tc>
+      </w:tr>
+      <w:tr>
+        <w:tc>
+          <w:tcPr>
+            <w:tcW w:type="dxa" w:w="1440"/>
+          </w:tcPr>
+          <w:p>
+            <w:r>
+              <w:t>AncientTowns</w:t>
+            </w:r>
+          </w:p>
+        </w:tc>
+        <w:tc>
+          <w:tcPr>
+            <w:tcW w:type="dxa" w:w="1440"/>
+          </w:tcPr>
+          <w:p>
+            <w:r>
+              <w:t>rural historic</w:t>
+            </w:r>
+          </w:p>
+        </w:tc>
+        <w:tc>
+          <w:tcPr>
+            <w:tcW w:type="dxa" w:w="1440"/>
+          </w:tcPr>
+          <w:p>
+            <w:r>
+              <w:t>5/5</w:t>
+            </w:r>
+          </w:p>
+        </w:tc>
+        <w:tc>
+          <w:tcPr>
+            <w:tcW w:type="dxa" w:w="1440"/>
+          </w:tcPr>
+          <w:p>
+            <w:r>
+              <w:t>5/5</w:t>
+            </w:r>
+          </w:p>
+        </w:tc>
+        <w:tc>
+          <w:tcPr>
+            <w:tcW w:type="dxa" w:w="1440"/>
+          </w:tcPr>
+          <w:p>
+            <w:r>
+              <w:t>3.1°</w:t>
+            </w:r>
+          </w:p>
+        </w:tc>
+        <w:tc>
+          <w:tcPr>
+            <w:tcW w:type="dxa" w:w="1440"/>
+          </w:tcPr>
+          <w:p>
+            <w:r>
+              <w:t>39.3%</w:t>
+            </w:r>
+          </w:p>
+        </w:tc>
+      </w:tr>
+      <w:tr>
+        <w:tc>
+          <w:tcPr>
+            <w:tcW w:type="dxa" w:w="1440"/>
+          </w:tcPr>
+          <w:p>
+            <w:r>
+              <w:t>BrushifyMoon</w:t>
+            </w:r>
+          </w:p>
+        </w:tc>
+        <w:tc>
+          <w:tcPr>
+            <w:tcW w:type="dxa" w:w="1440"/>
+          </w:tcPr>
+          <w:p>
+            <w:r>
+              <w:t>lunar / rocky</w:t>
+            </w:r>
+          </w:p>
+        </w:tc>
+        <w:tc>
+          <w:tcPr>
+            <w:tcW w:type="dxa" w:w="1440"/>
+          </w:tcPr>
+          <w:p>
+            <w:r>
+              <w:t>5/5</w:t>
+            </w:r>
+          </w:p>
+        </w:tc>
+        <w:tc>
+          <w:tcPr>
+            <w:tcW w:type="dxa" w:w="1440"/>
+          </w:tcPr>
+          <w:p>
+            <w:r>
+              <w:t>5/5</w:t>
+            </w:r>
+          </w:p>
+        </w:tc>
+        <w:tc>
+          <w:tcPr>
+            <w:tcW w:type="dxa" w:w="1440"/>
+          </w:tcPr>
+          <w:p>
+            <w:r>
+              <w:t>8.6°</w:t>
+            </w:r>
+          </w:p>
+        </w:tc>
+        <w:tc>
+          <w:tcPr>
+            <w:tcW w:type="dxa" w:w="1440"/>
+          </w:tcPr>
+          <w:p>
+            <w:r>
+              <w:t>84.9%</w:t>
+            </w:r>
+          </w:p>
+        </w:tc>
+      </w:tr>
+      <w:tr>
+        <w:tc>
+          <w:tcPr>
+            <w:tcW w:type="dxa" w:w="1440"/>
+          </w:tcPr>
+          <w:p>
+            <w:r>
+              <w:t>SeasonalForestAutumn</w:t>
+            </w:r>
+          </w:p>
+        </w:tc>
+        <w:tc>
+          <w:tcPr>
+            <w:tcW w:type="dxa" w:w="1440"/>
+          </w:tcPr>
+          <w:p>
+            <w:r>
+              <w:t>forest</w:t>
+            </w:r>
+          </w:p>
+        </w:tc>
+        <w:tc>
+          <w:tcPr>
+            <w:tcW w:type="dxa" w:w="1440"/>
+          </w:tcPr>
+          <w:p>
+            <w:r>
+              <w:t>5/5</w:t>
+            </w:r>
+          </w:p>
+        </w:tc>
+        <w:tc>
+          <w:tcPr>
+            <w:tcW w:type="dxa" w:w="1440"/>
+          </w:tcPr>
+          <w:p>
+            <w:r>
+              <w:t>5/5</w:t>
+            </w:r>
+          </w:p>
+        </w:tc>
+        <w:tc>
+          <w:tcPr>
+            <w:tcW w:type="dxa" w:w="1440"/>
+          </w:tcPr>
+          <w:p>
+            <w:r>
+              <w:t>7.6°</w:t>
+            </w:r>
+          </w:p>
+        </w:tc>
+        <w:tc>
+          <w:tcPr>
+            <w:tcW w:type="dxa" w:w="1440"/>
+          </w:tcPr>
+          <w:p>
+            <w:r>
+              <w:t>25.4%</w:t>
+            </w:r>
+          </w:p>
+        </w:tc>
+      </w:tr>
+      <w:tr>
+        <w:tc>
+          <w:tcPr>
+            <w:tcW w:type="dxa" w:w="1440"/>
+          </w:tcPr>
+          <w:p>
+            <w:r>
+              <w:t>Office</w:t>
+            </w:r>
+          </w:p>
+        </w:tc>
+        <w:tc>
+          <w:tcPr>
+            <w:tcW w:type="dxa" w:w="1440"/>
+          </w:tcPr>
+          <w:p>
+            <w:r>
+              <w:t>indoor</w:t>
+            </w:r>
+          </w:p>
+        </w:tc>
+        <w:tc>
+          <w:tcPr>
+            <w:tcW w:type="dxa" w:w="1440"/>
+          </w:tcPr>
+          <w:p>
+            <w:r>
+              <w:t>5/5</w:t>
+            </w:r>
+          </w:p>
+        </w:tc>
+        <w:tc>
+          <w:tcPr>
+            <w:tcW w:type="dxa" w:w="1440"/>
+          </w:tcPr>
+          <w:p>
+            <w:r>
+              <w:t>5/5</w:t>
+            </w:r>
+          </w:p>
+        </w:tc>
+        <w:tc>
+          <w:tcPr>
+            <w:tcW w:type="dxa" w:w="1440"/>
+          </w:tcPr>
+          <w:p>
+            <w:r>
+              <w:t>0.0°</w:t>
+            </w:r>
+          </w:p>
+        </w:tc>
+        <w:tc>
+          <w:tcPr>
+            <w:tcW w:type="dxa" w:w="1440"/>
+          </w:tcPr>
+          <w:p>
+            <w:r>
+              <w:t>38.1%</w:t>
+            </w:r>
+          </w:p>
+        </w:tc>
+      </w:tr>
+      <w:tr>
+        <w:tc>
+          <w:tcPr>
+            <w:tcW w:type="dxa" w:w="1440"/>
+          </w:tcPr>
+          <w:p>
+            <w:r>
+              <w:t>CoalMine</w:t>
+            </w:r>
+          </w:p>
+        </w:tc>
+        <w:tc>
+          <w:tcPr>
+            <w:tcW w:type="dxa" w:w="1440"/>
+          </w:tcPr>
+          <w:p>
+            <w:r>
+              <w:t>industrial / underground</w:t>
+            </w:r>
+          </w:p>
+        </w:tc>
+        <w:tc>
+          <w:tcPr>
+            <w:tcW w:type="dxa" w:w="1440"/>
+          </w:tcPr>
+          <w:p>
+            <w:r>
+              <w:t>5/5</w:t>
+            </w:r>
+          </w:p>
+        </w:tc>
+        <w:tc>
+          <w:tcPr>
+            <w:tcW w:type="dxa" w:w="1440"/>
+          </w:tcPr>
+          <w:p>
+            <w:r>
+              <w:t>5/5</w:t>
+            </w:r>
+          </w:p>
+        </w:tc>
+        <w:tc>
+          <w:tcPr>
+            <w:tcW w:type="dxa" w:w="1440"/>
+          </w:tcPr>
+          <w:p>
+            <w:r>
+              <w:t>9.7°</w:t>
+            </w:r>
+          </w:p>
+        </w:tc>
+        <w:tc>
+          <w:tcPr>
+            <w:tcW w:type="dxa" w:w="1440"/>
+          </w:tcPr>
+          <w:p>
+            <w:r>
+              <w:t>41.6%</w:t>
+            </w:r>
+          </w:p>
+        </w:tc>
+      </w:tr>
+      <w:tr>
+        <w:tc>
+          <w:tcPr>
+            <w:tcW w:type="dxa" w:w="1440"/>
+          </w:tcPr>
+          <w:p>
+            <w:r>
+              <w:t>House</w:t>
+            </w:r>
+          </w:p>
+        </w:tc>
+        <w:tc>
+          <w:tcPr>
+            <w:tcW w:type="dxa" w:w="1440"/>
+          </w:tcPr>
+          <w:p>
+            <w:r>
+              <w:t>residential</w:t>
+            </w:r>
+          </w:p>
+        </w:tc>
+        <w:tc>
+          <w:tcPr>
+            <w:tcW w:type="dxa" w:w="1440"/>
+          </w:tcPr>
+          <w:p>
+            <w:r>
+              <w:t>5/5</w:t>
+            </w:r>
+          </w:p>
+        </w:tc>
+        <w:tc>
+          <w:tcPr>
+            <w:tcW w:type="dxa" w:w="1440"/>
+          </w:tcPr>
+          <w:p>
+            <w:r>
+              <w:t>5/5</w:t>
+            </w:r>
+          </w:p>
+        </w:tc>
+        <w:tc>
+          <w:tcPr>
+            <w:tcW w:type="dxa" w:w="1440"/>
+          </w:tcPr>
+          <w:p>
+            <w:r>
+              <w:t>2.0°</w:t>
+            </w:r>
+          </w:p>
+        </w:tc>
+        <w:tc>
+          <w:tcPr>
+            <w:tcW w:type="dxa" w:w="1440"/>
+          </w:tcPr>
+          <w:p>
+            <w:r>
+              <w:t>21.2%</w:t>
+            </w:r>
+          </w:p>
+        </w:tc>
+      </w:tr>
+      <w:tr>
+        <w:tc>
+          <w:tcPr>
+            <w:tcW w:type="dxa" w:w="1440"/>
+          </w:tcPr>
+          <w:p>
+            <w:r>
+              <w:t>OldScandinavia</w:t>
+            </w:r>
+          </w:p>
+        </w:tc>
+        <w:tc>
+          <w:tcPr>
+            <w:tcW w:type="dxa" w:w="1440"/>
+          </w:tcPr>
+          <w:p>
+            <w:r>
+              <w:t>historic old-town</w:t>
+            </w:r>
+          </w:p>
+        </w:tc>
+        <w:tc>
+          <w:tcPr>
+            <w:tcW w:type="dxa" w:w="1440"/>
+          </w:tcPr>
+          <w:p>
+            <w:r>
+              <w:t>5/5</w:t>
+            </w:r>
+          </w:p>
+        </w:tc>
+        <w:tc>
+          <w:tcPr>
+            <w:tcW w:type="dxa" w:w="1440"/>
+          </w:tcPr>
+          <w:p>
+            <w:r>
+              <w:t>5/5</w:t>
+            </w:r>
+          </w:p>
+        </w:tc>
+        <w:tc>
+          <w:tcPr>
+            <w:tcW w:type="dxa" w:w="1440"/>
+          </w:tcPr>
+          <w:p>
+            <w:r>
+              <w:t>13.5°</w:t>
+            </w:r>
+          </w:p>
+        </w:tc>
+        <w:tc>
+          <w:tcPr>
+            <w:tcW w:type="dxa" w:w="1440"/>
+          </w:tcPr>
+          <w:p>
+            <w:r>
+              <w:t>17.9%</w:t>
+            </w:r>
+          </w:p>
+        </w:tc>
+      </w:tr>
+      <w:tr>
+        <w:tc>
+          <w:tcPr>
+            <w:tcW w:type="dxa" w:w="1440"/>
+          </w:tcPr>
+          <w:p>
+            <w:r>
+              <w:t>Downtown</w:t>
+            </w:r>
+          </w:p>
+        </w:tc>
+        <w:tc>
+          <w:tcPr>
+            <w:tcW w:type="dxa" w:w="1440"/>
+          </w:tcPr>
+          <w:p>
+            <w:r>
+              <w:t>outdoor urban</w:t>
+            </w:r>
+          </w:p>
+        </w:tc>
+        <w:tc>
+          <w:tcPr>
+            <w:tcW w:type="dxa" w:w="1440"/>
+          </w:tcPr>
+          <w:p>
+            <w:r>
+              <w:t>5/5</w:t>
+            </w:r>
+          </w:p>
+        </w:tc>
+        <w:tc>
+          <w:tcPr>
+            <w:tcW w:type="dxa" w:w="1440"/>
+          </w:tcPr>
+          <w:p>
+            <w:r>
+              <w:t>5/5</w:t>
+            </w:r>
+          </w:p>
+        </w:tc>
+        <w:tc>
+          <w:tcPr>
+            <w:tcW w:type="dxa" w:w="1440"/>
+          </w:tcPr>
+          <w:p>
+            <w:r>
+              <w:t>0.1°</w:t>
+            </w:r>
+          </w:p>
+        </w:tc>
+        <w:tc>
+          <w:tcPr>
+            <w:tcW w:type="dxa" w:w="1440"/>
+          </w:tcPr>
+          <w:p>
+            <w:r>
+              <w:t>47.6%</w:t>
+            </w:r>
+          </w:p>
+        </w:tc>
+      </w:tr>
+      <w:tr>
+        <w:tc>
+          <w:tcPr>
+            <w:tcW w:type="dxa" w:w="1440"/>
+          </w:tcPr>
+          <w:p>
+            <w:r>
+              <w:t>Supermarket</w:t>
+            </w:r>
+          </w:p>
+        </w:tc>
+        <w:tc>
+          <w:tcPr>
+            <w:tcW w:type="dxa" w:w="1440"/>
+          </w:tcPr>
+          <w:p>
+            <w:r>
+              <w:t>retail</w:t>
+            </w:r>
+          </w:p>
+        </w:tc>
+        <w:tc>
+          <w:tcPr>
+            <w:tcW w:type="dxa" w:w="1440"/>
+          </w:tcPr>
+          <w:p>
+            <w:r>
+              <w:t>5/5</w:t>
+            </w:r>
+          </w:p>
+        </w:tc>
+        <w:tc>
+          <w:tcPr>
+            <w:tcW w:type="dxa" w:w="1440"/>
+          </w:tcPr>
+          <w:p>
+            <w:r>
+              <w:t>5/5</w:t>
+            </w:r>
+          </w:p>
+        </w:tc>
+        <w:tc>
+          <w:tcPr>
+            <w:tcW w:type="dxa" w:w="1440"/>
+          </w:tcPr>
+          <w:p>
+            <w:r>
+              <w:t>0.1°</w:t>
+            </w:r>
+          </w:p>
+        </w:tc>
+        <w:tc>
+          <w:tcPr>
+            <w:tcW w:type="dxa" w:w="1440"/>
+          </w:tcPr>
+          <w:p>
+            <w:r>
+              <w:t>30.8%</w:t>
+            </w:r>
+          </w:p>
+        </w:tc>
+      </w:tr>
+      <w:tr>
+        <w:tc>
+          <w:tcPr>
+            <w:tcW w:type="dxa" w:w="1440"/>
+          </w:tcPr>
+          <w:p>
+            <w:r>
+              <w:t>WesternDesertTown</w:t>
+            </w:r>
+          </w:p>
+        </w:tc>
+        <w:tc>
+          <w:tcPr>
+            <w:tcW w:type="dxa" w:w="1440"/>
+          </w:tcPr>
+          <w:p>
+            <w:r>
+              <w:t>desert-town</w:t>
+            </w:r>
+          </w:p>
+        </w:tc>
+        <w:tc>
+          <w:tcPr>
+            <w:tcW w:type="dxa" w:w="1440"/>
+          </w:tcPr>
+          <w:p>
+            <w:r>
+              <w:t>5/5</w:t>
+            </w:r>
+          </w:p>
+        </w:tc>
+        <w:tc>
+          <w:tcPr>
+            <w:tcW w:type="dxa" w:w="1440"/>
+          </w:tcPr>
+          <w:p>
+            <w:r>
+              <w:t>5/5</w:t>
+            </w:r>
+          </w:p>
+        </w:tc>
+        <w:tc>
+          <w:tcPr>
+            <w:tcW w:type="dxa" w:w="1440"/>
+          </w:tcPr>
+          <w:p>
+            <w:r>
+              <w:t>5.2°</w:t>
+            </w:r>
+          </w:p>
+        </w:tc>
+        <w:tc>
+          <w:tcPr>
+            <w:tcW w:type="dxa" w:w="1440"/>
+          </w:tcPr>
+          <w:p>
+            <w:r>
+              <w:t>63.3%</w:t>
             </w:r>
           </w:p>
         </w:tc>
@@ -5045,7 +7416,7 @@
           <w:b w:val="0"/>
           <w:i w:val="0"/>
         </w:rPr>
-        <w:t>19 of 20 frames across all 4 scenes (95%) reached a genuinely horizontal result, with zero fallback-to-vertical cases on 3 of the 4 scenes — a striking contrast with the same four scenes' LiDAR results in Section 11 (GothicIsland LiDAR: 3/3 valid but only 5-9% coverage; SeasideTown LiDAR: 0/3 valid, 2 outright failures and 1 false positive; GreatMarsh LiDAR: 1/3 valid; NordicHarbor LiDAR: 1/3 valid, 2 false positives at ~89°). NordicHarbor in particular went from the weakest LiDAR result (1/3 valid) to the cleanest RGB-D result (5/5, tightest angle spread of any source in this report, 0.2°-1.8°). The most plausible explanation is point density and field-of-view concentration: a single dense forward-facing depth image places hundreds of thousands of points into one coherent, nearby field of view, whereas one omnidirectional LiDAR sweep spreads far fewer returns across the full 360°, much of it distant and sparse.</w:t>
+        <w:t>84 of 85 frames (99%) reached an unambiguously genuinely horizontal result, with zero fallback-to-vertical cases anywhere in this modality except one — the cleanest, most consistent outcome of any source in this report, and a striking contrast with the same scenes' LiDAR results in Section 11 (GothicIsland LiDAR: 3/3 valid but only 5-9% coverage; SeasideTown LiDAR: 0/3 valid; GreatMarsh LiDAR: 1/3 valid; NordicHarbor LiDAR: 1/3 valid, 2 false positives at ~89°). The most plausible explanation is point density and field-of-view concentration: a single dense forward-facing depth image places hundreds of thousands of points into one coherent, nearby field of view — and because the camera is mounted at ground-robot height and the trajectory was captured while traversing walkable paths, a large horizontal ground plane structurally tends to dominate the frame. This is a meaningfully different and easier condition than an omnidirectional LiDAR sweep, which spreads far fewer returns across the full 360°, much of it distant and sparse, and is not guaranteed to be centered on a traversable surface. This near-100% rate should be read in that context — as a strong result specific to this sensing geometry, not evidence that the model handles all terrain equally well regardless of how it is sensed (Sections 10-11 show the opposite for sparse LiDAR on undulating terrain).</w:t>
       </w:r>
     </w:p>
     <w:p>
@@ -5054,7 +7425,16 @@
           <w:b w:val="0"/>
           <w:i w:val="0"/>
         </w:rPr>
-        <w:t>As with DIODE, the figures below follow the full pipeline for two representative frames: the original camera photo, then the resulting point cloud with the detection result.</w:t>
+        <w:t>*The one exception (GreatMarsh, frame 003458, marked with an asterisk above) is worth disclosing carefully rather than silently rounding away. Its originally-recorded run reported a 43.3° fallback (no genuinely horizontal candidate in that field of view, per the pipeline's own horizontal_candidate flag). While backfilling a since-fixed CSV logging bug, this exact frame was re-run with identical parameters 8 additional times: all 8 found a genuinely horizontal candidate instead (8.8°-29.6°), none reproducing the original 43.3° fallback. GreatMarsh's point cloud is sparse and fragmented (a consequence of the heavy in-simulation fog documented in Section 11), and Schnabel RANSAC's random minimal-subset sampling can evidently land on different candidate planes across runs when support is this thin — this frame's true classification is genuinely unstable rather than settled. It is reported as originally observed (fallback) rather than overwritten with a more favorable re-run, consistent with this report's evidentiary standard (Section 1.3); the instability itself is additional evidence for the fallback-heuristic limitation discussed in Section 17.3.</w:t>
+      </w:r>
+    </w:p>
+    <w:p>
+      <w:r>
+        <w:rPr>
+          <w:b w:val="0"/>
+          <w:i w:val="0"/>
+        </w:rPr>
+        <w:t>As with DIODE, the figures below follow the full pipeline: the original camera photo, then the resulting point cloud with the detection result. Four representative scenes are shown, spanning the original water/mud set and the newly-added diverse terrain.</w:t>
       </w:r>
     </w:p>
     <w:p>
@@ -5065,7 +7445,7 @@
         <w:drawing>
           <wp:inline xmlns:a="http://schemas.openxmlformats.org/drawingml/2006/main" xmlns:pic="http://schemas.openxmlformats.org/drawingml/2006/picture">
             <wp:extent cx="5303520" cy="5303520"/>
-            <wp:docPr id="9" name="Picture 9"/>
+            <wp:docPr id="8" name="Picture 8"/>
             <wp:cNvGraphicFramePr>
               <a:graphicFrameLocks noChangeAspect="1"/>
             </wp:cNvGraphicFramePr>
@@ -5077,7 +7457,7 @@
                     <pic:cNvPicPr/>
                   </pic:nvPicPr>
                   <pic:blipFill>
-                    <a:blip r:embed="rId17"/>
+                    <a:blip r:embed="rId16"/>
                     <a:stretch>
                       <a:fillRect/>
                     </a:stretch>
@@ -5116,7 +7496,7 @@
         <w:drawing>
           <wp:inline xmlns:a="http://schemas.openxmlformats.org/drawingml/2006/main" xmlns:pic="http://schemas.openxmlformats.org/drawingml/2006/picture">
             <wp:extent cx="5303520" cy="2983230"/>
-            <wp:docPr id="10" name="Picture 10"/>
+            <wp:docPr id="9" name="Picture 9"/>
             <wp:cNvGraphicFramePr>
               <a:graphicFrameLocks noChangeAspect="1"/>
             </wp:cNvGraphicFramePr>
@@ -5128,7 +7508,7 @@
                     <pic:cNvPicPr/>
                   </pic:nvPicPr>
                   <pic:blipFill>
-                    <a:blip r:embed="rId18"/>
+                    <a:blip r:embed="rId17"/>
                     <a:stretch>
                       <a:fillRect/>
                     </a:stretch>
@@ -5167,7 +7547,7 @@
         <w:drawing>
           <wp:inline xmlns:a="http://schemas.openxmlformats.org/drawingml/2006/main" xmlns:pic="http://schemas.openxmlformats.org/drawingml/2006/picture">
             <wp:extent cx="5303520" cy="5303520"/>
-            <wp:docPr id="11" name="Picture 11"/>
+            <wp:docPr id="10" name="Picture 10"/>
             <wp:cNvGraphicFramePr>
               <a:graphicFrameLocks noChangeAspect="1"/>
             </wp:cNvGraphicFramePr>
@@ -5179,7 +7559,7 @@
                     <pic:cNvPicPr/>
                   </pic:nvPicPr>
                   <pic:blipFill>
-                    <a:blip r:embed="rId19"/>
+                    <a:blip r:embed="rId18"/>
                     <a:stretch>
                       <a:fillRect/>
                     </a:stretch>
@@ -5218,7 +7598,7 @@
         <w:drawing>
           <wp:inline xmlns:a="http://schemas.openxmlformats.org/drawingml/2006/main" xmlns:pic="http://schemas.openxmlformats.org/drawingml/2006/picture">
             <wp:extent cx="5303520" cy="2983230"/>
-            <wp:docPr id="12" name="Picture 12"/>
+            <wp:docPr id="11" name="Picture 11"/>
             <wp:cNvGraphicFramePr>
               <a:graphicFrameLocks noChangeAspect="1"/>
             </wp:cNvGraphicFramePr>
@@ -5230,7 +7610,7 @@
                     <pic:cNvPicPr/>
                   </pic:nvPicPr>
                   <pic:blipFill>
-                    <a:blip r:embed="rId20"/>
+                    <a:blip r:embed="rId19"/>
                     <a:stretch>
                       <a:fillRect/>
                     </a:stretch>
@@ -5258,7 +7638,3559 @@
           <w:i/>
           <w:sz w:val="20"/>
         </w:rPr>
-        <w:t>Figure 14.4: The same photo's point cloud — the cleanest result across all 20 RGB-D frames in this section (0.4 deg from vertical, 46.9% coverage), versus this same scene's weakest LiDAR result in Section 11.</w:t>
+        <w:t>Figure 14.4: The same photo's point cloud — 0.4° from vertical, 46.9% coverage, versus this same scene's weakest LiDAR result in Section 11.</w:t>
+      </w:r>
+    </w:p>
+    <w:p>
+      <w:pPr>
+        <w:jc w:val="center"/>
+      </w:pPr>
+      <w:r>
+        <w:drawing>
+          <wp:inline xmlns:a="http://schemas.openxmlformats.org/drawingml/2006/main" xmlns:pic="http://schemas.openxmlformats.org/drawingml/2006/picture">
+            <wp:extent cx="5303520" cy="5303520"/>
+            <wp:docPr id="12" name="Picture 12"/>
+            <wp:cNvGraphicFramePr>
+              <a:graphicFrameLocks noChangeAspect="1"/>
+            </wp:cNvGraphicFramePr>
+            <a:graphic>
+              <a:graphicData uri="http://schemas.openxmlformats.org/drawingml/2006/picture">
+                <pic:pic>
+                  <pic:nvPicPr>
+                    <pic:cNvPr id="0" name="003104_lcam_front.png"/>
+                    <pic:cNvPicPr/>
+                  </pic:nvPicPr>
+                  <pic:blipFill>
+                    <a:blip r:embed="rId20"/>
+                    <a:stretch>
+                      <a:fillRect/>
+                    </a:stretch>
+                  </pic:blipFill>
+                  <pic:spPr>
+                    <a:xfrm>
+                      <a:off x="0" y="0"/>
+                      <a:ext cx="5303520" cy="5303520"/>
+                    </a:xfrm>
+                    <a:prstGeom prst="rect"/>
+                  </pic:spPr>
+                </pic:pic>
+              </a:graphicData>
+            </a:graphic>
+          </wp:inline>
+        </w:drawing>
+      </w:r>
+    </w:p>
+    <w:p>
+      <w:pPr>
+        <w:jc w:val="center"/>
+      </w:pPr>
+      <w:r>
+        <w:rPr>
+          <w:i/>
+          <w:sz w:val="20"/>
+        </w:rPr>
+        <w:t>Figure 14.5: TartanGround, BrushifyMoon — original front-camera RGB photo of a lunar/rocky surface, one of the newly-added environment types.</w:t>
+      </w:r>
+    </w:p>
+    <w:p>
+      <w:pPr>
+        <w:jc w:val="center"/>
+      </w:pPr>
+      <w:r>
+        <w:drawing>
+          <wp:inline xmlns:a="http://schemas.openxmlformats.org/drawingml/2006/main" xmlns:pic="http://schemas.openxmlformats.org/drawingml/2006/picture">
+            <wp:extent cx="5303520" cy="2983230"/>
+            <wp:docPr id="13" name="Picture 13"/>
+            <wp:cNvGraphicFramePr>
+              <a:graphicFrameLocks noChangeAspect="1"/>
+            </wp:cNvGraphicFramePr>
+            <a:graphic>
+              <a:graphicData uri="http://schemas.openxmlformats.org/drawingml/2006/picture">
+                <pic:pic>
+                  <pic:nvPicPr>
+                    <pic:cNvPr id="0" name="003104_lcam_front.png"/>
+                    <pic:cNvPicPr/>
+                  </pic:nvPicPr>
+                  <pic:blipFill>
+                    <a:blip r:embed="rId21"/>
+                    <a:stretch>
+                      <a:fillRect/>
+                    </a:stretch>
+                  </pic:blipFill>
+                  <pic:spPr>
+                    <a:xfrm>
+                      <a:off x="0" y="0"/>
+                      <a:ext cx="5303520" cy="2983230"/>
+                    </a:xfrm>
+                    <a:prstGeom prst="rect"/>
+                  </pic:spPr>
+                </pic:pic>
+              </a:graphicData>
+            </a:graphic>
+          </wp:inline>
+        </w:drawing>
+      </w:r>
+    </w:p>
+    <w:p>
+      <w:pPr>
+        <w:jc w:val="center"/>
+      </w:pPr>
+      <w:r>
+        <w:rPr>
+          <w:i/>
+          <w:sz w:val="20"/>
+        </w:rPr>
+        <w:t>Figure 14.6: The same photo's point cloud — 4.5° from vertical, 93.1% coverage, the highest single-frame coverage of any scene in this section.</w:t>
+      </w:r>
+    </w:p>
+    <w:p>
+      <w:pPr>
+        <w:jc w:val="center"/>
+      </w:pPr>
+      <w:r>
+        <w:drawing>
+          <wp:inline xmlns:a="http://schemas.openxmlformats.org/drawingml/2006/main" xmlns:pic="http://schemas.openxmlformats.org/drawingml/2006/picture">
+            <wp:extent cx="5303520" cy="5303520"/>
+            <wp:docPr id="14" name="Picture 14"/>
+            <wp:cNvGraphicFramePr>
+              <a:graphicFrameLocks noChangeAspect="1"/>
+            </wp:cNvGraphicFramePr>
+            <a:graphic>
+              <a:graphicData uri="http://schemas.openxmlformats.org/drawingml/2006/picture">
+                <pic:pic>
+                  <pic:nvPicPr>
+                    <pic:cNvPr id="0" name="000394_lcam_front.png"/>
+                    <pic:cNvPicPr/>
+                  </pic:nvPicPr>
+                  <pic:blipFill>
+                    <a:blip r:embed="rId22"/>
+                    <a:stretch>
+                      <a:fillRect/>
+                    </a:stretch>
+                  </pic:blipFill>
+                  <pic:spPr>
+                    <a:xfrm>
+                      <a:off x="0" y="0"/>
+                      <a:ext cx="5303520" cy="5303520"/>
+                    </a:xfrm>
+                    <a:prstGeom prst="rect"/>
+                  </pic:spPr>
+                </pic:pic>
+              </a:graphicData>
+            </a:graphic>
+          </wp:inline>
+        </w:drawing>
+      </w:r>
+    </w:p>
+    <w:p>
+      <w:pPr>
+        <w:jc w:val="center"/>
+      </w:pPr>
+      <w:r>
+        <w:rPr>
+          <w:i/>
+          <w:sz w:val="20"/>
+        </w:rPr>
+        <w:t>Figure 14.7: TartanGround, OldTownWinter — original front-camera RGB photo of a snow-covered European square, another newly-added environment type.</w:t>
+      </w:r>
+    </w:p>
+    <w:p>
+      <w:pPr>
+        <w:jc w:val="center"/>
+      </w:pPr>
+      <w:r>
+        <w:drawing>
+          <wp:inline xmlns:a="http://schemas.openxmlformats.org/drawingml/2006/main" xmlns:pic="http://schemas.openxmlformats.org/drawingml/2006/picture">
+            <wp:extent cx="5303520" cy="2983230"/>
+            <wp:docPr id="15" name="Picture 15"/>
+            <wp:cNvGraphicFramePr>
+              <a:graphicFrameLocks noChangeAspect="1"/>
+            </wp:cNvGraphicFramePr>
+            <a:graphic>
+              <a:graphicData uri="http://schemas.openxmlformats.org/drawingml/2006/picture">
+                <pic:pic>
+                  <pic:nvPicPr>
+                    <pic:cNvPr id="0" name="000394_lcam_front.png"/>
+                    <pic:cNvPicPr/>
+                  </pic:nvPicPr>
+                  <pic:blipFill>
+                    <a:blip r:embed="rId23"/>
+                    <a:stretch>
+                      <a:fillRect/>
+                    </a:stretch>
+                  </pic:blipFill>
+                  <pic:spPr>
+                    <a:xfrm>
+                      <a:off x="0" y="0"/>
+                      <a:ext cx="5303520" cy="2983230"/>
+                    </a:xfrm>
+                    <a:prstGeom prst="rect"/>
+                  </pic:spPr>
+                </pic:pic>
+              </a:graphicData>
+            </a:graphic>
+          </wp:inline>
+        </w:drawing>
+      </w:r>
+    </w:p>
+    <w:p>
+      <w:pPr>
+        <w:jc w:val="center"/>
+      </w:pPr>
+      <w:r>
+        <w:rPr>
+          <w:i/>
+          <w:sz w:val="20"/>
+        </w:rPr>
+        <w:t>Figure 14.8: The same photo's point cloud — 0.4° from vertical, 54.0% coverage.</w:t>
+      </w:r>
+    </w:p>
+    <w:p>
+      <w:pPr>
+        <w:pStyle w:val="Heading2"/>
+      </w:pPr>
+      <w:r>
+        <w:t>14.5 Ground + Wall (Vertical Plane) Detection via RGB-D (Office, House, Downtown, Supermarket)</w:t>
+      </w:r>
+    </w:p>
+    <w:p>
+      <w:pPr>
+        <w:pStyle w:val="Normal"/>
+      </w:pPr>
+      <w:r>
+        <w:t>Every source discussed above (Sections 7-14) only ever reports the single best ground candidate: find_ground_plane() filters schnabel_ransac.detect()'s full list of detected planar shapes down to one horizontal winner and discards the rest. detect_ground_and_walls.py (new this session) instead classifies EVERY returned shape by orientation: a local find_ground_plane_robust() still picks the one ground plane (hardened against a tie-break bug found during this work -- an unweighted lowest-height rule could let a tiny few-hundred-point noise fragment beat a genuine, much larger floor patch sitting only centimetres higher; fixed with an absolute minimum-support floor before a candidate is eligible to win purely on height), and a mirror-image find_wall_planes() keeps every remaining candidate whose normal is near-horizontal (surface near-vertical, i.e. a wall), since a scene can have several walls at once unlike a single ground. Cylinder (curved-surface) detection is also supported by the underlying schnabel_ransac library but is deliberately NOT used for this model: requesting plane and cylinder shapes in the same detect() call let a degenerate, loose-epsilon cylinder hypothesis claim a region before a plane hypothesis was ever tried there, silently losing genuine large flat surfaces (confirmed on a test frame: 2 of 3 real surfaces, 30.9% and 26.4% of the cloud, vanished this way). Plane-only also matches how this model was validated elsewhere in this report (Sections 7 and 14 never request cylinders either).</w:t>
+      </w:r>
+    </w:p>
+    <w:p>
+      <w:pPr>
+        <w:pStyle w:val="Normal"/>
+      </w:pPr>
+      <w:r>
+        <w:t>Run on 25 specific frames spanning four environments (Office: 481, 485, 491, 495, 531, 617; House: 45, 95, 191; Downtown: 3, 115, 187, 366, 527, 615, 709, 865; Supermarket: 355, 513, 526, 547, 563, 584, 627, 748), using the RGB-D back-projection method from Section 14 rather than the sparse LiDAR sweep, via the trained synthetic_ppo_v2 model (single-shot bypass, same convention as the rest of this report).</w:t>
+      </w:r>
+    </w:p>
+    <w:p>
+      <w:pPr>
+        <w:pStyle w:val="Normal"/>
+      </w:pPr>
+      <w:r>
+        <w:t>Resolution and downsampling: TartanGround's native image_lcam_front/depth_lcam_front pair is 640×640 pixels per frame. No voxel downsampling is applied to any RGB-D source in this report (see Table 6.1) -- detect_ground_and_walls.py's RGB-D path is a raw per-pixel back-projection, consistent with that convention. Point cloud size therefore equals the number of pixels with a valid (finite, 0.05m-200m) depth value, up to the full 409,600-pixel maximum.</w:t>
+      </w:r>
+    </w:p>
+    <w:p>
+      <w:pPr>
+        <w:pStyle w:val="Normal"/>
+      </w:pPr>
+      <w:r>
+        <w:t>Table 14.2 — Resolution, point cloud size, and voxel downsampling per frame.</w:t>
+      </w:r>
+    </w:p>
+    <w:tbl>
+      <w:tblPr>
+        <w:tblStyle w:val="TableGrid"/>
+        <w:tblW w:type="auto" w:w="0"/>
+        <w:tblLook w:firstColumn="1" w:firstRow="1" w:lastColumn="0" w:lastRow="0" w:noHBand="0" w:noVBand="1" w:val="04A0"/>
+      </w:tblPr>
+      <w:tblGrid>
+        <w:gridCol w:w="1080"/>
+        <w:gridCol w:w="1080"/>
+        <w:gridCol w:w="1080"/>
+        <w:gridCol w:w="1080"/>
+        <w:gridCol w:w="1080"/>
+        <w:gridCol w:w="1080"/>
+        <w:gridCol w:w="1080"/>
+        <w:gridCol w:w="1080"/>
+      </w:tblGrid>
+      <w:tr>
+        <w:tc>
+          <w:tcPr>
+            <w:tcW w:type="dxa" w:w="1080"/>
+          </w:tcPr>
+          <w:p>
+            <w:r>
+              <w:t>Environment</w:t>
+            </w:r>
+          </w:p>
+        </w:tc>
+        <w:tc>
+          <w:tcPr>
+            <w:tcW w:type="dxa" w:w="1080"/>
+          </w:tcPr>
+          <w:p>
+            <w:r>
+              <w:t>Frame</w:t>
+            </w:r>
+          </w:p>
+        </w:tc>
+        <w:tc>
+          <w:tcPr>
+            <w:tcW w:type="dxa" w:w="1080"/>
+          </w:tcPr>
+          <w:p>
+            <w:r>
+              <w:t>Resolution</w:t>
+            </w:r>
+          </w:p>
+        </w:tc>
+        <w:tc>
+          <w:tcPr>
+            <w:tcW w:type="dxa" w:w="1080"/>
+          </w:tcPr>
+          <w:p>
+            <w:r>
+              <w:t>Point Cloud Size (pts)</w:t>
+            </w:r>
+          </w:p>
+        </w:tc>
+        <w:tc>
+          <w:tcPr>
+            <w:tcW w:type="dxa" w:w="1080"/>
+          </w:tcPr>
+          <w:p>
+            <w:r>
+              <w:t>Voxel Downsampling</w:t>
+            </w:r>
+          </w:p>
+        </w:tc>
+        <w:tc>
+          <w:tcPr>
+            <w:tcW w:type="dxa" w:w="1080"/>
+          </w:tcPr>
+          <w:p>
+            <w:r>
+              <w:t>Ground pts (%)</w:t>
+            </w:r>
+          </w:p>
+        </w:tc>
+        <w:tc>
+          <w:tcPr>
+            <w:tcW w:type="dxa" w:w="1080"/>
+          </w:tcPr>
+          <w:p>
+            <w:r>
+              <w:t>Walls Found</w:t>
+            </w:r>
+          </w:p>
+        </w:tc>
+        <w:tc>
+          <w:tcPr>
+            <w:tcW w:type="dxa" w:w="1080"/>
+          </w:tcPr>
+          <w:p>
+            <w:r>
+              <w:t>Wall pts</w:t>
+            </w:r>
+          </w:p>
+        </w:tc>
+      </w:tr>
+      <w:tr>
+        <w:tc>
+          <w:tcPr>
+            <w:tcW w:type="dxa" w:w="1080"/>
+          </w:tcPr>
+          <w:p>
+            <w:r>
+              <w:t>Office</w:t>
+            </w:r>
+          </w:p>
+        </w:tc>
+        <w:tc>
+          <w:tcPr>
+            <w:tcW w:type="dxa" w:w="1080"/>
+          </w:tcPr>
+          <w:p>
+            <w:r>
+              <w:t>000481</w:t>
+            </w:r>
+          </w:p>
+        </w:tc>
+        <w:tc>
+          <w:tcPr>
+            <w:tcW w:type="dxa" w:w="1080"/>
+          </w:tcPr>
+          <w:p>
+            <w:r>
+              <w:t>640x640</w:t>
+            </w:r>
+          </w:p>
+        </w:tc>
+        <w:tc>
+          <w:tcPr>
+            <w:tcW w:type="dxa" w:w="1080"/>
+          </w:tcPr>
+          <w:p>
+            <w:r>
+              <w:t>407,350</w:t>
+            </w:r>
+          </w:p>
+        </w:tc>
+        <w:tc>
+          <w:tcPr>
+            <w:tcW w:type="dxa" w:w="1080"/>
+          </w:tcPr>
+          <w:p>
+            <w:r>
+              <w:t>None (0 m)</w:t>
+            </w:r>
+          </w:p>
+        </w:tc>
+        <w:tc>
+          <w:tcPr>
+            <w:tcW w:type="dxa" w:w="1080"/>
+          </w:tcPr>
+          <w:p>
+            <w:r>
+              <w:t>140,690 (34.5%)</w:t>
+            </w:r>
+          </w:p>
+        </w:tc>
+        <w:tc>
+          <w:tcPr>
+            <w:tcW w:type="dxa" w:w="1080"/>
+          </w:tcPr>
+          <w:p>
+            <w:r>
+              <w:t>0</w:t>
+            </w:r>
+          </w:p>
+        </w:tc>
+        <w:tc>
+          <w:tcPr>
+            <w:tcW w:type="dxa" w:w="1080"/>
+          </w:tcPr>
+          <w:p>
+            <w:r>
+              <w:t>0</w:t>
+            </w:r>
+          </w:p>
+        </w:tc>
+      </w:tr>
+      <w:tr>
+        <w:tc>
+          <w:tcPr>
+            <w:tcW w:type="dxa" w:w="1080"/>
+          </w:tcPr>
+          <w:p>
+            <w:r>
+              <w:t>Office</w:t>
+            </w:r>
+          </w:p>
+        </w:tc>
+        <w:tc>
+          <w:tcPr>
+            <w:tcW w:type="dxa" w:w="1080"/>
+          </w:tcPr>
+          <w:p>
+            <w:r>
+              <w:t>000485</w:t>
+            </w:r>
+          </w:p>
+        </w:tc>
+        <w:tc>
+          <w:tcPr>
+            <w:tcW w:type="dxa" w:w="1080"/>
+          </w:tcPr>
+          <w:p>
+            <w:r>
+              <w:t>640x640</w:t>
+            </w:r>
+          </w:p>
+        </w:tc>
+        <w:tc>
+          <w:tcPr>
+            <w:tcW w:type="dxa" w:w="1080"/>
+          </w:tcPr>
+          <w:p>
+            <w:r>
+              <w:t>407,847</w:t>
+            </w:r>
+          </w:p>
+        </w:tc>
+        <w:tc>
+          <w:tcPr>
+            <w:tcW w:type="dxa" w:w="1080"/>
+          </w:tcPr>
+          <w:p>
+            <w:r>
+              <w:t>None (0 m)</w:t>
+            </w:r>
+          </w:p>
+        </w:tc>
+        <w:tc>
+          <w:tcPr>
+            <w:tcW w:type="dxa" w:w="1080"/>
+          </w:tcPr>
+          <w:p>
+            <w:r>
+              <w:t>152,480 (37.4%)</w:t>
+            </w:r>
+          </w:p>
+        </w:tc>
+        <w:tc>
+          <w:tcPr>
+            <w:tcW w:type="dxa" w:w="1080"/>
+          </w:tcPr>
+          <w:p>
+            <w:r>
+              <w:t>3</w:t>
+            </w:r>
+          </w:p>
+        </w:tc>
+        <w:tc>
+          <w:tcPr>
+            <w:tcW w:type="dxa" w:w="1080"/>
+          </w:tcPr>
+          <w:p>
+            <w:r>
+              <w:t>66,117</w:t>
+            </w:r>
+          </w:p>
+        </w:tc>
+      </w:tr>
+      <w:tr>
+        <w:tc>
+          <w:tcPr>
+            <w:tcW w:type="dxa" w:w="1080"/>
+          </w:tcPr>
+          <w:p>
+            <w:r>
+              <w:t>Office</w:t>
+            </w:r>
+          </w:p>
+        </w:tc>
+        <w:tc>
+          <w:tcPr>
+            <w:tcW w:type="dxa" w:w="1080"/>
+          </w:tcPr>
+          <w:p>
+            <w:r>
+              <w:t>000491</w:t>
+            </w:r>
+          </w:p>
+        </w:tc>
+        <w:tc>
+          <w:tcPr>
+            <w:tcW w:type="dxa" w:w="1080"/>
+          </w:tcPr>
+          <w:p>
+            <w:r>
+              <w:t>640x640</w:t>
+            </w:r>
+          </w:p>
+        </w:tc>
+        <w:tc>
+          <w:tcPr>
+            <w:tcW w:type="dxa" w:w="1080"/>
+          </w:tcPr>
+          <w:p>
+            <w:r>
+              <w:t>405,626</w:t>
+            </w:r>
+          </w:p>
+        </w:tc>
+        <w:tc>
+          <w:tcPr>
+            <w:tcW w:type="dxa" w:w="1080"/>
+          </w:tcPr>
+          <w:p>
+            <w:r>
+              <w:t>None (0 m)</w:t>
+            </w:r>
+          </w:p>
+        </w:tc>
+        <w:tc>
+          <w:tcPr>
+            <w:tcW w:type="dxa" w:w="1080"/>
+          </w:tcPr>
+          <w:p>
+            <w:r>
+              <w:t>170,771 (42.1%)</w:t>
+            </w:r>
+          </w:p>
+        </w:tc>
+        <w:tc>
+          <w:tcPr>
+            <w:tcW w:type="dxa" w:w="1080"/>
+          </w:tcPr>
+          <w:p>
+            <w:r>
+              <w:t>0</w:t>
+            </w:r>
+          </w:p>
+        </w:tc>
+        <w:tc>
+          <w:tcPr>
+            <w:tcW w:type="dxa" w:w="1080"/>
+          </w:tcPr>
+          <w:p>
+            <w:r>
+              <w:t>0</w:t>
+            </w:r>
+          </w:p>
+        </w:tc>
+      </w:tr>
+      <w:tr>
+        <w:tc>
+          <w:tcPr>
+            <w:tcW w:type="dxa" w:w="1080"/>
+          </w:tcPr>
+          <w:p>
+            <w:r>
+              <w:t>Office</w:t>
+            </w:r>
+          </w:p>
+        </w:tc>
+        <w:tc>
+          <w:tcPr>
+            <w:tcW w:type="dxa" w:w="1080"/>
+          </w:tcPr>
+          <w:p>
+            <w:r>
+              <w:t>000495</w:t>
+            </w:r>
+          </w:p>
+        </w:tc>
+        <w:tc>
+          <w:tcPr>
+            <w:tcW w:type="dxa" w:w="1080"/>
+          </w:tcPr>
+          <w:p>
+            <w:r>
+              <w:t>640x640</w:t>
+            </w:r>
+          </w:p>
+        </w:tc>
+        <w:tc>
+          <w:tcPr>
+            <w:tcW w:type="dxa" w:w="1080"/>
+          </w:tcPr>
+          <w:p>
+            <w:r>
+              <w:t>404,634</w:t>
+            </w:r>
+          </w:p>
+        </w:tc>
+        <w:tc>
+          <w:tcPr>
+            <w:tcW w:type="dxa" w:w="1080"/>
+          </w:tcPr>
+          <w:p>
+            <w:r>
+              <w:t>None (0 m)</w:t>
+            </w:r>
+          </w:p>
+        </w:tc>
+        <w:tc>
+          <w:tcPr>
+            <w:tcW w:type="dxa" w:w="1080"/>
+          </w:tcPr>
+          <w:p>
+            <w:r>
+              <w:t>168,255 (41.6%)</w:t>
+            </w:r>
+          </w:p>
+        </w:tc>
+        <w:tc>
+          <w:tcPr>
+            <w:tcW w:type="dxa" w:w="1080"/>
+          </w:tcPr>
+          <w:p>
+            <w:r>
+              <w:t>4</w:t>
+            </w:r>
+          </w:p>
+        </w:tc>
+        <w:tc>
+          <w:tcPr>
+            <w:tcW w:type="dxa" w:w="1080"/>
+          </w:tcPr>
+          <w:p>
+            <w:r>
+              <w:t>19,238</w:t>
+            </w:r>
+          </w:p>
+        </w:tc>
+      </w:tr>
+      <w:tr>
+        <w:tc>
+          <w:tcPr>
+            <w:tcW w:type="dxa" w:w="1080"/>
+          </w:tcPr>
+          <w:p>
+            <w:r>
+              <w:t>Office</w:t>
+            </w:r>
+          </w:p>
+        </w:tc>
+        <w:tc>
+          <w:tcPr>
+            <w:tcW w:type="dxa" w:w="1080"/>
+          </w:tcPr>
+          <w:p>
+            <w:r>
+              <w:t>000531</w:t>
+            </w:r>
+          </w:p>
+        </w:tc>
+        <w:tc>
+          <w:tcPr>
+            <w:tcW w:type="dxa" w:w="1080"/>
+          </w:tcPr>
+          <w:p>
+            <w:r>
+              <w:t>640x640</w:t>
+            </w:r>
+          </w:p>
+        </w:tc>
+        <w:tc>
+          <w:tcPr>
+            <w:tcW w:type="dxa" w:w="1080"/>
+          </w:tcPr>
+          <w:p>
+            <w:r>
+              <w:t>405,110</w:t>
+            </w:r>
+          </w:p>
+        </w:tc>
+        <w:tc>
+          <w:tcPr>
+            <w:tcW w:type="dxa" w:w="1080"/>
+          </w:tcPr>
+          <w:p>
+            <w:r>
+              <w:t>None (0 m)</w:t>
+            </w:r>
+          </w:p>
+        </w:tc>
+        <w:tc>
+          <w:tcPr>
+            <w:tcW w:type="dxa" w:w="1080"/>
+          </w:tcPr>
+          <w:p>
+            <w:r>
+              <w:t>159,292 (39.3%)</w:t>
+            </w:r>
+          </w:p>
+        </w:tc>
+        <w:tc>
+          <w:tcPr>
+            <w:tcW w:type="dxa" w:w="1080"/>
+          </w:tcPr>
+          <w:p>
+            <w:r>
+              <w:t>2</w:t>
+            </w:r>
+          </w:p>
+        </w:tc>
+        <w:tc>
+          <w:tcPr>
+            <w:tcW w:type="dxa" w:w="1080"/>
+          </w:tcPr>
+          <w:p>
+            <w:r>
+              <w:t>34,808</w:t>
+            </w:r>
+          </w:p>
+        </w:tc>
+      </w:tr>
+      <w:tr>
+        <w:tc>
+          <w:tcPr>
+            <w:tcW w:type="dxa" w:w="1080"/>
+          </w:tcPr>
+          <w:p>
+            <w:r>
+              <w:t>Office</w:t>
+            </w:r>
+          </w:p>
+        </w:tc>
+        <w:tc>
+          <w:tcPr>
+            <w:tcW w:type="dxa" w:w="1080"/>
+          </w:tcPr>
+          <w:p>
+            <w:r>
+              <w:t>000617</w:t>
+            </w:r>
+          </w:p>
+        </w:tc>
+        <w:tc>
+          <w:tcPr>
+            <w:tcW w:type="dxa" w:w="1080"/>
+          </w:tcPr>
+          <w:p>
+            <w:r>
+              <w:t>640x640</w:t>
+            </w:r>
+          </w:p>
+        </w:tc>
+        <w:tc>
+          <w:tcPr>
+            <w:tcW w:type="dxa" w:w="1080"/>
+          </w:tcPr>
+          <w:p>
+            <w:r>
+              <w:t>405,995</w:t>
+            </w:r>
+          </w:p>
+        </w:tc>
+        <w:tc>
+          <w:tcPr>
+            <w:tcW w:type="dxa" w:w="1080"/>
+          </w:tcPr>
+          <w:p>
+            <w:r>
+              <w:t>None (0 m)</w:t>
+            </w:r>
+          </w:p>
+        </w:tc>
+        <w:tc>
+          <w:tcPr>
+            <w:tcW w:type="dxa" w:w="1080"/>
+          </w:tcPr>
+          <w:p>
+            <w:r>
+              <w:t>769 (0.2%)</w:t>
+            </w:r>
+          </w:p>
+        </w:tc>
+        <w:tc>
+          <w:tcPr>
+            <w:tcW w:type="dxa" w:w="1080"/>
+          </w:tcPr>
+          <w:p>
+            <w:r>
+              <w:t>4</w:t>
+            </w:r>
+          </w:p>
+        </w:tc>
+        <w:tc>
+          <w:tcPr>
+            <w:tcW w:type="dxa" w:w="1080"/>
+          </w:tcPr>
+          <w:p>
+            <w:r>
+              <w:t>26,527</w:t>
+            </w:r>
+          </w:p>
+        </w:tc>
+      </w:tr>
+      <w:tr>
+        <w:tc>
+          <w:tcPr>
+            <w:tcW w:type="dxa" w:w="1080"/>
+          </w:tcPr>
+          <w:p>
+            <w:r>
+              <w:t>House</w:t>
+            </w:r>
+          </w:p>
+        </w:tc>
+        <w:tc>
+          <w:tcPr>
+            <w:tcW w:type="dxa" w:w="1080"/>
+          </w:tcPr>
+          <w:p>
+            <w:r>
+              <w:t>000045</w:t>
+            </w:r>
+          </w:p>
+        </w:tc>
+        <w:tc>
+          <w:tcPr>
+            <w:tcW w:type="dxa" w:w="1080"/>
+          </w:tcPr>
+          <w:p>
+            <w:r>
+              <w:t>640x640</w:t>
+            </w:r>
+          </w:p>
+        </w:tc>
+        <w:tc>
+          <w:tcPr>
+            <w:tcW w:type="dxa" w:w="1080"/>
+          </w:tcPr>
+          <w:p>
+            <w:r>
+              <w:t>409,592</w:t>
+            </w:r>
+          </w:p>
+        </w:tc>
+        <w:tc>
+          <w:tcPr>
+            <w:tcW w:type="dxa" w:w="1080"/>
+          </w:tcPr>
+          <w:p>
+            <w:r>
+              <w:t>None (0 m)</w:t>
+            </w:r>
+          </w:p>
+        </w:tc>
+        <w:tc>
+          <w:tcPr>
+            <w:tcW w:type="dxa" w:w="1080"/>
+          </w:tcPr>
+          <w:p>
+            <w:r>
+              <w:t>33,699 (8.2%)</w:t>
+            </w:r>
+          </w:p>
+        </w:tc>
+        <w:tc>
+          <w:tcPr>
+            <w:tcW w:type="dxa" w:w="1080"/>
+          </w:tcPr>
+          <w:p>
+            <w:r>
+              <w:t>8</w:t>
+            </w:r>
+          </w:p>
+        </w:tc>
+        <w:tc>
+          <w:tcPr>
+            <w:tcW w:type="dxa" w:w="1080"/>
+          </w:tcPr>
+          <w:p>
+            <w:r>
+              <w:t>317,993</w:t>
+            </w:r>
+          </w:p>
+        </w:tc>
+      </w:tr>
+      <w:tr>
+        <w:tc>
+          <w:tcPr>
+            <w:tcW w:type="dxa" w:w="1080"/>
+          </w:tcPr>
+          <w:p>
+            <w:r>
+              <w:t>House</w:t>
+            </w:r>
+          </w:p>
+        </w:tc>
+        <w:tc>
+          <w:tcPr>
+            <w:tcW w:type="dxa" w:w="1080"/>
+          </w:tcPr>
+          <w:p>
+            <w:r>
+              <w:t>000095</w:t>
+            </w:r>
+          </w:p>
+        </w:tc>
+        <w:tc>
+          <w:tcPr>
+            <w:tcW w:type="dxa" w:w="1080"/>
+          </w:tcPr>
+          <w:p>
+            <w:r>
+              <w:t>640x640</w:t>
+            </w:r>
+          </w:p>
+        </w:tc>
+        <w:tc>
+          <w:tcPr>
+            <w:tcW w:type="dxa" w:w="1080"/>
+          </w:tcPr>
+          <w:p>
+            <w:r>
+              <w:t>409,600</w:t>
+            </w:r>
+          </w:p>
+        </w:tc>
+        <w:tc>
+          <w:tcPr>
+            <w:tcW w:type="dxa" w:w="1080"/>
+          </w:tcPr>
+          <w:p>
+            <w:r>
+              <w:t>None (0 m)</w:t>
+            </w:r>
+          </w:p>
+        </w:tc>
+        <w:tc>
+          <w:tcPr>
+            <w:tcW w:type="dxa" w:w="1080"/>
+          </w:tcPr>
+          <w:p>
+            <w:r>
+              <w:t>46,657 (11.4%)</w:t>
+            </w:r>
+          </w:p>
+        </w:tc>
+        <w:tc>
+          <w:tcPr>
+            <w:tcW w:type="dxa" w:w="1080"/>
+          </w:tcPr>
+          <w:p>
+            <w:r>
+              <w:t>5</w:t>
+            </w:r>
+          </w:p>
+        </w:tc>
+        <w:tc>
+          <w:tcPr>
+            <w:tcW w:type="dxa" w:w="1080"/>
+          </w:tcPr>
+          <w:p>
+            <w:r>
+              <w:t>185,309</w:t>
+            </w:r>
+          </w:p>
+        </w:tc>
+      </w:tr>
+      <w:tr>
+        <w:tc>
+          <w:tcPr>
+            <w:tcW w:type="dxa" w:w="1080"/>
+          </w:tcPr>
+          <w:p>
+            <w:r>
+              <w:t>House</w:t>
+            </w:r>
+          </w:p>
+        </w:tc>
+        <w:tc>
+          <w:tcPr>
+            <w:tcW w:type="dxa" w:w="1080"/>
+          </w:tcPr>
+          <w:p>
+            <w:r>
+              <w:t>000191</w:t>
+            </w:r>
+          </w:p>
+        </w:tc>
+        <w:tc>
+          <w:tcPr>
+            <w:tcW w:type="dxa" w:w="1080"/>
+          </w:tcPr>
+          <w:p>
+            <w:r>
+              <w:t>640x640</w:t>
+            </w:r>
+          </w:p>
+        </w:tc>
+        <w:tc>
+          <w:tcPr>
+            <w:tcW w:type="dxa" w:w="1080"/>
+          </w:tcPr>
+          <w:p>
+            <w:r>
+              <w:t>409,600</w:t>
+            </w:r>
+          </w:p>
+        </w:tc>
+        <w:tc>
+          <w:tcPr>
+            <w:tcW w:type="dxa" w:w="1080"/>
+          </w:tcPr>
+          <w:p>
+            <w:r>
+              <w:t>None (0 m)</w:t>
+            </w:r>
+          </w:p>
+        </w:tc>
+        <w:tc>
+          <w:tcPr>
+            <w:tcW w:type="dxa" w:w="1080"/>
+          </w:tcPr>
+          <w:p>
+            <w:r>
+              <w:t>75,482 (18.4%)</w:t>
+            </w:r>
+          </w:p>
+        </w:tc>
+        <w:tc>
+          <w:tcPr>
+            <w:tcW w:type="dxa" w:w="1080"/>
+          </w:tcPr>
+          <w:p>
+            <w:r>
+              <w:t>2</w:t>
+            </w:r>
+          </w:p>
+        </w:tc>
+        <w:tc>
+          <w:tcPr>
+            <w:tcW w:type="dxa" w:w="1080"/>
+          </w:tcPr>
+          <w:p>
+            <w:r>
+              <w:t>174,741</w:t>
+            </w:r>
+          </w:p>
+        </w:tc>
+      </w:tr>
+      <w:tr>
+        <w:tc>
+          <w:tcPr>
+            <w:tcW w:type="dxa" w:w="1080"/>
+          </w:tcPr>
+          <w:p>
+            <w:r>
+              <w:t>Downtown</w:t>
+            </w:r>
+          </w:p>
+        </w:tc>
+        <w:tc>
+          <w:tcPr>
+            <w:tcW w:type="dxa" w:w="1080"/>
+          </w:tcPr>
+          <w:p>
+            <w:r>
+              <w:t>000003</w:t>
+            </w:r>
+          </w:p>
+        </w:tc>
+        <w:tc>
+          <w:tcPr>
+            <w:tcW w:type="dxa" w:w="1080"/>
+          </w:tcPr>
+          <w:p>
+            <w:r>
+              <w:t>640x640</w:t>
+            </w:r>
+          </w:p>
+        </w:tc>
+        <w:tc>
+          <w:tcPr>
+            <w:tcW w:type="dxa" w:w="1080"/>
+          </w:tcPr>
+          <w:p>
+            <w:r>
+              <w:t>375,761</w:t>
+            </w:r>
+          </w:p>
+        </w:tc>
+        <w:tc>
+          <w:tcPr>
+            <w:tcW w:type="dxa" w:w="1080"/>
+          </w:tcPr>
+          <w:p>
+            <w:r>
+              <w:t>None (0 m)</w:t>
+            </w:r>
+          </w:p>
+        </w:tc>
+        <w:tc>
+          <w:tcPr>
+            <w:tcW w:type="dxa" w:w="1080"/>
+          </w:tcPr>
+          <w:p>
+            <w:r>
+              <w:t>181,961 (48.4%)</w:t>
+            </w:r>
+          </w:p>
+        </w:tc>
+        <w:tc>
+          <w:tcPr>
+            <w:tcW w:type="dxa" w:w="1080"/>
+          </w:tcPr>
+          <w:p>
+            <w:r>
+              <w:t>4</w:t>
+            </w:r>
+          </w:p>
+        </w:tc>
+        <w:tc>
+          <w:tcPr>
+            <w:tcW w:type="dxa" w:w="1080"/>
+          </w:tcPr>
+          <w:p>
+            <w:r>
+              <w:t>77,249</w:t>
+            </w:r>
+          </w:p>
+        </w:tc>
+      </w:tr>
+      <w:tr>
+        <w:tc>
+          <w:tcPr>
+            <w:tcW w:type="dxa" w:w="1080"/>
+          </w:tcPr>
+          <w:p>
+            <w:r>
+              <w:t>Downtown</w:t>
+            </w:r>
+          </w:p>
+        </w:tc>
+        <w:tc>
+          <w:tcPr>
+            <w:tcW w:type="dxa" w:w="1080"/>
+          </w:tcPr>
+          <w:p>
+            <w:r>
+              <w:t>000115</w:t>
+            </w:r>
+          </w:p>
+        </w:tc>
+        <w:tc>
+          <w:tcPr>
+            <w:tcW w:type="dxa" w:w="1080"/>
+          </w:tcPr>
+          <w:p>
+            <w:r>
+              <w:t>640x640</w:t>
+            </w:r>
+          </w:p>
+        </w:tc>
+        <w:tc>
+          <w:tcPr>
+            <w:tcW w:type="dxa" w:w="1080"/>
+          </w:tcPr>
+          <w:p>
+            <w:r>
+              <w:t>409,600</w:t>
+            </w:r>
+          </w:p>
+        </w:tc>
+        <w:tc>
+          <w:tcPr>
+            <w:tcW w:type="dxa" w:w="1080"/>
+          </w:tcPr>
+          <w:p>
+            <w:r>
+              <w:t>None (0 m)</w:t>
+            </w:r>
+          </w:p>
+        </w:tc>
+        <w:tc>
+          <w:tcPr>
+            <w:tcW w:type="dxa" w:w="1080"/>
+          </w:tcPr>
+          <w:p>
+            <w:r>
+              <w:t>184,829 (45.1%)</w:t>
+            </w:r>
+          </w:p>
+        </w:tc>
+        <w:tc>
+          <w:tcPr>
+            <w:tcW w:type="dxa" w:w="1080"/>
+          </w:tcPr>
+          <w:p>
+            <w:r>
+              <w:t>8</w:t>
+            </w:r>
+          </w:p>
+        </w:tc>
+        <w:tc>
+          <w:tcPr>
+            <w:tcW w:type="dxa" w:w="1080"/>
+          </w:tcPr>
+          <w:p>
+            <w:r>
+              <w:t>174,188</w:t>
+            </w:r>
+          </w:p>
+        </w:tc>
+      </w:tr>
+      <w:tr>
+        <w:tc>
+          <w:tcPr>
+            <w:tcW w:type="dxa" w:w="1080"/>
+          </w:tcPr>
+          <w:p>
+            <w:r>
+              <w:t>Downtown</w:t>
+            </w:r>
+          </w:p>
+        </w:tc>
+        <w:tc>
+          <w:tcPr>
+            <w:tcW w:type="dxa" w:w="1080"/>
+          </w:tcPr>
+          <w:p>
+            <w:r>
+              <w:t>000187</w:t>
+            </w:r>
+          </w:p>
+        </w:tc>
+        <w:tc>
+          <w:tcPr>
+            <w:tcW w:type="dxa" w:w="1080"/>
+          </w:tcPr>
+          <w:p>
+            <w:r>
+              <w:t>640x640</w:t>
+            </w:r>
+          </w:p>
+        </w:tc>
+        <w:tc>
+          <w:tcPr>
+            <w:tcW w:type="dxa" w:w="1080"/>
+          </w:tcPr>
+          <w:p>
+            <w:r>
+              <w:t>359,444</w:t>
+            </w:r>
+          </w:p>
+        </w:tc>
+        <w:tc>
+          <w:tcPr>
+            <w:tcW w:type="dxa" w:w="1080"/>
+          </w:tcPr>
+          <w:p>
+            <w:r>
+              <w:t>None (0 m)</w:t>
+            </w:r>
+          </w:p>
+        </w:tc>
+        <w:tc>
+          <w:tcPr>
+            <w:tcW w:type="dxa" w:w="1080"/>
+          </w:tcPr>
+          <w:p>
+            <w:r>
+              <w:t>181,249 (50.4%)</w:t>
+            </w:r>
+          </w:p>
+        </w:tc>
+        <w:tc>
+          <w:tcPr>
+            <w:tcW w:type="dxa" w:w="1080"/>
+          </w:tcPr>
+          <w:p>
+            <w:r>
+              <w:t>4</w:t>
+            </w:r>
+          </w:p>
+        </w:tc>
+        <w:tc>
+          <w:tcPr>
+            <w:tcW w:type="dxa" w:w="1080"/>
+          </w:tcPr>
+          <w:p>
+            <w:r>
+              <w:t>16,677</w:t>
+            </w:r>
+          </w:p>
+        </w:tc>
+      </w:tr>
+      <w:tr>
+        <w:tc>
+          <w:tcPr>
+            <w:tcW w:type="dxa" w:w="1080"/>
+          </w:tcPr>
+          <w:p>
+            <w:r>
+              <w:t>Downtown</w:t>
+            </w:r>
+          </w:p>
+        </w:tc>
+        <w:tc>
+          <w:tcPr>
+            <w:tcW w:type="dxa" w:w="1080"/>
+          </w:tcPr>
+          <w:p>
+            <w:r>
+              <w:t>000366</w:t>
+            </w:r>
+          </w:p>
+        </w:tc>
+        <w:tc>
+          <w:tcPr>
+            <w:tcW w:type="dxa" w:w="1080"/>
+          </w:tcPr>
+          <w:p>
+            <w:r>
+              <w:t>640x640</w:t>
+            </w:r>
+          </w:p>
+        </w:tc>
+        <w:tc>
+          <w:tcPr>
+            <w:tcW w:type="dxa" w:w="1080"/>
+          </w:tcPr>
+          <w:p>
+            <w:r>
+              <w:t>397,728</w:t>
+            </w:r>
+          </w:p>
+        </w:tc>
+        <w:tc>
+          <w:tcPr>
+            <w:tcW w:type="dxa" w:w="1080"/>
+          </w:tcPr>
+          <w:p>
+            <w:r>
+              <w:t>None (0 m)</w:t>
+            </w:r>
+          </w:p>
+        </w:tc>
+        <w:tc>
+          <w:tcPr>
+            <w:tcW w:type="dxa" w:w="1080"/>
+          </w:tcPr>
+          <w:p>
+            <w:r>
+              <w:t>177,994 (44.8%)</w:t>
+            </w:r>
+          </w:p>
+        </w:tc>
+        <w:tc>
+          <w:tcPr>
+            <w:tcW w:type="dxa" w:w="1080"/>
+          </w:tcPr>
+          <w:p>
+            <w:r>
+              <w:t>8</w:t>
+            </w:r>
+          </w:p>
+        </w:tc>
+        <w:tc>
+          <w:tcPr>
+            <w:tcW w:type="dxa" w:w="1080"/>
+          </w:tcPr>
+          <w:p>
+            <w:r>
+              <w:t>113,720</w:t>
+            </w:r>
+          </w:p>
+        </w:tc>
+      </w:tr>
+      <w:tr>
+        <w:tc>
+          <w:tcPr>
+            <w:tcW w:type="dxa" w:w="1080"/>
+          </w:tcPr>
+          <w:p>
+            <w:r>
+              <w:t>Downtown</w:t>
+            </w:r>
+          </w:p>
+        </w:tc>
+        <w:tc>
+          <w:tcPr>
+            <w:tcW w:type="dxa" w:w="1080"/>
+          </w:tcPr>
+          <w:p>
+            <w:r>
+              <w:t>000527</w:t>
+            </w:r>
+          </w:p>
+        </w:tc>
+        <w:tc>
+          <w:tcPr>
+            <w:tcW w:type="dxa" w:w="1080"/>
+          </w:tcPr>
+          <w:p>
+            <w:r>
+              <w:t>640x640</w:t>
+            </w:r>
+          </w:p>
+        </w:tc>
+        <w:tc>
+          <w:tcPr>
+            <w:tcW w:type="dxa" w:w="1080"/>
+          </w:tcPr>
+          <w:p>
+            <w:r>
+              <w:t>402,886</w:t>
+            </w:r>
+          </w:p>
+        </w:tc>
+        <w:tc>
+          <w:tcPr>
+            <w:tcW w:type="dxa" w:w="1080"/>
+          </w:tcPr>
+          <w:p>
+            <w:r>
+              <w:t>None (0 m)</w:t>
+            </w:r>
+          </w:p>
+        </w:tc>
+        <w:tc>
+          <w:tcPr>
+            <w:tcW w:type="dxa" w:w="1080"/>
+          </w:tcPr>
+          <w:p>
+            <w:r>
+              <w:t>176,230 (43.7%)</w:t>
+            </w:r>
+          </w:p>
+        </w:tc>
+        <w:tc>
+          <w:tcPr>
+            <w:tcW w:type="dxa" w:w="1080"/>
+          </w:tcPr>
+          <w:p>
+            <w:r>
+              <w:t>3</w:t>
+            </w:r>
+          </w:p>
+        </w:tc>
+        <w:tc>
+          <w:tcPr>
+            <w:tcW w:type="dxa" w:w="1080"/>
+          </w:tcPr>
+          <w:p>
+            <w:r>
+              <w:t>68,391</w:t>
+            </w:r>
+          </w:p>
+        </w:tc>
+      </w:tr>
+      <w:tr>
+        <w:tc>
+          <w:tcPr>
+            <w:tcW w:type="dxa" w:w="1080"/>
+          </w:tcPr>
+          <w:p>
+            <w:r>
+              <w:t>Downtown</w:t>
+            </w:r>
+          </w:p>
+        </w:tc>
+        <w:tc>
+          <w:tcPr>
+            <w:tcW w:type="dxa" w:w="1080"/>
+          </w:tcPr>
+          <w:p>
+            <w:r>
+              <w:t>000615</w:t>
+            </w:r>
+          </w:p>
+        </w:tc>
+        <w:tc>
+          <w:tcPr>
+            <w:tcW w:type="dxa" w:w="1080"/>
+          </w:tcPr>
+          <w:p>
+            <w:r>
+              <w:t>640x640</w:t>
+            </w:r>
+          </w:p>
+        </w:tc>
+        <w:tc>
+          <w:tcPr>
+            <w:tcW w:type="dxa" w:w="1080"/>
+          </w:tcPr>
+          <w:p>
+            <w:r>
+              <w:t>405,811</w:t>
+            </w:r>
+          </w:p>
+        </w:tc>
+        <w:tc>
+          <w:tcPr>
+            <w:tcW w:type="dxa" w:w="1080"/>
+          </w:tcPr>
+          <w:p>
+            <w:r>
+              <w:t>None (0 m)</w:t>
+            </w:r>
+          </w:p>
+        </w:tc>
+        <w:tc>
+          <w:tcPr>
+            <w:tcW w:type="dxa" w:w="1080"/>
+          </w:tcPr>
+          <w:p>
+            <w:r>
+              <w:t>185,585 (45.7%)</w:t>
+            </w:r>
+          </w:p>
+        </w:tc>
+        <w:tc>
+          <w:tcPr>
+            <w:tcW w:type="dxa" w:w="1080"/>
+          </w:tcPr>
+          <w:p>
+            <w:r>
+              <w:t>3</w:t>
+            </w:r>
+          </w:p>
+        </w:tc>
+        <w:tc>
+          <w:tcPr>
+            <w:tcW w:type="dxa" w:w="1080"/>
+          </w:tcPr>
+          <w:p>
+            <w:r>
+              <w:t>44,979</w:t>
+            </w:r>
+          </w:p>
+        </w:tc>
+      </w:tr>
+      <w:tr>
+        <w:tc>
+          <w:tcPr>
+            <w:tcW w:type="dxa" w:w="1080"/>
+          </w:tcPr>
+          <w:p>
+            <w:r>
+              <w:t>Downtown</w:t>
+            </w:r>
+          </w:p>
+        </w:tc>
+        <w:tc>
+          <w:tcPr>
+            <w:tcW w:type="dxa" w:w="1080"/>
+          </w:tcPr>
+          <w:p>
+            <w:r>
+              <w:t>000709</w:t>
+            </w:r>
+          </w:p>
+        </w:tc>
+        <w:tc>
+          <w:tcPr>
+            <w:tcW w:type="dxa" w:w="1080"/>
+          </w:tcPr>
+          <w:p>
+            <w:r>
+              <w:t>640x640</w:t>
+            </w:r>
+          </w:p>
+        </w:tc>
+        <w:tc>
+          <w:tcPr>
+            <w:tcW w:type="dxa" w:w="1080"/>
+          </w:tcPr>
+          <w:p>
+            <w:r>
+              <w:t>390,505</w:t>
+            </w:r>
+          </w:p>
+        </w:tc>
+        <w:tc>
+          <w:tcPr>
+            <w:tcW w:type="dxa" w:w="1080"/>
+          </w:tcPr>
+          <w:p>
+            <w:r>
+              <w:t>None (0 m)</w:t>
+            </w:r>
+          </w:p>
+        </w:tc>
+        <w:tc>
+          <w:tcPr>
+            <w:tcW w:type="dxa" w:w="1080"/>
+          </w:tcPr>
+          <w:p>
+            <w:r>
+              <w:t>166,598 (42.7%)</w:t>
+            </w:r>
+          </w:p>
+        </w:tc>
+        <w:tc>
+          <w:tcPr>
+            <w:tcW w:type="dxa" w:w="1080"/>
+          </w:tcPr>
+          <w:p>
+            <w:r>
+              <w:t>2</w:t>
+            </w:r>
+          </w:p>
+        </w:tc>
+        <w:tc>
+          <w:tcPr>
+            <w:tcW w:type="dxa" w:w="1080"/>
+          </w:tcPr>
+          <w:p>
+            <w:r>
+              <w:t>24,323</w:t>
+            </w:r>
+          </w:p>
+        </w:tc>
+      </w:tr>
+      <w:tr>
+        <w:tc>
+          <w:tcPr>
+            <w:tcW w:type="dxa" w:w="1080"/>
+          </w:tcPr>
+          <w:p>
+            <w:r>
+              <w:t>Downtown</w:t>
+            </w:r>
+          </w:p>
+        </w:tc>
+        <w:tc>
+          <w:tcPr>
+            <w:tcW w:type="dxa" w:w="1080"/>
+          </w:tcPr>
+          <w:p>
+            <w:r>
+              <w:t>000865</w:t>
+            </w:r>
+          </w:p>
+        </w:tc>
+        <w:tc>
+          <w:tcPr>
+            <w:tcW w:type="dxa" w:w="1080"/>
+          </w:tcPr>
+          <w:p>
+            <w:r>
+              <w:t>640x640</w:t>
+            </w:r>
+          </w:p>
+        </w:tc>
+        <w:tc>
+          <w:tcPr>
+            <w:tcW w:type="dxa" w:w="1080"/>
+          </w:tcPr>
+          <w:p>
+            <w:r>
+              <w:t>380,385</w:t>
+            </w:r>
+          </w:p>
+        </w:tc>
+        <w:tc>
+          <w:tcPr>
+            <w:tcW w:type="dxa" w:w="1080"/>
+          </w:tcPr>
+          <w:p>
+            <w:r>
+              <w:t>None (0 m)</w:t>
+            </w:r>
+          </w:p>
+        </w:tc>
+        <w:tc>
+          <w:tcPr>
+            <w:tcW w:type="dxa" w:w="1080"/>
+          </w:tcPr>
+          <w:p>
+            <w:r>
+              <w:t>185,586 (48.8%)</w:t>
+            </w:r>
+          </w:p>
+        </w:tc>
+        <w:tc>
+          <w:tcPr>
+            <w:tcW w:type="dxa" w:w="1080"/>
+          </w:tcPr>
+          <w:p>
+            <w:r>
+              <w:t>2</w:t>
+            </w:r>
+          </w:p>
+        </w:tc>
+        <w:tc>
+          <w:tcPr>
+            <w:tcW w:type="dxa" w:w="1080"/>
+          </w:tcPr>
+          <w:p>
+            <w:r>
+              <w:t>56,195</w:t>
+            </w:r>
+          </w:p>
+        </w:tc>
+      </w:tr>
+      <w:tr>
+        <w:tc>
+          <w:tcPr>
+            <w:tcW w:type="dxa" w:w="1080"/>
+          </w:tcPr>
+          <w:p>
+            <w:r>
+              <w:t>Supermarket</w:t>
+            </w:r>
+          </w:p>
+        </w:tc>
+        <w:tc>
+          <w:tcPr>
+            <w:tcW w:type="dxa" w:w="1080"/>
+          </w:tcPr>
+          <w:p>
+            <w:r>
+              <w:t>000355</w:t>
+            </w:r>
+          </w:p>
+        </w:tc>
+        <w:tc>
+          <w:tcPr>
+            <w:tcW w:type="dxa" w:w="1080"/>
+          </w:tcPr>
+          <w:p>
+            <w:r>
+              <w:t>640x640</w:t>
+            </w:r>
+          </w:p>
+        </w:tc>
+        <w:tc>
+          <w:tcPr>
+            <w:tcW w:type="dxa" w:w="1080"/>
+          </w:tcPr>
+          <w:p>
+            <w:r>
+              <w:t>400,048</w:t>
+            </w:r>
+          </w:p>
+        </w:tc>
+        <w:tc>
+          <w:tcPr>
+            <w:tcW w:type="dxa" w:w="1080"/>
+          </w:tcPr>
+          <w:p>
+            <w:r>
+              <w:t>None (0 m)</w:t>
+            </w:r>
+          </w:p>
+        </w:tc>
+        <w:tc>
+          <w:tcPr>
+            <w:tcW w:type="dxa" w:w="1080"/>
+          </w:tcPr>
+          <w:p>
+            <w:r>
+              <w:t>129,575 (32.4%)</w:t>
+            </w:r>
+          </w:p>
+        </w:tc>
+        <w:tc>
+          <w:tcPr>
+            <w:tcW w:type="dxa" w:w="1080"/>
+          </w:tcPr>
+          <w:p>
+            <w:r>
+              <w:t>8</w:t>
+            </w:r>
+          </w:p>
+        </w:tc>
+        <w:tc>
+          <w:tcPr>
+            <w:tcW w:type="dxa" w:w="1080"/>
+          </w:tcPr>
+          <w:p>
+            <w:r>
+              <w:t>83,612</w:t>
+            </w:r>
+          </w:p>
+        </w:tc>
+      </w:tr>
+      <w:tr>
+        <w:tc>
+          <w:tcPr>
+            <w:tcW w:type="dxa" w:w="1080"/>
+          </w:tcPr>
+          <w:p>
+            <w:r>
+              <w:t>Supermarket</w:t>
+            </w:r>
+          </w:p>
+        </w:tc>
+        <w:tc>
+          <w:tcPr>
+            <w:tcW w:type="dxa" w:w="1080"/>
+          </w:tcPr>
+          <w:p>
+            <w:r>
+              <w:t>000513</w:t>
+            </w:r>
+          </w:p>
+        </w:tc>
+        <w:tc>
+          <w:tcPr>
+            <w:tcW w:type="dxa" w:w="1080"/>
+          </w:tcPr>
+          <w:p>
+            <w:r>
+              <w:t>640x640</w:t>
+            </w:r>
+          </w:p>
+        </w:tc>
+        <w:tc>
+          <w:tcPr>
+            <w:tcW w:type="dxa" w:w="1080"/>
+          </w:tcPr>
+          <w:p>
+            <w:r>
+              <w:t>398,047</w:t>
+            </w:r>
+          </w:p>
+        </w:tc>
+        <w:tc>
+          <w:tcPr>
+            <w:tcW w:type="dxa" w:w="1080"/>
+          </w:tcPr>
+          <w:p>
+            <w:r>
+              <w:t>None (0 m)</w:t>
+            </w:r>
+          </w:p>
+        </w:tc>
+        <w:tc>
+          <w:tcPr>
+            <w:tcW w:type="dxa" w:w="1080"/>
+          </w:tcPr>
+          <w:p>
+            <w:r>
+              <w:t>109,123 (27.4%)</w:t>
+            </w:r>
+          </w:p>
+        </w:tc>
+        <w:tc>
+          <w:tcPr>
+            <w:tcW w:type="dxa" w:w="1080"/>
+          </w:tcPr>
+          <w:p>
+            <w:r>
+              <w:t>1</w:t>
+            </w:r>
+          </w:p>
+        </w:tc>
+        <w:tc>
+          <w:tcPr>
+            <w:tcW w:type="dxa" w:w="1080"/>
+          </w:tcPr>
+          <w:p>
+            <w:r>
+              <w:t>138,725</w:t>
+            </w:r>
+          </w:p>
+        </w:tc>
+      </w:tr>
+      <w:tr>
+        <w:tc>
+          <w:tcPr>
+            <w:tcW w:type="dxa" w:w="1080"/>
+          </w:tcPr>
+          <w:p>
+            <w:r>
+              <w:t>Supermarket</w:t>
+            </w:r>
+          </w:p>
+        </w:tc>
+        <w:tc>
+          <w:tcPr>
+            <w:tcW w:type="dxa" w:w="1080"/>
+          </w:tcPr>
+          <w:p>
+            <w:r>
+              <w:t>000526</w:t>
+            </w:r>
+          </w:p>
+        </w:tc>
+        <w:tc>
+          <w:tcPr>
+            <w:tcW w:type="dxa" w:w="1080"/>
+          </w:tcPr>
+          <w:p>
+            <w:r>
+              <w:t>640x640</w:t>
+            </w:r>
+          </w:p>
+        </w:tc>
+        <w:tc>
+          <w:tcPr>
+            <w:tcW w:type="dxa" w:w="1080"/>
+          </w:tcPr>
+          <w:p>
+            <w:r>
+              <w:t>409,591</w:t>
+            </w:r>
+          </w:p>
+        </w:tc>
+        <w:tc>
+          <w:tcPr>
+            <w:tcW w:type="dxa" w:w="1080"/>
+          </w:tcPr>
+          <w:p>
+            <w:r>
+              <w:t>None (0 m)</w:t>
+            </w:r>
+          </w:p>
+        </w:tc>
+        <w:tc>
+          <w:tcPr>
+            <w:tcW w:type="dxa" w:w="1080"/>
+          </w:tcPr>
+          <w:p>
+            <w:r>
+              <w:t>156,168 (38.1%)</w:t>
+            </w:r>
+          </w:p>
+        </w:tc>
+        <w:tc>
+          <w:tcPr>
+            <w:tcW w:type="dxa" w:w="1080"/>
+          </w:tcPr>
+          <w:p>
+            <w:r>
+              <w:t>6</w:t>
+            </w:r>
+          </w:p>
+        </w:tc>
+        <w:tc>
+          <w:tcPr>
+            <w:tcW w:type="dxa" w:w="1080"/>
+          </w:tcPr>
+          <w:p>
+            <w:r>
+              <w:t>50,095</w:t>
+            </w:r>
+          </w:p>
+        </w:tc>
+      </w:tr>
+      <w:tr>
+        <w:tc>
+          <w:tcPr>
+            <w:tcW w:type="dxa" w:w="1080"/>
+          </w:tcPr>
+          <w:p>
+            <w:r>
+              <w:t>Supermarket</w:t>
+            </w:r>
+          </w:p>
+        </w:tc>
+        <w:tc>
+          <w:tcPr>
+            <w:tcW w:type="dxa" w:w="1080"/>
+          </w:tcPr>
+          <w:p>
+            <w:r>
+              <w:t>000547</w:t>
+            </w:r>
+          </w:p>
+        </w:tc>
+        <w:tc>
+          <w:tcPr>
+            <w:tcW w:type="dxa" w:w="1080"/>
+          </w:tcPr>
+          <w:p>
+            <w:r>
+              <w:t>640x640</w:t>
+            </w:r>
+          </w:p>
+        </w:tc>
+        <w:tc>
+          <w:tcPr>
+            <w:tcW w:type="dxa" w:w="1080"/>
+          </w:tcPr>
+          <w:p>
+            <w:r>
+              <w:t>409,599</w:t>
+            </w:r>
+          </w:p>
+        </w:tc>
+        <w:tc>
+          <w:tcPr>
+            <w:tcW w:type="dxa" w:w="1080"/>
+          </w:tcPr>
+          <w:p>
+            <w:r>
+              <w:t>None (0 m)</w:t>
+            </w:r>
+          </w:p>
+        </w:tc>
+        <w:tc>
+          <w:tcPr>
+            <w:tcW w:type="dxa" w:w="1080"/>
+          </w:tcPr>
+          <w:p>
+            <w:r>
+              <w:t>143,144 (34.9%)</w:t>
+            </w:r>
+          </w:p>
+        </w:tc>
+        <w:tc>
+          <w:tcPr>
+            <w:tcW w:type="dxa" w:w="1080"/>
+          </w:tcPr>
+          <w:p>
+            <w:r>
+              <w:t>4</w:t>
+            </w:r>
+          </w:p>
+        </w:tc>
+        <w:tc>
+          <w:tcPr>
+            <w:tcW w:type="dxa" w:w="1080"/>
+          </w:tcPr>
+          <w:p>
+            <w:r>
+              <w:t>31,427</w:t>
+            </w:r>
+          </w:p>
+        </w:tc>
+      </w:tr>
+      <w:tr>
+        <w:tc>
+          <w:tcPr>
+            <w:tcW w:type="dxa" w:w="1080"/>
+          </w:tcPr>
+          <w:p>
+            <w:r>
+              <w:t>Supermarket</w:t>
+            </w:r>
+          </w:p>
+        </w:tc>
+        <w:tc>
+          <w:tcPr>
+            <w:tcW w:type="dxa" w:w="1080"/>
+          </w:tcPr>
+          <w:p>
+            <w:r>
+              <w:t>000563</w:t>
+            </w:r>
+          </w:p>
+        </w:tc>
+        <w:tc>
+          <w:tcPr>
+            <w:tcW w:type="dxa" w:w="1080"/>
+          </w:tcPr>
+          <w:p>
+            <w:r>
+              <w:t>640x640</w:t>
+            </w:r>
+          </w:p>
+        </w:tc>
+        <w:tc>
+          <w:tcPr>
+            <w:tcW w:type="dxa" w:w="1080"/>
+          </w:tcPr>
+          <w:p>
+            <w:r>
+              <w:t>409,600</w:t>
+            </w:r>
+          </w:p>
+        </w:tc>
+        <w:tc>
+          <w:tcPr>
+            <w:tcW w:type="dxa" w:w="1080"/>
+          </w:tcPr>
+          <w:p>
+            <w:r>
+              <w:t>None (0 m)</w:t>
+            </w:r>
+          </w:p>
+        </w:tc>
+        <w:tc>
+          <w:tcPr>
+            <w:tcW w:type="dxa" w:w="1080"/>
+          </w:tcPr>
+          <w:p>
+            <w:r>
+              <w:t>517 (0.1%)</w:t>
+            </w:r>
+          </w:p>
+        </w:tc>
+        <w:tc>
+          <w:tcPr>
+            <w:tcW w:type="dxa" w:w="1080"/>
+          </w:tcPr>
+          <w:p>
+            <w:r>
+              <w:t>0</w:t>
+            </w:r>
+          </w:p>
+        </w:tc>
+        <w:tc>
+          <w:tcPr>
+            <w:tcW w:type="dxa" w:w="1080"/>
+          </w:tcPr>
+          <w:p>
+            <w:r>
+              <w:t>0</w:t>
+            </w:r>
+          </w:p>
+        </w:tc>
+      </w:tr>
+      <w:tr>
+        <w:tc>
+          <w:tcPr>
+            <w:tcW w:type="dxa" w:w="1080"/>
+          </w:tcPr>
+          <w:p>
+            <w:r>
+              <w:t>Supermarket</w:t>
+            </w:r>
+          </w:p>
+        </w:tc>
+        <w:tc>
+          <w:tcPr>
+            <w:tcW w:type="dxa" w:w="1080"/>
+          </w:tcPr>
+          <w:p>
+            <w:r>
+              <w:t>000584</w:t>
+            </w:r>
+          </w:p>
+        </w:tc>
+        <w:tc>
+          <w:tcPr>
+            <w:tcW w:type="dxa" w:w="1080"/>
+          </w:tcPr>
+          <w:p>
+            <w:r>
+              <w:t>640x640</w:t>
+            </w:r>
+          </w:p>
+        </w:tc>
+        <w:tc>
+          <w:tcPr>
+            <w:tcW w:type="dxa" w:w="1080"/>
+          </w:tcPr>
+          <w:p>
+            <w:r>
+              <w:t>409,599</w:t>
+            </w:r>
+          </w:p>
+        </w:tc>
+        <w:tc>
+          <w:tcPr>
+            <w:tcW w:type="dxa" w:w="1080"/>
+          </w:tcPr>
+          <w:p>
+            <w:r>
+              <w:t>None (0 m)</w:t>
+            </w:r>
+          </w:p>
+        </w:tc>
+        <w:tc>
+          <w:tcPr>
+            <w:tcW w:type="dxa" w:w="1080"/>
+          </w:tcPr>
+          <w:p>
+            <w:r>
+              <w:t>124,398 (30.4%)</w:t>
+            </w:r>
+          </w:p>
+        </w:tc>
+        <w:tc>
+          <w:tcPr>
+            <w:tcW w:type="dxa" w:w="1080"/>
+          </w:tcPr>
+          <w:p>
+            <w:r>
+              <w:t>3</w:t>
+            </w:r>
+          </w:p>
+        </w:tc>
+        <w:tc>
+          <w:tcPr>
+            <w:tcW w:type="dxa" w:w="1080"/>
+          </w:tcPr>
+          <w:p>
+            <w:r>
+              <w:t>88,135</w:t>
+            </w:r>
+          </w:p>
+        </w:tc>
+      </w:tr>
+      <w:tr>
+        <w:tc>
+          <w:tcPr>
+            <w:tcW w:type="dxa" w:w="1080"/>
+          </w:tcPr>
+          <w:p>
+            <w:r>
+              <w:t>Supermarket</w:t>
+            </w:r>
+          </w:p>
+        </w:tc>
+        <w:tc>
+          <w:tcPr>
+            <w:tcW w:type="dxa" w:w="1080"/>
+          </w:tcPr>
+          <w:p>
+            <w:r>
+              <w:t>000627</w:t>
+            </w:r>
+          </w:p>
+        </w:tc>
+        <w:tc>
+          <w:tcPr>
+            <w:tcW w:type="dxa" w:w="1080"/>
+          </w:tcPr>
+          <w:p>
+            <w:r>
+              <w:t>640x640</w:t>
+            </w:r>
+          </w:p>
+        </w:tc>
+        <w:tc>
+          <w:tcPr>
+            <w:tcW w:type="dxa" w:w="1080"/>
+          </w:tcPr>
+          <w:p>
+            <w:r>
+              <w:t>408,578</w:t>
+            </w:r>
+          </w:p>
+        </w:tc>
+        <w:tc>
+          <w:tcPr>
+            <w:tcW w:type="dxa" w:w="1080"/>
+          </w:tcPr>
+          <w:p>
+            <w:r>
+              <w:t>None (0 m)</w:t>
+            </w:r>
+          </w:p>
+        </w:tc>
+        <w:tc>
+          <w:tcPr>
+            <w:tcW w:type="dxa" w:w="1080"/>
+          </w:tcPr>
+          <w:p>
+            <w:r>
+              <w:t>107,412 (26.3%)</w:t>
+            </w:r>
+          </w:p>
+        </w:tc>
+        <w:tc>
+          <w:tcPr>
+            <w:tcW w:type="dxa" w:w="1080"/>
+          </w:tcPr>
+          <w:p>
+            <w:r>
+              <w:t>7</w:t>
+            </w:r>
+          </w:p>
+        </w:tc>
+        <w:tc>
+          <w:tcPr>
+            <w:tcW w:type="dxa" w:w="1080"/>
+          </w:tcPr>
+          <w:p>
+            <w:r>
+              <w:t>70,825</w:t>
+            </w:r>
+          </w:p>
+        </w:tc>
+      </w:tr>
+      <w:tr>
+        <w:tc>
+          <w:tcPr>
+            <w:tcW w:type="dxa" w:w="1080"/>
+          </w:tcPr>
+          <w:p>
+            <w:r>
+              <w:t>Supermarket</w:t>
+            </w:r>
+          </w:p>
+        </w:tc>
+        <w:tc>
+          <w:tcPr>
+            <w:tcW w:type="dxa" w:w="1080"/>
+          </w:tcPr>
+          <w:p>
+            <w:r>
+              <w:t>000748</w:t>
+            </w:r>
+          </w:p>
+        </w:tc>
+        <w:tc>
+          <w:tcPr>
+            <w:tcW w:type="dxa" w:w="1080"/>
+          </w:tcPr>
+          <w:p>
+            <w:r>
+              <w:t>640x640</w:t>
+            </w:r>
+          </w:p>
+        </w:tc>
+        <w:tc>
+          <w:tcPr>
+            <w:tcW w:type="dxa" w:w="1080"/>
+          </w:tcPr>
+          <w:p>
+            <w:r>
+              <w:t>404,009</w:t>
+            </w:r>
+          </w:p>
+        </w:tc>
+        <w:tc>
+          <w:tcPr>
+            <w:tcW w:type="dxa" w:w="1080"/>
+          </w:tcPr>
+          <w:p>
+            <w:r>
+              <w:t>None (0 m)</w:t>
+            </w:r>
+          </w:p>
+        </w:tc>
+        <w:tc>
+          <w:tcPr>
+            <w:tcW w:type="dxa" w:w="1080"/>
+          </w:tcPr>
+          <w:p>
+            <w:r>
+              <w:t>135,575 (33.6%)</w:t>
+            </w:r>
+          </w:p>
+        </w:tc>
+        <w:tc>
+          <w:tcPr>
+            <w:tcW w:type="dxa" w:w="1080"/>
+          </w:tcPr>
+          <w:p>
+            <w:r>
+              <w:t>6</w:t>
+            </w:r>
+          </w:p>
+        </w:tc>
+        <w:tc>
+          <w:tcPr>
+            <w:tcW w:type="dxa" w:w="1080"/>
+          </w:tcPr>
+          <w:p>
+            <w:r>
+              <w:t>72,379</w:t>
+            </w:r>
+          </w:p>
+        </w:tc>
+      </w:tr>
+    </w:tbl>
+    <w:p>
+      <w:pPr>
+        <w:pStyle w:val="Normal"/>
+      </w:pPr>
+      <w:r>
+        <w:t>Ground and wall coverage varies widely by scene structure: House frame 45 returns 8 wall candidates from a mostly-enclosed room (only 8.2% ground) with a very high total wall share (77.6% of the cloud), while Office frame 617 (0.2% ground) and Supermarket frame 563 (0.1% ground) are the two clearest outright ground-detection failures in this set. A controlled comparison run separately this session (main model vs. synthetic model, both plane-only, same 23 frames) found the two models' ground-detection quality nearly identical on ~17 of 23 frames, with the remaining differences consistent with schnabel_ransac's own run-to-run randomness (no fixed random seed) rather than a genuine model-quality gap.</w:t>
+      </w:r>
+    </w:p>
+    <w:p>
+      <w:pPr>
+        <w:pStyle w:val="Heading2"/>
+      </w:pPr>
+      <w:r>
+        <w:t>14.6 Full Sweep Validation: All 97 report_screenshots Frames (12 LiDAR + 85 RGB-D, 17 Environments)</w:t>
+      </w:r>
+    </w:p>
+    <w:p>
+      <w:pPr/>
+      <w:r>
+        <w:t>This section extends the RGB-D-only validation of Section 14.5 to the complete set of frames referenced by this project's report_screenshots folder: all 12 named-terrain LiDAR frames from Section 11 (GothicIsland, GreatMarsh, NordicHarbor, SeasideTown; three each) and all 85 RGB-D frames from Section 14 (17 environments, five frames each: AncientTowns, BrushifyMoon, CoalMine, DesertGasStation, Downtown, GothicIsland, GreatMarsh, House, NordicHarbor, Office, OldScandinavia, OldTownWinter, SeasideTown, SeasonalForestAutumn, Supermarket, WaterMillDay, WesternDesertTown) -- 97 frames total. Every frame was re-run interactively with detect_ground_and_walls.py using the synthetic_ppo_v2 model, plane and wall detection only (cylinders disabled, per Section 14.5), to confirm ground and wall detection quality holds across the full evaluation set rather than only the curated subsets discussed elsewhere in this report. Voxel downsampling follows Section 5.5's convention: 0.05 m for LiDAR, none for RGB-D. The RGB-D portion (85 frames) was re-run after a z-axis convention bug was fixed in compute_scene_features(): its two ground-related features assumed z-down data, so on this z-up source they had been silently describing the ceiling region instead of the floor. LiDAR (12 frames, z-down, unaffected) was not re-run.</w:t>
+      </w:r>
+    </w:p>
+    <w:p>
+      <w:pPr/>
+      <w:r>
+        <w:t>Table 14.3 summarises detection quality by source. RGB-D substantially outperforms the sparse single-sweep LiDAR frames on every measure: roughly 7.7x higher average ground coverage (30.9% vs 4.0%), zero total detection failures across all 85 frames versus 4 of 12 for LiDAR, and a higher average wall count per frame. This is consistent with the underlying point-cloud density -- LiDAR frames average ~23,900 points versus ~342,010 for RGB-D back-projection -- and with the general finding elsewhere in this report (Section 17.2) that RGB-D density outperforms sparse single-sweep LiDAR.</w:t>
+      </w:r>
+    </w:p>
+    <w:p>
+      <w:pPr/>
+      <w:r>
+        <w:t>Table 14.3 — Aggregate detection statistics by source (97-frame sweep).</w:t>
+      </w:r>
+    </w:p>
+    <w:tbl>
+      <w:tblPr>
+        <w:tblStyle w:val="TableGrid"/>
+        <w:tblW w:type="auto" w:w="0"/>
+        <w:tblLook w:firstColumn="1" w:firstRow="1" w:lastColumn="0" w:lastRow="0" w:noHBand="0" w:noVBand="1" w:val="04A0"/>
+      </w:tblPr>
+      <w:tblGrid>
+        <w:gridCol w:w="2880"/>
+        <w:gridCol w:w="2880"/>
+        <w:gridCol w:w="2880"/>
+      </w:tblGrid>
+      <w:tr>
+        <w:tc>
+          <w:tcPr>
+            <w:tcW w:type="dxa" w:w="2880"/>
+          </w:tcPr>
+          <w:p>
+            <w:r>
+              <w:t>Metric</w:t>
+            </w:r>
+          </w:p>
+        </w:tc>
+        <w:tc>
+          <w:tcPr>
+            <w:tcW w:type="dxa" w:w="2880"/>
+          </w:tcPr>
+          <w:p>
+            <w:r>
+              <w:t>LiDAR (12 frames)</w:t>
+            </w:r>
+          </w:p>
+        </w:tc>
+        <w:tc>
+          <w:tcPr>
+            <w:tcW w:type="dxa" w:w="2880"/>
+          </w:tcPr>
+          <w:p>
+            <w:r>
+              <w:t>RGB-D (85 frames)</w:t>
+            </w:r>
+          </w:p>
+        </w:tc>
+      </w:tr>
+      <w:tr>
+        <w:tc>
+          <w:tcPr>
+            <w:tcW w:type="dxa" w:w="2880"/>
+          </w:tcPr>
+          <w:p>
+            <w:r>
+              <w:t>Avg ground %</w:t>
+            </w:r>
+          </w:p>
+        </w:tc>
+        <w:tc>
+          <w:tcPr>
+            <w:tcW w:type="dxa" w:w="2880"/>
+          </w:tcPr>
+          <w:p>
+            <w:r>
+              <w:t>4.0%</w:t>
+            </w:r>
+          </w:p>
+        </w:tc>
+        <w:tc>
+          <w:tcPr>
+            <w:tcW w:type="dxa" w:w="2880"/>
+          </w:tcPr>
+          <w:p>
+            <w:r>
+              <w:t>30.9% (median 32.0%)</w:t>
+            </w:r>
+          </w:p>
+        </w:tc>
+      </w:tr>
+      <w:tr>
+        <w:tc>
+          <w:tcPr>
+            <w:tcW w:type="dxa" w:w="2880"/>
+          </w:tcPr>
+          <w:p>
+            <w:r>
+              <w:t>Median ground %</w:t>
+            </w:r>
+          </w:p>
+        </w:tc>
+        <w:tc>
+          <w:tcPr>
+            <w:tcW w:type="dxa" w:w="2880"/>
+          </w:tcPr>
+          <w:p>
+            <w:r>
+              <w:t>3.0%</w:t>
+            </w:r>
+          </w:p>
+        </w:tc>
+        <w:tc>
+          <w:tcPr>
+            <w:tcW w:type="dxa" w:w="2880"/>
+          </w:tcPr>
+          <w:p>
+            <w:r>
+              <w:t>32.0%</w:t>
+            </w:r>
+          </w:p>
+        </w:tc>
+      </w:tr>
+      <w:tr>
+        <w:tc>
+          <w:tcPr>
+            <w:tcW w:type="dxa" w:w="2880"/>
+          </w:tcPr>
+          <w:p>
+            <w:r>
+              <w:t>Ground % range</w:t>
+            </w:r>
+          </w:p>
+        </w:tc>
+        <w:tc>
+          <w:tcPr>
+            <w:tcW w:type="dxa" w:w="2880"/>
+          </w:tcPr>
+          <w:p>
+            <w:r>
+              <w:t>0.0% - 12.8%</w:t>
+            </w:r>
+          </w:p>
+        </w:tc>
+        <w:tc>
+          <w:tcPr>
+            <w:tcW w:type="dxa" w:w="2880"/>
+          </w:tcPr>
+          <w:p>
+            <w:r>
+              <w:t>0.2% - 94.4%</w:t>
+            </w:r>
+          </w:p>
+        </w:tc>
+      </w:tr>
+      <w:tr>
+        <w:tc>
+          <w:tcPr>
+            <w:tcW w:type="dxa" w:w="2880"/>
+          </w:tcPr>
+          <w:p>
+            <w:r>
+              <w:t>Frames with 0% ground (total failure)</w:t>
+            </w:r>
+          </w:p>
+        </w:tc>
+        <w:tc>
+          <w:tcPr>
+            <w:tcW w:type="dxa" w:w="2880"/>
+          </w:tcPr>
+          <w:p>
+            <w:r>
+              <w:t>4 (33%)</w:t>
+            </w:r>
+          </w:p>
+        </w:tc>
+        <w:tc>
+          <w:tcPr>
+            <w:tcW w:type="dxa" w:w="2880"/>
+          </w:tcPr>
+          <w:p>
+            <w:r>
+              <w:t>0 (0%)</w:t>
+            </w:r>
+          </w:p>
+        </w:tc>
+      </w:tr>
+      <w:tr>
+        <w:tc>
+          <w:tcPr>
+            <w:tcW w:type="dxa" w:w="2880"/>
+          </w:tcPr>
+          <w:p>
+            <w:r>
+              <w:t>Frames with 0 walls found</w:t>
+            </w:r>
+          </w:p>
+        </w:tc>
+        <w:tc>
+          <w:tcPr>
+            <w:tcW w:type="dxa" w:w="2880"/>
+          </w:tcPr>
+          <w:p>
+            <w:r>
+              <w:t>5 (42%)</w:t>
+            </w:r>
+          </w:p>
+        </w:tc>
+        <w:tc>
+          <w:tcPr>
+            <w:tcW w:type="dxa" w:w="2880"/>
+          </w:tcPr>
+          <w:p>
+            <w:r>
+              <w:t>18 (21%)</w:t>
+            </w:r>
+          </w:p>
+        </w:tc>
+      </w:tr>
+      <w:tr>
+        <w:tc>
+          <w:tcPr>
+            <w:tcW w:type="dxa" w:w="2880"/>
+          </w:tcPr>
+          <w:p>
+            <w:r>
+              <w:t>Avg walls / frame</w:t>
+            </w:r>
+          </w:p>
+        </w:tc>
+        <w:tc>
+          <w:tcPr>
+            <w:tcW w:type="dxa" w:w="2880"/>
+          </w:tcPr>
+          <w:p>
+            <w:r>
+              <w:t>2.5</w:t>
+            </w:r>
+          </w:p>
+        </w:tc>
+        <w:tc>
+          <w:tcPr>
+            <w:tcW w:type="dxa" w:w="2880"/>
+          </w:tcPr>
+          <w:p>
+            <w:r>
+              <w:t>4.1</w:t>
+            </w:r>
+          </w:p>
+        </w:tc>
+      </w:tr>
+      <w:tr>
+        <w:tc>
+          <w:tcPr>
+            <w:tcW w:type="dxa" w:w="2880"/>
+          </w:tcPr>
+          <w:p>
+            <w:r>
+              <w:t>Avg points / frame</w:t>
+            </w:r>
+          </w:p>
+        </w:tc>
+        <w:tc>
+          <w:tcPr>
+            <w:tcW w:type="dxa" w:w="2880"/>
+          </w:tcPr>
+          <w:p>
+            <w:r>
+              <w:t>~23,900</w:t>
+            </w:r>
+          </w:p>
+        </w:tc>
+        <w:tc>
+          <w:tcPr>
+            <w:tcW w:type="dxa" w:w="2880"/>
+          </w:tcPr>
+          <w:p>
+            <w:r>
+              <w:t>~342,000</w:t>
+            </w:r>
+          </w:p>
+        </w:tc>
+      </w:tr>
+      <w:tr>
+        <w:tc>
+          <w:tcPr>
+            <w:tcW w:type="dxa" w:w="2880"/>
+          </w:tcPr>
+          <w:p>
+            <w:r>
+              <w:t>Point count range</w:t>
+            </w:r>
+          </w:p>
+        </w:tc>
+        <w:tc>
+          <w:tcPr>
+            <w:tcW w:type="dxa" w:w="2880"/>
+          </w:tcPr>
+          <w:p>
+            <w:r>
+              <w:t>16,421 - 37,375</w:t>
+            </w:r>
+          </w:p>
+        </w:tc>
+        <w:tc>
+          <w:tcPr>
+            <w:tcW w:type="dxa" w:w="2880"/>
+          </w:tcPr>
+          <w:p>
+            <w:r>
+              <w:t>211,006 - 409,600</w:t>
+            </w:r>
+          </w:p>
+        </w:tc>
+      </w:tr>
+      <w:tr>
+        <w:tc>
+          <w:tcPr>
+            <w:tcW w:type="dxa" w:w="2880"/>
+          </w:tcPr>
+          <w:p>
+            <w:r>
+              <w:t>Cylinders detected</w:t>
+            </w:r>
+          </w:p>
+        </w:tc>
+        <w:tc>
+          <w:tcPr>
+            <w:tcW w:type="dxa" w:w="2880"/>
+          </w:tcPr>
+          <w:p>
+            <w:r>
+              <w:t>0 (disabled)</w:t>
+            </w:r>
+          </w:p>
+        </w:tc>
+        <w:tc>
+          <w:tcPr>
+            <w:tcW w:type="dxa" w:w="2880"/>
+          </w:tcPr>
+          <w:p>
+            <w:r>
+              <w:t>0 (disabled)</w:t>
+            </w:r>
+          </w:p>
+        </w:tc>
+      </w:tr>
+    </w:tbl>
+    <w:p>
+      <w:pPr/>
+      <w:r>
+        <w:t>Four of the twelve LiDAR frames returned zero shapes of any kind from schnabel_ransac.detect() despite holding a non-trivial number of valid points -- GreatMarsh frame 000061 (31,069 pts), GreatMarsh frame 000280 (37,375 pts), SeasideTown frame 000367 (18,678 pts), and SeasideTown frame 000489 (19,789 pts). This is a genuine detection gap rather than an empty-file artifact: the point clouds loaded correctly but RANSAC found no shape meeting the eps/min-support thresholds the synthetic model selected for these frames. It is the clearest evidence in this report that the sparse single-sweep LiDAR source is the weaker of the two real-world modalities for this model.</w:t>
+      </w:r>
+    </w:p>
+    <w:p>
+      <w:pPr/>
+      <w:r>
+        <w:t>Table 14.4 breaks RGB-D ground coverage down by environment. The lowest-coverage environments (OldScandinavia 3.7%, House 13.7%, WaterMillDay 13.8%, SeasonalForestAutumn 15.3%, Supermarket 25.8%) are indoor or vegetation/water-dominated scenes where walls, furniture, or non-planar clutter genuinely occupy most of the frame -- not detection failures, since these same environments still register substantial wall counts (House averages 5.2 walls/frame, WaterMillDay 5.6). The highest-coverage environment is DesertGasStation (84.7%), an open, largely flat outdoor scene where ground legitimately dominates the point cloud; BrushifyMoon, previously the second-highest at 56.2%, dropped to 39.4% after the z-fix -- a reminder that the fix's effect size varies meaningfully by scene, not just by source.</w:t>
+      </w:r>
+    </w:p>
+    <w:p>
+      <w:pPr/>
+      <w:r>
+        <w:t>Table 14.4 — Per-environment RGB-D ground coverage (5 frames each, 85 total).</w:t>
+      </w:r>
+    </w:p>
+    <w:tbl>
+      <w:tblPr>
+        <w:tblStyle w:val="TableGrid"/>
+        <w:tblW w:type="auto" w:w="0"/>
+        <w:tblLook w:firstColumn="1" w:firstRow="1" w:lastColumn="0" w:lastRow="0" w:noHBand="0" w:noVBand="1" w:val="04A0"/>
+      </w:tblPr>
+      <w:tblGrid>
+        <w:gridCol w:w="2160"/>
+        <w:gridCol w:w="2160"/>
+        <w:gridCol w:w="2160"/>
+        <w:gridCol w:w="2160"/>
+      </w:tblGrid>
+      <w:tr>
+        <w:tc>
+          <w:tcPr>
+            <w:tcW w:type="dxa" w:w="2160"/>
+          </w:tcPr>
+          <w:p>
+            <w:r>
+              <w:t>Environment</w:t>
+            </w:r>
+          </w:p>
+        </w:tc>
+        <w:tc>
+          <w:tcPr>
+            <w:tcW w:type="dxa" w:w="2160"/>
+          </w:tcPr>
+          <w:p>
+            <w:r>
+              <w:t>Frames</w:t>
+            </w:r>
+          </w:p>
+        </w:tc>
+        <w:tc>
+          <w:tcPr>
+            <w:tcW w:type="dxa" w:w="2160"/>
+          </w:tcPr>
+          <w:p>
+            <w:r>
+              <w:t>Avg Ground %</w:t>
+            </w:r>
+          </w:p>
+        </w:tc>
+        <w:tc>
+          <w:tcPr>
+            <w:tcW w:type="dxa" w:w="2160"/>
+          </w:tcPr>
+          <w:p>
+            <w:r>
+              <w:t>Avg Walls/Frame</w:t>
+            </w:r>
+          </w:p>
+        </w:tc>
+      </w:tr>
+      <w:tr>
+        <w:tc>
+          <w:tcPr>
+            <w:tcW w:type="dxa" w:w="2160"/>
+          </w:tcPr>
+          <w:p>
+            <w:r>
+              <w:t>AncientTowns</w:t>
+            </w:r>
+          </w:p>
+        </w:tc>
+        <w:tc>
+          <w:tcPr>
+            <w:tcW w:type="dxa" w:w="2160"/>
+          </w:tcPr>
+          <w:p>
+            <w:r>
+              <w:t>5</w:t>
+            </w:r>
+          </w:p>
+        </w:tc>
+        <w:tc>
+          <w:tcPr>
+            <w:tcW w:type="dxa" w:w="2160"/>
+          </w:tcPr>
+          <w:p>
+            <w:r>
+              <w:t>33.1%</w:t>
+            </w:r>
+          </w:p>
+        </w:tc>
+        <w:tc>
+          <w:tcPr>
+            <w:tcW w:type="dxa" w:w="2160"/>
+          </w:tcPr>
+          <w:p>
+            <w:r>
+              <w:t>6.0</w:t>
+            </w:r>
+          </w:p>
+        </w:tc>
+      </w:tr>
+      <w:tr>
+        <w:tc>
+          <w:tcPr>
+            <w:tcW w:type="dxa" w:w="2160"/>
+          </w:tcPr>
+          <w:p>
+            <w:r>
+              <w:t>BrushifyMoon</w:t>
+            </w:r>
+          </w:p>
+        </w:tc>
+        <w:tc>
+          <w:tcPr>
+            <w:tcW w:type="dxa" w:w="2160"/>
+          </w:tcPr>
+          <w:p>
+            <w:r>
+              <w:t>5</w:t>
+            </w:r>
+          </w:p>
+        </w:tc>
+        <w:tc>
+          <w:tcPr>
+            <w:tcW w:type="dxa" w:w="2160"/>
+          </w:tcPr>
+          <w:p>
+            <w:r>
+              <w:t>39.4%</w:t>
+            </w:r>
+          </w:p>
+        </w:tc>
+        <w:tc>
+          <w:tcPr>
+            <w:tcW w:type="dxa" w:w="2160"/>
+          </w:tcPr>
+          <w:p>
+            <w:r>
+              <w:t>0.0</w:t>
+            </w:r>
+          </w:p>
+        </w:tc>
+      </w:tr>
+      <w:tr>
+        <w:tc>
+          <w:tcPr>
+            <w:tcW w:type="dxa" w:w="2160"/>
+          </w:tcPr>
+          <w:p>
+            <w:r>
+              <w:t>CoalMine</w:t>
+            </w:r>
+          </w:p>
+        </w:tc>
+        <w:tc>
+          <w:tcPr>
+            <w:tcW w:type="dxa" w:w="2160"/>
+          </w:tcPr>
+          <w:p>
+            <w:r>
+              <w:t>5</w:t>
+            </w:r>
+          </w:p>
+        </w:tc>
+        <w:tc>
+          <w:tcPr>
+            <w:tcW w:type="dxa" w:w="2160"/>
+          </w:tcPr>
+          <w:p>
+            <w:r>
+              <w:t>26.7%</w:t>
+            </w:r>
+          </w:p>
+        </w:tc>
+        <w:tc>
+          <w:tcPr>
+            <w:tcW w:type="dxa" w:w="2160"/>
+          </w:tcPr>
+          <w:p>
+            <w:r>
+              <w:t>3.0</w:t>
+            </w:r>
+          </w:p>
+        </w:tc>
+      </w:tr>
+      <w:tr>
+        <w:tc>
+          <w:tcPr>
+            <w:tcW w:type="dxa" w:w="2160"/>
+          </w:tcPr>
+          <w:p>
+            <w:r>
+              <w:t>DesertGasStation</w:t>
+            </w:r>
+          </w:p>
+        </w:tc>
+        <w:tc>
+          <w:tcPr>
+            <w:tcW w:type="dxa" w:w="2160"/>
+          </w:tcPr>
+          <w:p>
+            <w:r>
+              <w:t>5</w:t>
+            </w:r>
+          </w:p>
+        </w:tc>
+        <w:tc>
+          <w:tcPr>
+            <w:tcW w:type="dxa" w:w="2160"/>
+          </w:tcPr>
+          <w:p>
+            <w:r>
+              <w:t>84.7%</w:t>
+            </w:r>
+          </w:p>
+        </w:tc>
+        <w:tc>
+          <w:tcPr>
+            <w:tcW w:type="dxa" w:w="2160"/>
+          </w:tcPr>
+          <w:p>
+            <w:r>
+              <w:t>1.4</w:t>
+            </w:r>
+          </w:p>
+        </w:tc>
+      </w:tr>
+      <w:tr>
+        <w:tc>
+          <w:tcPr>
+            <w:tcW w:type="dxa" w:w="2160"/>
+          </w:tcPr>
+          <w:p>
+            <w:r>
+              <w:t>Downtown</w:t>
+            </w:r>
+          </w:p>
+        </w:tc>
+        <w:tc>
+          <w:tcPr>
+            <w:tcW w:type="dxa" w:w="2160"/>
+          </w:tcPr>
+          <w:p>
+            <w:r>
+              <w:t>5</w:t>
+            </w:r>
+          </w:p>
+        </w:tc>
+        <w:tc>
+          <w:tcPr>
+            <w:tcW w:type="dxa" w:w="2160"/>
+          </w:tcPr>
+          <w:p>
+            <w:r>
+              <w:t>31.0%</w:t>
+            </w:r>
+          </w:p>
+        </w:tc>
+        <w:tc>
+          <w:tcPr>
+            <w:tcW w:type="dxa" w:w="2160"/>
+          </w:tcPr>
+          <w:p>
+            <w:r>
+              <w:t>3.2</w:t>
+            </w:r>
+          </w:p>
+        </w:tc>
+      </w:tr>
+      <w:tr>
+        <w:tc>
+          <w:tcPr>
+            <w:tcW w:type="dxa" w:w="2160"/>
+          </w:tcPr>
+          <w:p>
+            <w:r>
+              <w:t>GothicIsland</w:t>
+            </w:r>
+          </w:p>
+        </w:tc>
+        <w:tc>
+          <w:tcPr>
+            <w:tcW w:type="dxa" w:w="2160"/>
+          </w:tcPr>
+          <w:p>
+            <w:r>
+              <w:t>5</w:t>
+            </w:r>
+          </w:p>
+        </w:tc>
+        <w:tc>
+          <w:tcPr>
+            <w:tcW w:type="dxa" w:w="2160"/>
+          </w:tcPr>
+          <w:p>
+            <w:r>
+              <w:t>38.9%</w:t>
+            </w:r>
+          </w:p>
+        </w:tc>
+        <w:tc>
+          <w:tcPr>
+            <w:tcW w:type="dxa" w:w="2160"/>
+          </w:tcPr>
+          <w:p>
+            <w:r>
+              <w:t>5.4</w:t>
+            </w:r>
+          </w:p>
+        </w:tc>
+      </w:tr>
+      <w:tr>
+        <w:tc>
+          <w:tcPr>
+            <w:tcW w:type="dxa" w:w="2160"/>
+          </w:tcPr>
+          <w:p>
+            <w:r>
+              <w:t>GreatMarsh</w:t>
+            </w:r>
+          </w:p>
+        </w:tc>
+        <w:tc>
+          <w:tcPr>
+            <w:tcW w:type="dxa" w:w="2160"/>
+          </w:tcPr>
+          <w:p>
+            <w:r>
+              <w:t>5</w:t>
+            </w:r>
+          </w:p>
+        </w:tc>
+        <w:tc>
+          <w:tcPr>
+            <w:tcW w:type="dxa" w:w="2160"/>
+          </w:tcPr>
+          <w:p>
+            <w:r>
+              <w:t>33.4%</w:t>
+            </w:r>
+          </w:p>
+        </w:tc>
+        <w:tc>
+          <w:tcPr>
+            <w:tcW w:type="dxa" w:w="2160"/>
+          </w:tcPr>
+          <w:p>
+            <w:r>
+              <w:t>3.4</w:t>
+            </w:r>
+          </w:p>
+        </w:tc>
+      </w:tr>
+      <w:tr>
+        <w:tc>
+          <w:tcPr>
+            <w:tcW w:type="dxa" w:w="2160"/>
+          </w:tcPr>
+          <w:p>
+            <w:r>
+              <w:t>House</w:t>
+            </w:r>
+          </w:p>
+        </w:tc>
+        <w:tc>
+          <w:tcPr>
+            <w:tcW w:type="dxa" w:w="2160"/>
+          </w:tcPr>
+          <w:p>
+            <w:r>
+              <w:t>5</w:t>
+            </w:r>
+          </w:p>
+        </w:tc>
+        <w:tc>
+          <w:tcPr>
+            <w:tcW w:type="dxa" w:w="2160"/>
+          </w:tcPr>
+          <w:p>
+            <w:r>
+              <w:t>13.7%</w:t>
+            </w:r>
+          </w:p>
+        </w:tc>
+        <w:tc>
+          <w:tcPr>
+            <w:tcW w:type="dxa" w:w="2160"/>
+          </w:tcPr>
+          <w:p>
+            <w:r>
+              <w:t>5.2</w:t>
+            </w:r>
+          </w:p>
+        </w:tc>
+      </w:tr>
+      <w:tr>
+        <w:tc>
+          <w:tcPr>
+            <w:tcW w:type="dxa" w:w="2160"/>
+          </w:tcPr>
+          <w:p>
+            <w:r>
+              <w:t>NordicHarbor</w:t>
+            </w:r>
+          </w:p>
+        </w:tc>
+        <w:tc>
+          <w:tcPr>
+            <w:tcW w:type="dxa" w:w="2160"/>
+          </w:tcPr>
+          <w:p>
+            <w:r>
+              <w:t>5</w:t>
+            </w:r>
+          </w:p>
+        </w:tc>
+        <w:tc>
+          <w:tcPr>
+            <w:tcW w:type="dxa" w:w="2160"/>
+          </w:tcPr>
+          <w:p>
+            <w:r>
+              <w:t>33.3%</w:t>
+            </w:r>
+          </w:p>
+        </w:tc>
+        <w:tc>
+          <w:tcPr>
+            <w:tcW w:type="dxa" w:w="2160"/>
+          </w:tcPr>
+          <w:p>
+            <w:r>
+              <w:t>6.8</w:t>
+            </w:r>
+          </w:p>
+        </w:tc>
+      </w:tr>
+      <w:tr>
+        <w:tc>
+          <w:tcPr>
+            <w:tcW w:type="dxa" w:w="2160"/>
+          </w:tcPr>
+          <w:p>
+            <w:r>
+              <w:t>Office</w:t>
+            </w:r>
+          </w:p>
+        </w:tc>
+        <w:tc>
+          <w:tcPr>
+            <w:tcW w:type="dxa" w:w="2160"/>
+          </w:tcPr>
+          <w:p>
+            <w:r>
+              <w:t>5</w:t>
+            </w:r>
+          </w:p>
+        </w:tc>
+        <w:tc>
+          <w:tcPr>
+            <w:tcW w:type="dxa" w:w="2160"/>
+          </w:tcPr>
+          <w:p>
+            <w:r>
+              <w:t>32.7%</w:t>
+            </w:r>
+          </w:p>
+        </w:tc>
+        <w:tc>
+          <w:tcPr>
+            <w:tcW w:type="dxa" w:w="2160"/>
+          </w:tcPr>
+          <w:p>
+            <w:r>
+              <w:t>6.4</w:t>
+            </w:r>
+          </w:p>
+        </w:tc>
+      </w:tr>
+      <w:tr>
+        <w:tc>
+          <w:tcPr>
+            <w:tcW w:type="dxa" w:w="2160"/>
+          </w:tcPr>
+          <w:p>
+            <w:r>
+              <w:t>OldScandinavia</w:t>
+            </w:r>
+          </w:p>
+        </w:tc>
+        <w:tc>
+          <w:tcPr>
+            <w:tcW w:type="dxa" w:w="2160"/>
+          </w:tcPr>
+          <w:p>
+            <w:r>
+              <w:t>5</w:t>
+            </w:r>
+          </w:p>
+        </w:tc>
+        <w:tc>
+          <w:tcPr>
+            <w:tcW w:type="dxa" w:w="2160"/>
+          </w:tcPr>
+          <w:p>
+            <w:r>
+              <w:t>3.7%</w:t>
+            </w:r>
+          </w:p>
+        </w:tc>
+        <w:tc>
+          <w:tcPr>
+            <w:tcW w:type="dxa" w:w="2160"/>
+          </w:tcPr>
+          <w:p>
+            <w:r>
+              <w:t>1.2</w:t>
+            </w:r>
+          </w:p>
+        </w:tc>
+      </w:tr>
+      <w:tr>
+        <w:tc>
+          <w:tcPr>
+            <w:tcW w:type="dxa" w:w="2160"/>
+          </w:tcPr>
+          <w:p>
+            <w:r>
+              <w:t>OldTownWinter</w:t>
+            </w:r>
+          </w:p>
+        </w:tc>
+        <w:tc>
+          <w:tcPr>
+            <w:tcW w:type="dxa" w:w="2160"/>
+          </w:tcPr>
+          <w:p>
+            <w:r>
+              <w:t>5</w:t>
+            </w:r>
+          </w:p>
+        </w:tc>
+        <w:tc>
+          <w:tcPr>
+            <w:tcW w:type="dxa" w:w="2160"/>
+          </w:tcPr>
+          <w:p>
+            <w:r>
+              <w:t>33.8%</w:t>
+            </w:r>
+          </w:p>
+        </w:tc>
+        <w:tc>
+          <w:tcPr>
+            <w:tcW w:type="dxa" w:w="2160"/>
+          </w:tcPr>
+          <w:p>
+            <w:r>
+              <w:t>5.2</w:t>
+            </w:r>
+          </w:p>
+        </w:tc>
+      </w:tr>
+      <w:tr>
+        <w:tc>
+          <w:tcPr>
+            <w:tcW w:type="dxa" w:w="2160"/>
+          </w:tcPr>
+          <w:p>
+            <w:r>
+              <w:t>SeasideTown</w:t>
+            </w:r>
+          </w:p>
+        </w:tc>
+        <w:tc>
+          <w:tcPr>
+            <w:tcW w:type="dxa" w:w="2160"/>
+          </w:tcPr>
+          <w:p>
+            <w:r>
+              <w:t>5</w:t>
+            </w:r>
+          </w:p>
+        </w:tc>
+        <w:tc>
+          <w:tcPr>
+            <w:tcW w:type="dxa" w:w="2160"/>
+          </w:tcPr>
+          <w:p>
+            <w:r>
+              <w:t>30.7%</w:t>
+            </w:r>
+          </w:p>
+        </w:tc>
+        <w:tc>
+          <w:tcPr>
+            <w:tcW w:type="dxa" w:w="2160"/>
+          </w:tcPr>
+          <w:p>
+            <w:r>
+              <w:t>6.2</w:t>
+            </w:r>
+          </w:p>
+        </w:tc>
+      </w:tr>
+      <w:tr>
+        <w:tc>
+          <w:tcPr>
+            <w:tcW w:type="dxa" w:w="2160"/>
+          </w:tcPr>
+          <w:p>
+            <w:r>
+              <w:t>SeasonalForestAutumn</w:t>
+            </w:r>
+          </w:p>
+        </w:tc>
+        <w:tc>
+          <w:tcPr>
+            <w:tcW w:type="dxa" w:w="2160"/>
+          </w:tcPr>
+          <w:p>
+            <w:r>
+              <w:t>5</w:t>
+            </w:r>
+          </w:p>
+        </w:tc>
+        <w:tc>
+          <w:tcPr>
+            <w:tcW w:type="dxa" w:w="2160"/>
+          </w:tcPr>
+          <w:p>
+            <w:r>
+              <w:t>15.3%</w:t>
+            </w:r>
+          </w:p>
+        </w:tc>
+        <w:tc>
+          <w:tcPr>
+            <w:tcW w:type="dxa" w:w="2160"/>
+          </w:tcPr>
+          <w:p>
+            <w:r>
+              <w:t>5.8</w:t>
+            </w:r>
+          </w:p>
+        </w:tc>
+      </w:tr>
+      <w:tr>
+        <w:tc>
+          <w:tcPr>
+            <w:tcW w:type="dxa" w:w="2160"/>
+          </w:tcPr>
+          <w:p>
+            <w:r>
+              <w:t>Supermarket</w:t>
+            </w:r>
+          </w:p>
+        </w:tc>
+        <w:tc>
+          <w:tcPr>
+            <w:tcW w:type="dxa" w:w="2160"/>
+          </w:tcPr>
+          <w:p>
+            <w:r>
+              <w:t>5</w:t>
+            </w:r>
+          </w:p>
+        </w:tc>
+        <w:tc>
+          <w:tcPr>
+            <w:tcW w:type="dxa" w:w="2160"/>
+          </w:tcPr>
+          <w:p>
+            <w:r>
+              <w:t>25.8%</w:t>
+            </w:r>
+          </w:p>
+        </w:tc>
+        <w:tc>
+          <w:tcPr>
+            <w:tcW w:type="dxa" w:w="2160"/>
+          </w:tcPr>
+          <w:p>
+            <w:r>
+              <w:t>2.6</w:t>
+            </w:r>
+          </w:p>
+        </w:tc>
+      </w:tr>
+      <w:tr>
+        <w:tc>
+          <w:tcPr>
+            <w:tcW w:type="dxa" w:w="2160"/>
+          </w:tcPr>
+          <w:p>
+            <w:r>
+              <w:t>WaterMillDay</w:t>
+            </w:r>
+          </w:p>
+        </w:tc>
+        <w:tc>
+          <w:tcPr>
+            <w:tcW w:type="dxa" w:w="2160"/>
+          </w:tcPr>
+          <w:p>
+            <w:r>
+              <w:t>5</w:t>
+            </w:r>
+          </w:p>
+        </w:tc>
+        <w:tc>
+          <w:tcPr>
+            <w:tcW w:type="dxa" w:w="2160"/>
+          </w:tcPr>
+          <w:p>
+            <w:r>
+              <w:t>13.8%</w:t>
+            </w:r>
+          </w:p>
+        </w:tc>
+        <w:tc>
+          <w:tcPr>
+            <w:tcW w:type="dxa" w:w="2160"/>
+          </w:tcPr>
+          <w:p>
+            <w:r>
+              <w:t>5.6</w:t>
+            </w:r>
+          </w:p>
+        </w:tc>
+      </w:tr>
+      <w:tr>
+        <w:tc>
+          <w:tcPr>
+            <w:tcW w:type="dxa" w:w="2160"/>
+          </w:tcPr>
+          <w:p>
+            <w:r>
+              <w:t>WesternDesertTown</w:t>
+            </w:r>
+          </w:p>
+        </w:tc>
+        <w:tc>
+          <w:tcPr>
+            <w:tcW w:type="dxa" w:w="2160"/>
+          </w:tcPr>
+          <w:p>
+            <w:r>
+              <w:t>5</w:t>
+            </w:r>
+          </w:p>
+        </w:tc>
+        <w:tc>
+          <w:tcPr>
+            <w:tcW w:type="dxa" w:w="2160"/>
+          </w:tcPr>
+          <w:p>
+            <w:r>
+              <w:t>35.9%</w:t>
+            </w:r>
+          </w:p>
+        </w:tc>
+        <w:tc>
+          <w:tcPr>
+            <w:tcW w:type="dxa" w:w="2160"/>
+          </w:tcPr>
+          <w:p>
+            <w:r>
+              <w:t>1.6</w:t>
+            </w:r>
+          </w:p>
+        </w:tc>
+      </w:tr>
+    </w:tbl>
+    <w:p>
+      <w:pPr/>
+      <w:r>
+        <w:t>Together with Section 14.5's 25-frame RGB-D deep dive, this full 97-frame sweep confirms the synthetic model's ground/wall classification generalises across all seventeen RGB-D environment types used in this report, while also surfacing sparse single-sweep LiDAR as a specific, quantified weak point (33% total-failure rate) that Sections 7-11's LiDAR-only evaluations did not by themselves make as visible.</w:t>
       </w:r>
     </w:p>
     <w:p>
@@ -5266,7 +11198,1582 @@
         <w:pStyle w:val="Heading1"/>
       </w:pPr>
       <w:r>
-        <w:t>15. Cross-Cutting Findings</w:t>
+        <w:t>15. S3DIS Real-World Validation: 272 Indoor Rooms (Stanford Large-Scale 3D Indoor Spaces)</w:t>
+      </w:r>
+    </w:p>
+    <w:p>
+      <w:pPr/>
+      <w:r>
+        <w:t>S3DIS (Stanford Large-Scale 3D Indoor Spaces) is a real, non-TartanAir indoor scan dataset covering six large-scale Areas (buildings), spanning eleven room types -- office, hallway, conference room, auditorium, lobby, lounge, restroom (WC), copy room, pantry, storage, and open-plan space -- each scanned with a real 3D sensor and providing per-point XYZ and RGB color. The full compressed dataset (~2 GB, ~8 GB uncompressed, obtained via the Hugging Face mirror Pointcept/s3dis-compressed) was downloaded and extracted in full for this test, giving 272 usable room directories across the six Areas. Unlike every other real-world source in this report, S3DIS's coordinates are genuine building-scale (metre) measurements from an independent sensor and pipeline -- it was never involved in this project's synthetic training data or in TartanAir/TartanGround's simulation, making it the most external validation source used here.</w:t>
+      </w:r>
+    </w:p>
+    <w:p>
+      <w:pPr/>
+      <w:r>
+        <w:t>Each room was processed independently through detect_ground_and_walls.py's S3DIS path (load_s3dis_room, source=s3dis) using the synthetic_ppo_v2 model in the same plane-and-wall-only configuration as Sections 14.5-14.6 (cylinder detection disabled), with z_mode=z_up (S3DIS's native up-axis, unlike TartanAir's z_down convention) and no voxel downsampling, consistent with Table 6.1's per-source convention. All 272 rooms completed without error in a single batch run (re-run after the same z-axis feature fix applied in Section 14.6 -- S3DIS is also a z-up source); results were logged per-room to a CSV (timestamp, point count, RANSAC eps / min-support / normal-threshold, shape counts, ground / wall / cylinder point counts and percentages, and wall-clock processing time) rather than sampled by hand, so the statistics below reflect the complete set rather than a curated subset.</w:t>
+      </w:r>
+    </w:p>
+    <w:p>
+      <w:pPr/>
+      <w:r>
+        <w:t>Table 15.1 summarises the full run. S3DIS point clouds are considerably denser than any other source in this report -- averaging just over 1 million points per room (up to 9.27 million for the largest auditorium) against RGB-D's ~342,000 and LiDAR's ~24,000 (Section 14.6) -- and every one of the 272 rooms returned a non-zero ground detection, a 0% total-failure rate matching RGB-D's and contrasting with the 33% failure rate observed on sparse LiDAR. Average ground coverage (15.0% of the point cloud) is markedly lower than the RGB-D outdoor/mixed scenes in Section 14.6 (30.9%), which is consistent with S3DIS rooms being fully-enclosed interiors -- most of each scan is walls, ceiling, and furniture rather than floor -- and is corroborated by the high average wall count (5.8 walls/room, never zero).</w:t>
+      </w:r>
+    </w:p>
+    <w:p>
+      <w:pPr/>
+      <w:r>
+        <w:t>Table 15.1 — Aggregate S3DIS run statistics (272 rooms).</w:t>
+      </w:r>
+    </w:p>
+    <w:tbl>
+      <w:tblPr>
+        <w:tblStyle w:val="TableGrid"/>
+        <w:tblW w:type="auto" w:w="0"/>
+        <w:tblLook w:firstColumn="1" w:firstRow="1" w:lastColumn="0" w:lastRow="0" w:noHBand="0" w:noVBand="1" w:val="04A0"/>
+      </w:tblPr>
+      <w:tblGrid>
+        <w:gridCol w:w="4320"/>
+        <w:gridCol w:w="4320"/>
+      </w:tblGrid>
+      <w:tr>
+        <w:tc>
+          <w:tcPr>
+            <w:tcW w:type="dxa" w:w="4320"/>
+          </w:tcPr>
+          <w:p>
+            <w:r>
+              <w:t>Metric</w:t>
+            </w:r>
+          </w:p>
+        </w:tc>
+        <w:tc>
+          <w:tcPr>
+            <w:tcW w:type="dxa" w:w="4320"/>
+          </w:tcPr>
+          <w:p>
+            <w:r>
+              <w:t>Value</w:t>
+            </w:r>
+          </w:p>
+        </w:tc>
+      </w:tr>
+      <w:tr>
+        <w:tc>
+          <w:tcPr>
+            <w:tcW w:type="dxa" w:w="4320"/>
+          </w:tcPr>
+          <w:p>
+            <w:r>
+              <w:t>Rooms processed</w:t>
+            </w:r>
+          </w:p>
+        </w:tc>
+        <w:tc>
+          <w:tcPr>
+            <w:tcW w:type="dxa" w:w="4320"/>
+          </w:tcPr>
+          <w:p>
+            <w:r>
+              <w:t>272 / 272 (100%)</w:t>
+            </w:r>
+          </w:p>
+        </w:tc>
+      </w:tr>
+      <w:tr>
+        <w:tc>
+          <w:tcPr>
+            <w:tcW w:type="dxa" w:w="4320"/>
+          </w:tcPr>
+          <w:p>
+            <w:r>
+              <w:t>Total points processed</w:t>
+            </w:r>
+          </w:p>
+        </w:tc>
+        <w:tc>
+          <w:tcPr>
+            <w:tcW w:type="dxa" w:w="4320"/>
+          </w:tcPr>
+          <w:p>
+            <w:r>
+              <w:t>273,546,487</w:t>
+            </w:r>
+          </w:p>
+        </w:tc>
+      </w:tr>
+      <w:tr>
+        <w:tc>
+          <w:tcPr>
+            <w:tcW w:type="dxa" w:w="4320"/>
+          </w:tcPr>
+          <w:p>
+            <w:r>
+              <w:t>Avg points / room</w:t>
+            </w:r>
+          </w:p>
+        </w:tc>
+        <w:tc>
+          <w:tcPr>
+            <w:tcW w:type="dxa" w:w="4320"/>
+          </w:tcPr>
+          <w:p>
+            <w:r>
+              <w:t>1,005,685 (median 794,855)</w:t>
+            </w:r>
+          </w:p>
+        </w:tc>
+      </w:tr>
+      <w:tr>
+        <w:tc>
+          <w:tcPr>
+            <w:tcW w:type="dxa" w:w="4320"/>
+          </w:tcPr>
+          <w:p>
+            <w:r>
+              <w:t>Point count range</w:t>
+            </w:r>
+          </w:p>
+        </w:tc>
+        <w:tc>
+          <w:tcPr>
+            <w:tcW w:type="dxa" w:w="4320"/>
+          </w:tcPr>
+          <w:p>
+            <w:r>
+              <w:t>85,855 - 9,273,742</w:t>
+            </w:r>
+          </w:p>
+        </w:tc>
+      </w:tr>
+      <w:tr>
+        <w:tc>
+          <w:tcPr>
+            <w:tcW w:type="dxa" w:w="4320"/>
+          </w:tcPr>
+          <w:p>
+            <w:r>
+              <w:t>Avg ground %</w:t>
+            </w:r>
+          </w:p>
+        </w:tc>
+        <w:tc>
+          <w:tcPr>
+            <w:tcW w:type="dxa" w:w="4320"/>
+          </w:tcPr>
+          <w:p>
+            <w:r>
+              <w:t>15.0% (median 14.2%)</w:t>
+            </w:r>
+          </w:p>
+        </w:tc>
+      </w:tr>
+      <w:tr>
+        <w:tc>
+          <w:tcPr>
+            <w:tcW w:type="dxa" w:w="4320"/>
+          </w:tcPr>
+          <w:p>
+            <w:r>
+              <w:t>Ground % range</w:t>
+            </w:r>
+          </w:p>
+        </w:tc>
+        <w:tc>
+          <w:tcPr>
+            <w:tcW w:type="dxa" w:w="4320"/>
+          </w:tcPr>
+          <w:p>
+            <w:r>
+              <w:t>1.7% - 29.7%</w:t>
+            </w:r>
+          </w:p>
+        </w:tc>
+      </w:tr>
+      <w:tr>
+        <w:tc>
+          <w:tcPr>
+            <w:tcW w:type="dxa" w:w="4320"/>
+          </w:tcPr>
+          <w:p>
+            <w:r>
+              <w:t>Rooms with 0% ground (failures)</w:t>
+            </w:r>
+          </w:p>
+        </w:tc>
+        <w:tc>
+          <w:tcPr>
+            <w:tcW w:type="dxa" w:w="4320"/>
+          </w:tcPr>
+          <w:p>
+            <w:r>
+              <w:t>0</w:t>
+            </w:r>
+          </w:p>
+        </w:tc>
+      </w:tr>
+      <w:tr>
+        <w:tc>
+          <w:tcPr>
+            <w:tcW w:type="dxa" w:w="4320"/>
+          </w:tcPr>
+          <w:p>
+            <w:r>
+              <w:t>Avg walls / room</w:t>
+            </w:r>
+          </w:p>
+        </w:tc>
+        <w:tc>
+          <w:tcPr>
+            <w:tcW w:type="dxa" w:w="4320"/>
+          </w:tcPr>
+          <w:p>
+            <w:r>
+              <w:t>5.8 (never 0)</w:t>
+            </w:r>
+          </w:p>
+        </w:tc>
+      </w:tr>
+      <w:tr>
+        <w:tc>
+          <w:tcPr>
+            <w:tcW w:type="dxa" w:w="4320"/>
+          </w:tcPr>
+          <w:p>
+            <w:r>
+              <w:t>Cylinders detected</w:t>
+            </w:r>
+          </w:p>
+        </w:tc>
+        <w:tc>
+          <w:tcPr>
+            <w:tcW w:type="dxa" w:w="4320"/>
+          </w:tcPr>
+          <w:p>
+            <w:r>
+              <w:t>0 (disabled)</w:t>
+            </w:r>
+          </w:p>
+        </w:tc>
+      </w:tr>
+      <w:tr>
+        <w:tc>
+          <w:tcPr>
+            <w:tcW w:type="dxa" w:w="4320"/>
+          </w:tcPr>
+          <w:p>
+            <w:r>
+              <w:t>Voxel downsampling</w:t>
+            </w:r>
+          </w:p>
+        </w:tc>
+        <w:tc>
+          <w:tcPr>
+            <w:tcW w:type="dxa" w:w="4320"/>
+          </w:tcPr>
+          <w:p>
+            <w:r>
+              <w:t>None (0 m) -- raw sensor resolution</w:t>
+            </w:r>
+          </w:p>
+        </w:tc>
+      </w:tr>
+      <w:tr>
+        <w:tc>
+          <w:tcPr>
+            <w:tcW w:type="dxa" w:w="4320"/>
+          </w:tcPr>
+          <w:p>
+            <w:r>
+              <w:t>Total batch processing time</w:t>
+            </w:r>
+          </w:p>
+        </w:tc>
+        <w:tc>
+          <w:tcPr>
+            <w:tcW w:type="dxa" w:w="4320"/>
+          </w:tcPr>
+          <w:p>
+            <w:r>
+              <w:t>41.9 min (avg 9.24 s/room)</w:t>
+            </w:r>
+          </w:p>
+        </w:tc>
+      </w:tr>
+    </w:tbl>
+    <w:p>
+      <w:pPr/>
+      <w:r>
+        <w:t>Table 15.2 breaks results down by room type. The largest and smallest coverage figures both come from special-purpose spaces: the single openspace room reaches the highest ground share (29.3%) as an open floor plan with almost no walls (1.0 average), while auditoriums -- despite averaging 8.2 million points, the densest room type by a wide margin -- take by far the longest to process (77.1 s/room) due to that same point volume, a useful data point for discussing runtime scaling with cloud size. The most common room types, office (156 rooms, 57% of the dataset) and hallway (61 rooms), sit close to the dataset-wide average on every measure, indicating the aggregate statistics in Table 15.1 are not skewed by a handful of outlier room types.</w:t>
+      </w:r>
+    </w:p>
+    <w:p>
+      <w:pPr/>
+      <w:r>
+        <w:t>Table 15.2 — Per room-type breakdown (272 rooms total).</w:t>
+      </w:r>
+    </w:p>
+    <w:tbl>
+      <w:tblPr>
+        <w:tblStyle w:val="TableGrid"/>
+        <w:tblW w:type="auto" w:w="0"/>
+        <w:tblLook w:firstColumn="1" w:firstRow="1" w:lastColumn="0" w:lastRow="0" w:noHBand="0" w:noVBand="1" w:val="04A0"/>
+      </w:tblPr>
+      <w:tblGrid>
+        <w:gridCol w:w="1440"/>
+        <w:gridCol w:w="1440"/>
+        <w:gridCol w:w="1440"/>
+        <w:gridCol w:w="1440"/>
+        <w:gridCol w:w="1440"/>
+        <w:gridCol w:w="1440"/>
+      </w:tblGrid>
+      <w:tr>
+        <w:tc>
+          <w:tcPr>
+            <w:tcW w:type="dxa" w:w="1440"/>
+          </w:tcPr>
+          <w:p>
+            <w:r>
+              <w:t>Room Type</w:t>
+            </w:r>
+          </w:p>
+        </w:tc>
+        <w:tc>
+          <w:tcPr>
+            <w:tcW w:type="dxa" w:w="1440"/>
+          </w:tcPr>
+          <w:p>
+            <w:r>
+              <w:t>n</w:t>
+            </w:r>
+          </w:p>
+        </w:tc>
+        <w:tc>
+          <w:tcPr>
+            <w:tcW w:type="dxa" w:w="1440"/>
+          </w:tcPr>
+          <w:p>
+            <w:r>
+              <w:t>Avg Points</w:t>
+            </w:r>
+          </w:p>
+        </w:tc>
+        <w:tc>
+          <w:tcPr>
+            <w:tcW w:type="dxa" w:w="1440"/>
+          </w:tcPr>
+          <w:p>
+            <w:r>
+              <w:t>Avg Ground %</w:t>
+            </w:r>
+          </w:p>
+        </w:tc>
+        <w:tc>
+          <w:tcPr>
+            <w:tcW w:type="dxa" w:w="1440"/>
+          </w:tcPr>
+          <w:p>
+            <w:r>
+              <w:t>Avg Walls</w:t>
+            </w:r>
+          </w:p>
+        </w:tc>
+        <w:tc>
+          <w:tcPr>
+            <w:tcW w:type="dxa" w:w="1440"/>
+          </w:tcPr>
+          <w:p>
+            <w:r>
+              <w:t>Avg Time (s)</w:t>
+            </w:r>
+          </w:p>
+        </w:tc>
+      </w:tr>
+      <w:tr>
+        <w:tc>
+          <w:tcPr>
+            <w:tcW w:type="dxa" w:w="1440"/>
+          </w:tcPr>
+          <w:p>
+            <w:r>
+              <w:t>WC</w:t>
+            </w:r>
+          </w:p>
+        </w:tc>
+        <w:tc>
+          <w:tcPr>
+            <w:tcW w:type="dxa" w:w="1440"/>
+          </w:tcPr>
+          <w:p>
+            <w:r>
+              <w:t>11</w:t>
+            </w:r>
+          </w:p>
+        </w:tc>
+        <w:tc>
+          <w:tcPr>
+            <w:tcW w:type="dxa" w:w="1440"/>
+          </w:tcPr>
+          <w:p>
+            <w:r>
+              <w:t>703,136</w:t>
+            </w:r>
+          </w:p>
+        </w:tc>
+        <w:tc>
+          <w:tcPr>
+            <w:tcW w:type="dxa" w:w="1440"/>
+          </w:tcPr>
+          <w:p>
+            <w:r>
+              <w:t>16.2%</w:t>
+            </w:r>
+          </w:p>
+        </w:tc>
+        <w:tc>
+          <w:tcPr>
+            <w:tcW w:type="dxa" w:w="1440"/>
+          </w:tcPr>
+          <w:p>
+            <w:r>
+              <w:t>7.2</w:t>
+            </w:r>
+          </w:p>
+        </w:tc>
+        <w:tc>
+          <w:tcPr>
+            <w:tcW w:type="dxa" w:w="1440"/>
+          </w:tcPr>
+          <w:p>
+            <w:r>
+              <w:t>7.29</w:t>
+            </w:r>
+          </w:p>
+        </w:tc>
+      </w:tr>
+      <w:tr>
+        <w:tc>
+          <w:tcPr>
+            <w:tcW w:type="dxa" w:w="1440"/>
+          </w:tcPr>
+          <w:p>
+            <w:r>
+              <w:t>auditorium</w:t>
+            </w:r>
+          </w:p>
+        </w:tc>
+        <w:tc>
+          <w:tcPr>
+            <w:tcW w:type="dxa" w:w="1440"/>
+          </w:tcPr>
+          <w:p>
+            <w:r>
+              <w:t>2</w:t>
+            </w:r>
+          </w:p>
+        </w:tc>
+        <w:tc>
+          <w:tcPr>
+            <w:tcW w:type="dxa" w:w="1440"/>
+          </w:tcPr>
+          <w:p>
+            <w:r>
+              <w:t>8,168,574</w:t>
+            </w:r>
+          </w:p>
+        </w:tc>
+        <w:tc>
+          <w:tcPr>
+            <w:tcW w:type="dxa" w:w="1440"/>
+          </w:tcPr>
+          <w:p>
+            <w:r>
+              <w:t>12.6%</w:t>
+            </w:r>
+          </w:p>
+        </w:tc>
+        <w:tc>
+          <w:tcPr>
+            <w:tcW w:type="dxa" w:w="1440"/>
+          </w:tcPr>
+          <w:p>
+            <w:r>
+              <w:t>4.5</w:t>
+            </w:r>
+          </w:p>
+        </w:tc>
+        <w:tc>
+          <w:tcPr>
+            <w:tcW w:type="dxa" w:w="1440"/>
+          </w:tcPr>
+          <w:p>
+            <w:r>
+              <w:t>77.13</w:t>
+            </w:r>
+          </w:p>
+        </w:tc>
+      </w:tr>
+      <w:tr>
+        <w:tc>
+          <w:tcPr>
+            <w:tcW w:type="dxa" w:w="1440"/>
+          </w:tcPr>
+          <w:p>
+            <w:r>
+              <w:t>conferenceRoom</w:t>
+            </w:r>
+          </w:p>
+        </w:tc>
+        <w:tc>
+          <w:tcPr>
+            <w:tcW w:type="dxa" w:w="1440"/>
+          </w:tcPr>
+          <w:p>
+            <w:r>
+              <w:t>11</w:t>
+            </w:r>
+          </w:p>
+        </w:tc>
+        <w:tc>
+          <w:tcPr>
+            <w:tcW w:type="dxa" w:w="1440"/>
+          </w:tcPr>
+          <w:p>
+            <w:r>
+              <w:t>1,419,181</w:t>
+            </w:r>
+          </w:p>
+        </w:tc>
+        <w:tc>
+          <w:tcPr>
+            <w:tcW w:type="dxa" w:w="1440"/>
+          </w:tcPr>
+          <w:p>
+            <w:r>
+              <w:t>18.6%</w:t>
+            </w:r>
+          </w:p>
+        </w:tc>
+        <w:tc>
+          <w:tcPr>
+            <w:tcW w:type="dxa" w:w="1440"/>
+          </w:tcPr>
+          <w:p>
+            <w:r>
+              <w:t>5.5</w:t>
+            </w:r>
+          </w:p>
+        </w:tc>
+        <w:tc>
+          <w:tcPr>
+            <w:tcW w:type="dxa" w:w="1440"/>
+          </w:tcPr>
+          <w:p>
+            <w:r>
+              <w:t>13.16</w:t>
+            </w:r>
+          </w:p>
+        </w:tc>
+      </w:tr>
+      <w:tr>
+        <w:tc>
+          <w:tcPr>
+            <w:tcW w:type="dxa" w:w="1440"/>
+          </w:tcPr>
+          <w:p>
+            <w:r>
+              <w:t>copyRoom</w:t>
+            </w:r>
+          </w:p>
+        </w:tc>
+        <w:tc>
+          <w:tcPr>
+            <w:tcW w:type="dxa" w:w="1440"/>
+          </w:tcPr>
+          <w:p>
+            <w:r>
+              <w:t>2</w:t>
+            </w:r>
+          </w:p>
+        </w:tc>
+        <w:tc>
+          <w:tcPr>
+            <w:tcW w:type="dxa" w:w="1440"/>
+          </w:tcPr>
+          <w:p>
+            <w:r>
+              <w:t>523,783</w:t>
+            </w:r>
+          </w:p>
+        </w:tc>
+        <w:tc>
+          <w:tcPr>
+            <w:tcW w:type="dxa" w:w="1440"/>
+          </w:tcPr>
+          <w:p>
+            <w:r>
+              <w:t>12.3%</w:t>
+            </w:r>
+          </w:p>
+        </w:tc>
+        <w:tc>
+          <w:tcPr>
+            <w:tcW w:type="dxa" w:w="1440"/>
+          </w:tcPr>
+          <w:p>
+            <w:r>
+              <w:t>7.5</w:t>
+            </w:r>
+          </w:p>
+        </w:tc>
+        <w:tc>
+          <w:tcPr>
+            <w:tcW w:type="dxa" w:w="1440"/>
+          </w:tcPr>
+          <w:p>
+            <w:r>
+              <w:t>5.39</w:t>
+            </w:r>
+          </w:p>
+        </w:tc>
+      </w:tr>
+      <w:tr>
+        <w:tc>
+          <w:tcPr>
+            <w:tcW w:type="dxa" w:w="1440"/>
+          </w:tcPr>
+          <w:p>
+            <w:r>
+              <w:t>hallway</w:t>
+            </w:r>
+          </w:p>
+        </w:tc>
+        <w:tc>
+          <w:tcPr>
+            <w:tcW w:type="dxa" w:w="1440"/>
+          </w:tcPr>
+          <w:p>
+            <w:r>
+              <w:t>61</w:t>
+            </w:r>
+          </w:p>
+        </w:tc>
+        <w:tc>
+          <w:tcPr>
+            <w:tcW w:type="dxa" w:w="1440"/>
+          </w:tcPr>
+          <w:p>
+            <w:r>
+              <w:t>1,223,071</w:t>
+            </w:r>
+          </w:p>
+        </w:tc>
+        <w:tc>
+          <w:tcPr>
+            <w:tcW w:type="dxa" w:w="1440"/>
+          </w:tcPr>
+          <w:p>
+            <w:r>
+              <w:t>19.4%</w:t>
+            </w:r>
+          </w:p>
+        </w:tc>
+        <w:tc>
+          <w:tcPr>
+            <w:tcW w:type="dxa" w:w="1440"/>
+          </w:tcPr>
+          <w:p>
+            <w:r>
+              <w:t>4.8</w:t>
+            </w:r>
+          </w:p>
+        </w:tc>
+        <w:tc>
+          <w:tcPr>
+            <w:tcW w:type="dxa" w:w="1440"/>
+          </w:tcPr>
+          <w:p>
+            <w:r>
+              <w:t>10.88</w:t>
+            </w:r>
+          </w:p>
+        </w:tc>
+      </w:tr>
+      <w:tr>
+        <w:tc>
+          <w:tcPr>
+            <w:tcW w:type="dxa" w:w="1440"/>
+          </w:tcPr>
+          <w:p>
+            <w:r>
+              <w:t>lobby</w:t>
+            </w:r>
+          </w:p>
+        </w:tc>
+        <w:tc>
+          <w:tcPr>
+            <w:tcW w:type="dxa" w:w="1440"/>
+          </w:tcPr>
+          <w:p>
+            <w:r>
+              <w:t>3</w:t>
+            </w:r>
+          </w:p>
+        </w:tc>
+        <w:tc>
+          <w:tcPr>
+            <w:tcW w:type="dxa" w:w="1440"/>
+          </w:tcPr>
+          <w:p>
+            <w:r>
+              <w:t>2,418,863</w:t>
+            </w:r>
+          </w:p>
+        </w:tc>
+        <w:tc>
+          <w:tcPr>
+            <w:tcW w:type="dxa" w:w="1440"/>
+          </w:tcPr>
+          <w:p>
+            <w:r>
+              <w:t>19.3%</w:t>
+            </w:r>
+          </w:p>
+        </w:tc>
+        <w:tc>
+          <w:tcPr>
+            <w:tcW w:type="dxa" w:w="1440"/>
+          </w:tcPr>
+          <w:p>
+            <w:r>
+              <w:t>4.3</w:t>
+            </w:r>
+          </w:p>
+        </w:tc>
+        <w:tc>
+          <w:tcPr>
+            <w:tcW w:type="dxa" w:w="1440"/>
+          </w:tcPr>
+          <w:p>
+            <w:r>
+              <w:t>20.24</w:t>
+            </w:r>
+          </w:p>
+        </w:tc>
+      </w:tr>
+      <w:tr>
+        <w:tc>
+          <w:tcPr>
+            <w:tcW w:type="dxa" w:w="1440"/>
+          </w:tcPr>
+          <w:p>
+            <w:r>
+              <w:t>lounge</w:t>
+            </w:r>
+          </w:p>
+        </w:tc>
+        <w:tc>
+          <w:tcPr>
+            <w:tcW w:type="dxa" w:w="1440"/>
+          </w:tcPr>
+          <w:p>
+            <w:r>
+              <w:t>3</w:t>
+            </w:r>
+          </w:p>
+        </w:tc>
+        <w:tc>
+          <w:tcPr>
+            <w:tcW w:type="dxa" w:w="1440"/>
+          </w:tcPr>
+          <w:p>
+            <w:r>
+              <w:t>1,456,927</w:t>
+            </w:r>
+          </w:p>
+        </w:tc>
+        <w:tc>
+          <w:tcPr>
+            <w:tcW w:type="dxa" w:w="1440"/>
+          </w:tcPr>
+          <w:p>
+            <w:r>
+              <w:t>20.0%</w:t>
+            </w:r>
+          </w:p>
+        </w:tc>
+        <w:tc>
+          <w:tcPr>
+            <w:tcW w:type="dxa" w:w="1440"/>
+          </w:tcPr>
+          <w:p>
+            <w:r>
+              <w:t>4.7</w:t>
+            </w:r>
+          </w:p>
+        </w:tc>
+        <w:tc>
+          <w:tcPr>
+            <w:tcW w:type="dxa" w:w="1440"/>
+          </w:tcPr>
+          <w:p>
+            <w:r>
+              <w:t>13.32</w:t>
+            </w:r>
+          </w:p>
+        </w:tc>
+      </w:tr>
+      <w:tr>
+        <w:tc>
+          <w:tcPr>
+            <w:tcW w:type="dxa" w:w="1440"/>
+          </w:tcPr>
+          <w:p>
+            <w:r>
+              <w:t>office</w:t>
+            </w:r>
+          </w:p>
+        </w:tc>
+        <w:tc>
+          <w:tcPr>
+            <w:tcW w:type="dxa" w:w="1440"/>
+          </w:tcPr>
+          <w:p>
+            <w:r>
+              <w:t>156</w:t>
+            </w:r>
+          </w:p>
+        </w:tc>
+        <w:tc>
+          <w:tcPr>
+            <w:tcW w:type="dxa" w:w="1440"/>
+          </w:tcPr>
+          <w:p>
+            <w:r>
+              <w:t>873,638</w:t>
+            </w:r>
+          </w:p>
+        </w:tc>
+        <w:tc>
+          <w:tcPr>
+            <w:tcW w:type="dxa" w:w="1440"/>
+          </w:tcPr>
+          <w:p>
+            <w:r>
+              <w:t>13.1%</w:t>
+            </w:r>
+          </w:p>
+        </w:tc>
+        <w:tc>
+          <w:tcPr>
+            <w:tcW w:type="dxa" w:w="1440"/>
+          </w:tcPr>
+          <w:p>
+            <w:r>
+              <w:t>6.1</w:t>
+            </w:r>
+          </w:p>
+        </w:tc>
+        <w:tc>
+          <w:tcPr>
+            <w:tcW w:type="dxa" w:w="1440"/>
+          </w:tcPr>
+          <w:p>
+            <w:r>
+              <w:t>8.05</w:t>
+            </w:r>
+          </w:p>
+        </w:tc>
+      </w:tr>
+      <w:tr>
+        <w:tc>
+          <w:tcPr>
+            <w:tcW w:type="dxa" w:w="1440"/>
+          </w:tcPr>
+          <w:p>
+            <w:r>
+              <w:t>openspace</w:t>
+            </w:r>
+          </w:p>
+        </w:tc>
+        <w:tc>
+          <w:tcPr>
+            <w:tcW w:type="dxa" w:w="1440"/>
+          </w:tcPr>
+          <w:p>
+            <w:r>
+              <w:t>1</w:t>
+            </w:r>
+          </w:p>
+        </w:tc>
+        <w:tc>
+          <w:tcPr>
+            <w:tcW w:type="dxa" w:w="1440"/>
+          </w:tcPr>
+          <w:p>
+            <w:r>
+              <w:t>1,966,712</w:t>
+            </w:r>
+          </w:p>
+        </w:tc>
+        <w:tc>
+          <w:tcPr>
+            <w:tcW w:type="dxa" w:w="1440"/>
+          </w:tcPr>
+          <w:p>
+            <w:r>
+              <w:t>29.3%</w:t>
+            </w:r>
+          </w:p>
+        </w:tc>
+        <w:tc>
+          <w:tcPr>
+            <w:tcW w:type="dxa" w:w="1440"/>
+          </w:tcPr>
+          <w:p>
+            <w:r>
+              <w:t>4.0</w:t>
+            </w:r>
+          </w:p>
+        </w:tc>
+        <w:tc>
+          <w:tcPr>
+            <w:tcW w:type="dxa" w:w="1440"/>
+          </w:tcPr>
+          <w:p>
+            <w:r>
+              <w:t>15.93</w:t>
+            </w:r>
+          </w:p>
+        </w:tc>
+      </w:tr>
+      <w:tr>
+        <w:tc>
+          <w:tcPr>
+            <w:tcW w:type="dxa" w:w="1440"/>
+          </w:tcPr>
+          <w:p>
+            <w:r>
+              <w:t>pantry</w:t>
+            </w:r>
+          </w:p>
+        </w:tc>
+        <w:tc>
+          <w:tcPr>
+            <w:tcW w:type="dxa" w:w="1440"/>
+          </w:tcPr>
+          <w:p>
+            <w:r>
+              <w:t>3</w:t>
+            </w:r>
+          </w:p>
+        </w:tc>
+        <w:tc>
+          <w:tcPr>
+            <w:tcW w:type="dxa" w:w="1440"/>
+          </w:tcPr>
+          <w:p>
+            <w:r>
+              <w:t>576,490</w:t>
+            </w:r>
+          </w:p>
+        </w:tc>
+        <w:tc>
+          <w:tcPr>
+            <w:tcW w:type="dxa" w:w="1440"/>
+          </w:tcPr>
+          <w:p>
+            <w:r>
+              <w:t>15.4%</w:t>
+            </w:r>
+          </w:p>
+        </w:tc>
+        <w:tc>
+          <w:tcPr>
+            <w:tcW w:type="dxa" w:w="1440"/>
+          </w:tcPr>
+          <w:p>
+            <w:r>
+              <w:t>6.0</w:t>
+            </w:r>
+          </w:p>
+        </w:tc>
+        <w:tc>
+          <w:tcPr>
+            <w:tcW w:type="dxa" w:w="1440"/>
+          </w:tcPr>
+          <w:p>
+            <w:r>
+              <w:t>5.65</w:t>
+            </w:r>
+          </w:p>
+        </w:tc>
+      </w:tr>
+      <w:tr>
+        <w:tc>
+          <w:tcPr>
+            <w:tcW w:type="dxa" w:w="1440"/>
+          </w:tcPr>
+          <w:p>
+            <w:r>
+              <w:t>storage</w:t>
+            </w:r>
+          </w:p>
+        </w:tc>
+        <w:tc>
+          <w:tcPr>
+            <w:tcW w:type="dxa" w:w="1440"/>
+          </w:tcPr>
+          <w:p>
+            <w:r>
+              <w:t>19</w:t>
+            </w:r>
+          </w:p>
+        </w:tc>
+        <w:tc>
+          <w:tcPr>
+            <w:tcW w:type="dxa" w:w="1440"/>
+          </w:tcPr>
+          <w:p>
+            <w:r>
+              <w:t>347,255</w:t>
+            </w:r>
+          </w:p>
+        </w:tc>
+        <w:tc>
+          <w:tcPr>
+            <w:tcW w:type="dxa" w:w="1440"/>
+          </w:tcPr>
+          <w:p>
+            <w:r>
+              <w:t>12.7%</w:t>
+            </w:r>
+          </w:p>
+        </w:tc>
+        <w:tc>
+          <w:tcPr>
+            <w:tcW w:type="dxa" w:w="1440"/>
+          </w:tcPr>
+          <w:p>
+            <w:r>
+              <w:t>5.6</w:t>
+            </w:r>
+          </w:p>
+        </w:tc>
+        <w:tc>
+          <w:tcPr>
+            <w:tcW w:type="dxa" w:w="1440"/>
+          </w:tcPr>
+          <w:p>
+            <w:r>
+              <w:t>3.77</w:t>
+            </w:r>
+          </w:p>
+        </w:tc>
+      </w:tr>
+    </w:tbl>
+    <w:p>
+      <w:pPr/>
+      <w:r>
+        <w:t>Figures 15.1-15.3 below show representative examples spanning small (office), medium (hallway), and large (auditorium) rooms: the left panel is the true-color point cloud, the right panel the ground/wall classification. Note: the default off-screen render camera used for this batch was tuned for TartanAir-scale scenes and produces a top-down plan view rather than an angled 3D perspective on S3DIS's building-scale coordinates -- these are placeholder captures pending manually re-rendered, better-framed screenshots.</w:t>
+      </w:r>
+    </w:p>
+    <w:p>
+      <w:r>
+        <w:drawing>
+          <wp:inline xmlns:a="http://schemas.openxmlformats.org/drawingml/2006/main" xmlns:pic="http://schemas.openxmlformats.org/drawingml/2006/picture">
+            <wp:extent cx="5303520" cy="2983230"/>
+            <wp:docPr id="16" name="Picture 16"/>
+            <wp:cNvGraphicFramePr>
+              <a:graphicFrameLocks noChangeAspect="1"/>
+            </wp:cNvGraphicFramePr>
+            <a:graphic>
+              <a:graphicData uri="http://schemas.openxmlformats.org/drawingml/2006/picture">
+                <pic:pic>
+                  <pic:nvPicPr>
+                    <pic:cNvPr id="0" name="S3DIS_office_1.png"/>
+                    <pic:cNvPicPr/>
+                  </pic:nvPicPr>
+                  <pic:blipFill>
+                    <a:blip r:embed="rId24"/>
+                    <a:stretch>
+                      <a:fillRect/>
+                    </a:stretch>
+                  </pic:blipFill>
+                  <pic:spPr>
+                    <a:xfrm>
+                      <a:off x="0" y="0"/>
+                      <a:ext cx="5303520" cy="2983230"/>
+                    </a:xfrm>
+                    <a:prstGeom prst="rect"/>
+                  </pic:spPr>
+                </pic:pic>
+              </a:graphicData>
+            </a:graphic>
+          </wp:inline>
+        </w:drawing>
+      </w:r>
+    </w:p>
+    <w:p>
+      <w:pPr/>
+      <w:r>
+        <w:t>Figure 15.1: S3DIS office_1 -- true-color point cloud (left) and ground/wall classification (right).</w:t>
+      </w:r>
+    </w:p>
+    <w:p>
+      <w:r>
+        <w:drawing>
+          <wp:inline xmlns:a="http://schemas.openxmlformats.org/drawingml/2006/main" xmlns:pic="http://schemas.openxmlformats.org/drawingml/2006/picture">
+            <wp:extent cx="5303520" cy="2983230"/>
+            <wp:docPr id="17" name="Picture 17"/>
+            <wp:cNvGraphicFramePr>
+              <a:graphicFrameLocks noChangeAspect="1"/>
+            </wp:cNvGraphicFramePr>
+            <a:graphic>
+              <a:graphicData uri="http://schemas.openxmlformats.org/drawingml/2006/picture">
+                <pic:pic>
+                  <pic:nvPicPr>
+                    <pic:cNvPr id="0" name="S3DIS_hallway_1.png"/>
+                    <pic:cNvPicPr/>
+                  </pic:nvPicPr>
+                  <pic:blipFill>
+                    <a:blip r:embed="rId25"/>
+                    <a:stretch>
+                      <a:fillRect/>
+                    </a:stretch>
+                  </pic:blipFill>
+                  <pic:spPr>
+                    <a:xfrm>
+                      <a:off x="0" y="0"/>
+                      <a:ext cx="5303520" cy="2983230"/>
+                    </a:xfrm>
+                    <a:prstGeom prst="rect"/>
+                  </pic:spPr>
+                </pic:pic>
+              </a:graphicData>
+            </a:graphic>
+          </wp:inline>
+        </w:drawing>
+      </w:r>
+    </w:p>
+    <w:p>
+      <w:pPr/>
+      <w:r>
+        <w:t>Figure 15.2: S3DIS hallway_1 -- true-color point cloud (left) and ground/wall classification (right).</w:t>
+      </w:r>
+    </w:p>
+    <w:p>
+      <w:r>
+        <w:drawing>
+          <wp:inline xmlns:a="http://schemas.openxmlformats.org/drawingml/2006/main" xmlns:pic="http://schemas.openxmlformats.org/drawingml/2006/picture">
+            <wp:extent cx="5303520" cy="2983230"/>
+            <wp:docPr id="18" name="Picture 18"/>
+            <wp:cNvGraphicFramePr>
+              <a:graphicFrameLocks noChangeAspect="1"/>
+            </wp:cNvGraphicFramePr>
+            <a:graphic>
+              <a:graphicData uri="http://schemas.openxmlformats.org/drawingml/2006/picture">
+                <pic:pic>
+                  <pic:nvPicPr>
+                    <pic:cNvPr id="0" name="S3DIS_auditorium_1.png"/>
+                    <pic:cNvPicPr/>
+                  </pic:nvPicPr>
+                  <pic:blipFill>
+                    <a:blip r:embed="rId26"/>
+                    <a:stretch>
+                      <a:fillRect/>
+                    </a:stretch>
+                  </pic:blipFill>
+                  <pic:spPr>
+                    <a:xfrm>
+                      <a:off x="0" y="0"/>
+                      <a:ext cx="5303520" cy="2983230"/>
+                    </a:xfrm>
+                    <a:prstGeom prst="rect"/>
+                  </pic:spPr>
+                </pic:pic>
+              </a:graphicData>
+            </a:graphic>
+          </wp:inline>
+        </w:drawing>
+      </w:r>
+    </w:p>
+    <w:p>
+      <w:pPr/>
+      <w:r>
+        <w:t>Figure 15.3: S3DIS auditorium_1 -- true-color point cloud (left) and ground/wall classification (right).</w:t>
+      </w:r>
+    </w:p>
+    <w:p>
+      <w:pPr>
+        <w:pStyle w:val="Heading1"/>
+      </w:pPr>
+      <w:r>
+        <w:t>16. RELLIS-3D: Real Off-Road Driving LiDAR (Ground + Wall Detection)</w:t>
+      </w:r>
+    </w:p>
+    <w:p>
+      <w:pPr/>
+      <w:r>
+        <w:t>Note on naming: Section 8 ("TartanGround Semantic Ground-Truth Comparison") was previously mislabeled as "RELLIS-3D" -- it actually tests six named TartanGround scenes against TartanAir semantic-segmentation-derived masks, not the real RELLIS-3D dataset. That mislabeling has been corrected. This section covers the actual RELLIS-3D dataset -- real off-road driving LiDAR with genuine per-point semantic labels, unmannedlab/RELLIS-3D -- for the first time in this report.</w:t>
+      </w:r>
+    </w:p>
+    <w:p>
+      <w:pPr/>
+      <w:r>
+        <w:t>RELLIS-3D provides five real LiDAR sequences (RELLIS3D_00000 through RELLIS3D_00004, 4,118-8,294 frames each, 26,912 frames total) recorded from a ground vehicle driving through an off-road campus environment. 30 frames were randomly sampled, six per sequence, and run through detect_ground_and_walls.py's generic --ply_list batch mode using the synthetic_ppo_v2 model -- the same ground+wall classification used for Sections 14 and 15, extended here to a fifth real-world source. Results are reported purely visually (ground/wall point counts and coverage percentages), not scored against RELLIS-3D's own semantic ground-truth labels -- this section evaluates plane detection only, not full semantic segmentation, so a formal accuracy score against a benchmark built for many-class semantic labels would overstate what is actually being measured here.</w:t>
+      </w:r>
+    </w:p>
+    <w:p>
+      <w:pPr/>
+      <w:r>
+        <w:t>Table 16.1 summarises the sample. Ground coverage varies widely (0.8%-61.0%, mean 40.3%), and the two lowest frames (both from RELLIS3D_00002, 0.8% and 1.5%) are consistent with the vehicle passing through denser vegetation in that stretch of the sequence, not a detection failure -- both frames still returned multiple valid shapes, just none large enough to be a confident ground candidate. The model chose four different eps values across the 30 frames (0.08, 0.1, 0.15, 0.2) while normal_thresh stayed at 0.6 throughout -- genuine per-scene adaptation on this source, unlike the near-total action collapse observed on S3DIS (Section 15).</w:t>
+      </w:r>
+    </w:p>
+    <w:p>
+      <w:pPr/>
+      <w:r>
+        <w:t>Table 16.1 — Aggregate RELLIS-3D sample statistics (30 frames, 6 per sequence).</w:t>
+      </w:r>
+    </w:p>
+    <w:tbl>
+      <w:tblPr>
+        <w:tblStyle w:val="TableGrid"/>
+        <w:tblW w:type="auto" w:w="0"/>
+        <w:tblLook w:firstColumn="1" w:firstRow="1" w:lastColumn="0" w:lastRow="0" w:noHBand="0" w:noVBand="1" w:val="04A0"/>
+      </w:tblPr>
+      <w:tblGrid>
+        <w:gridCol w:w="4320"/>
+        <w:gridCol w:w="4320"/>
+      </w:tblGrid>
+      <w:tr>
+        <w:tc>
+          <w:tcPr>
+            <w:tcW w:type="dxa" w:w="4320"/>
+          </w:tcPr>
+          <w:p>
+            <w:r>
+              <w:t>Metric</w:t>
+            </w:r>
+          </w:p>
+        </w:tc>
+        <w:tc>
+          <w:tcPr>
+            <w:tcW w:type="dxa" w:w="4320"/>
+          </w:tcPr>
+          <w:p>
+            <w:r>
+              <w:t>Value</w:t>
+            </w:r>
+          </w:p>
+        </w:tc>
+      </w:tr>
+      <w:tr>
+        <w:tc>
+          <w:tcPr>
+            <w:tcW w:type="dxa" w:w="4320"/>
+          </w:tcPr>
+          <w:p>
+            <w:r>
+              <w:t>Frames sampled</w:t>
+            </w:r>
+          </w:p>
+        </w:tc>
+        <w:tc>
+          <w:tcPr>
+            <w:tcW w:type="dxa" w:w="4320"/>
+          </w:tcPr>
+          <w:p>
+            <w:r>
+              <w:t>30 (6 per sequence x 5 sequences)</w:t>
+            </w:r>
+          </w:p>
+        </w:tc>
+      </w:tr>
+      <w:tr>
+        <w:tc>
+          <w:tcPr>
+            <w:tcW w:type="dxa" w:w="4320"/>
+          </w:tcPr>
+          <w:p>
+            <w:r>
+              <w:t>Avg ground %</w:t>
+            </w:r>
+          </w:p>
+        </w:tc>
+        <w:tc>
+          <w:tcPr>
+            <w:tcW w:type="dxa" w:w="4320"/>
+          </w:tcPr>
+          <w:p>
+            <w:r>
+              <w:t>40.3% (median 46.4%)</w:t>
+            </w:r>
+          </w:p>
+        </w:tc>
+      </w:tr>
+      <w:tr>
+        <w:tc>
+          <w:tcPr>
+            <w:tcW w:type="dxa" w:w="4320"/>
+          </w:tcPr>
+          <w:p>
+            <w:r>
+              <w:t>Ground % range</w:t>
+            </w:r>
+          </w:p>
+        </w:tc>
+        <w:tc>
+          <w:tcPr>
+            <w:tcW w:type="dxa" w:w="4320"/>
+          </w:tcPr>
+          <w:p>
+            <w:r>
+              <w:t>0.8% - 61.0%</w:t>
+            </w:r>
+          </w:p>
+        </w:tc>
+      </w:tr>
+      <w:tr>
+        <w:tc>
+          <w:tcPr>
+            <w:tcW w:type="dxa" w:w="4320"/>
+          </w:tcPr>
+          <w:p>
+            <w:r>
+              <w:t>Avg walls / frame</w:t>
+            </w:r>
+          </w:p>
+        </w:tc>
+        <w:tc>
+          <w:tcPr>
+            <w:tcW w:type="dxa" w:w="4320"/>
+          </w:tcPr>
+          <w:p>
+            <w:r>
+              <w:t>0.67 (15/30 frames with 0 walls)</w:t>
+            </w:r>
+          </w:p>
+        </w:tc>
+      </w:tr>
+      <w:tr>
+        <w:tc>
+          <w:tcPr>
+            <w:tcW w:type="dxa" w:w="4320"/>
+          </w:tcPr>
+          <w:p>
+            <w:r>
+              <w:t>Avg points / frame</w:t>
+            </w:r>
+          </w:p>
+        </w:tc>
+        <w:tc>
+          <w:tcPr>
+            <w:tcW w:type="dxa" w:w="4320"/>
+          </w:tcPr>
+          <w:p>
+            <w:r>
+              <w:t>61,776 (range 46,768 - 105,167)</w:t>
+            </w:r>
+          </w:p>
+        </w:tc>
+      </w:tr>
+      <w:tr>
+        <w:tc>
+          <w:tcPr>
+            <w:tcW w:type="dxa" w:w="4320"/>
+          </w:tcPr>
+          <w:p>
+            <w:r>
+              <w:t>Cylinders detected</w:t>
+            </w:r>
+          </w:p>
+        </w:tc>
+        <w:tc>
+          <w:tcPr>
+            <w:tcW w:type="dxa" w:w="4320"/>
+          </w:tcPr>
+          <w:p>
+            <w:r>
+              <w:t>0 (disabled)</w:t>
+            </w:r>
+          </w:p>
+        </w:tc>
+      </w:tr>
+      <w:tr>
+        <w:tc>
+          <w:tcPr>
+            <w:tcW w:type="dxa" w:w="4320"/>
+          </w:tcPr>
+          <w:p>
+            <w:r>
+              <w:t>eps values chosen</w:t>
+            </w:r>
+          </w:p>
+        </w:tc>
+        <w:tc>
+          <w:tcPr>
+            <w:tcW w:type="dxa" w:w="4320"/>
+          </w:tcPr>
+          <w:p>
+            <w:r>
+              <w:t>0.08, 0.1, 0.15, 0.2 (4 distinct)</w:t>
+            </w:r>
+          </w:p>
+        </w:tc>
+      </w:tr>
+      <w:tr>
+        <w:tc>
+          <w:tcPr>
+            <w:tcW w:type="dxa" w:w="4320"/>
+          </w:tcPr>
+          <w:p/>
+        </w:tc>
+        <w:tc>
+          <w:tcPr>
+            <w:tcW w:type="dxa" w:w="4320"/>
+          </w:tcPr>
+          <w:p/>
+        </w:tc>
+      </w:tr>
+    </w:tbl>
+    <w:p>
+      <w:pPr/>
+      <w:r>
+        <w:t>Figures 16.1-16.3 below show a low-vegetation open frame, a mid-density frame with walls detected, and one of the two low-ground-coverage frames discussed above, illustrating the range of results in this sample.</w:t>
+      </w:r>
+    </w:p>
+    <w:p>
+      <w:r>
+        <w:drawing>
+          <wp:inline xmlns:a="http://schemas.openxmlformats.org/drawingml/2006/main" xmlns:pic="http://schemas.openxmlformats.org/drawingml/2006/picture">
+            <wp:extent cx="5303520" cy="2983230"/>
+            <wp:docPr id="19" name="Picture 19"/>
+            <wp:cNvGraphicFramePr>
+              <a:graphicFrameLocks noChangeAspect="1"/>
+            </wp:cNvGraphicFramePr>
+            <a:graphic>
+              <a:graphicData uri="http://schemas.openxmlformats.org/drawingml/2006/picture">
+                <pic:pic>
+                  <pic:nvPicPr>
+                    <pic:cNvPr id="0" name="RELLIS3D_00001_000700.png"/>
+                    <pic:cNvPicPr/>
+                  </pic:nvPicPr>
+                  <pic:blipFill>
+                    <a:blip r:embed="rId27"/>
+                    <a:stretch>
+                      <a:fillRect/>
+                    </a:stretch>
+                  </pic:blipFill>
+                  <pic:spPr>
+                    <a:xfrm>
+                      <a:off x="0" y="0"/>
+                      <a:ext cx="5303520" cy="2983230"/>
+                    </a:xfrm>
+                    <a:prstGeom prst="rect"/>
+                  </pic:spPr>
+                </pic:pic>
+              </a:graphicData>
+            </a:graphic>
+          </wp:inline>
+        </w:drawing>
+      </w:r>
+    </w:p>
+    <w:p>
+      <w:pPr/>
+      <w:r>
+        <w:t>Figure 16.1: RELLIS3D_00001, frame 000700 -- ground (green) and wall (colored) classification.</w:t>
+      </w:r>
+    </w:p>
+    <w:p>
+      <w:r>
+        <w:drawing>
+          <wp:inline xmlns:a="http://schemas.openxmlformats.org/drawingml/2006/main" xmlns:pic="http://schemas.openxmlformats.org/drawingml/2006/picture">
+            <wp:extent cx="5303520" cy="2983230"/>
+            <wp:docPr id="20" name="Picture 20"/>
+            <wp:cNvGraphicFramePr>
+              <a:graphicFrameLocks noChangeAspect="1"/>
+            </wp:cNvGraphicFramePr>
+            <a:graphic>
+              <a:graphicData uri="http://schemas.openxmlformats.org/drawingml/2006/picture">
+                <pic:pic>
+                  <pic:nvPicPr>
+                    <pic:cNvPr id="0" name="RELLIS3D_00000_001379.png"/>
+                    <pic:cNvPicPr/>
+                  </pic:nvPicPr>
+                  <pic:blipFill>
+                    <a:blip r:embed="rId28"/>
+                    <a:stretch>
+                      <a:fillRect/>
+                    </a:stretch>
+                  </pic:blipFill>
+                  <pic:spPr>
+                    <a:xfrm>
+                      <a:off x="0" y="0"/>
+                      <a:ext cx="5303520" cy="2983230"/>
+                    </a:xfrm>
+                    <a:prstGeom prst="rect"/>
+                  </pic:spPr>
+                </pic:pic>
+              </a:graphicData>
+            </a:graphic>
+          </wp:inline>
+        </w:drawing>
+      </w:r>
+    </w:p>
+    <w:p>
+      <w:pPr/>
+      <w:r>
+        <w:t>Figure 16.2: RELLIS3D_00000, frame 001379 -- 37.7% ground, 2 walls detected.</w:t>
+      </w:r>
+    </w:p>
+    <w:p>
+      <w:r>
+        <w:drawing>
+          <wp:inline xmlns:a="http://schemas.openxmlformats.org/drawingml/2006/main" xmlns:pic="http://schemas.openxmlformats.org/drawingml/2006/picture">
+            <wp:extent cx="5303520" cy="2983230"/>
+            <wp:docPr id="21" name="Picture 21"/>
+            <wp:cNvGraphicFramePr>
+              <a:graphicFrameLocks noChangeAspect="1"/>
+            </wp:cNvGraphicFramePr>
+            <a:graphic>
+              <a:graphicData uri="http://schemas.openxmlformats.org/drawingml/2006/picture">
+                <pic:pic>
+                  <pic:nvPicPr>
+                    <pic:cNvPr id="0" name="RELLIS3D_00002_000624.png"/>
+                    <pic:cNvPicPr/>
+                  </pic:nvPicPr>
+                  <pic:blipFill>
+                    <a:blip r:embed="rId29"/>
+                    <a:stretch>
+                      <a:fillRect/>
+                    </a:stretch>
+                  </pic:blipFill>
+                  <pic:spPr>
+                    <a:xfrm>
+                      <a:off x="0" y="0"/>
+                      <a:ext cx="5303520" cy="2983230"/>
+                    </a:xfrm>
+                    <a:prstGeom prst="rect"/>
+                  </pic:spPr>
+                </pic:pic>
+              </a:graphicData>
+            </a:graphic>
+          </wp:inline>
+        </w:drawing>
+      </w:r>
+    </w:p>
+    <w:p>
+      <w:pPr/>
+      <w:r>
+        <w:t>Figure 16.3: RELLIS3D_00002, frame 000624 -- 0.8% ground, the lowest-coverage frame in the sample (likely dense vegetation).</w:t>
+      </w:r>
+    </w:p>
+    <w:p>
+      <w:pPr>
+        <w:pStyle w:val="Heading1"/>
+      </w:pPr>
+      <w:r>
+        <w:t>17. Cross-Cutting Findings</w:t>
       </w:r>
     </w:p>
     <w:p>
@@ -5274,7 +12781,7 @@
         <w:pStyle w:val="Heading2"/>
       </w:pPr>
       <w:r>
-        <w:t>15.1 Terrain Shape, Not Vegetation or Labels, Is the Dominant Factor</w:t>
+        <w:t>17.1 Terrain Shape, Not Vegetation or Labels, Is the Dominant Factor</w:t>
       </w:r>
     </w:p>
     <w:p>
@@ -5291,7 +12798,7 @@
         <w:pStyle w:val="Heading2"/>
       </w:pPr>
       <w:r>
-        <w:t>15.2 RGB-D Point Clouds Outperform Sparse Single-Sweep LiDAR</w:t>
+        <w:t>17.2 RGB-D Point Clouds Outperform Sparse Single-Sweep LiDAR</w:t>
       </w:r>
     </w:p>
     <w:p>
@@ -5300,7 +12807,7 @@
           <w:b w:val="0"/>
           <w:i w:val="0"/>
         </w:rPr>
-        <w:t>On the four scenes tested with both modalities (Section 14), RGB-D back-projection was unambiguously cleaner — 19/20 frames (95%) genuinely horizontal with zero fallback failures on 3 of the 4 scenes, versus a mix of low-coverage successes and outright failures for the same scenes' LiDAR sweeps. Point density and field-of-view concentration appear to matter more than sensor type per se.</w:t>
+        <w:t>On the four scenes tested with both modalities (Section 14), RGB-D back-projection was unambiguously cleaner — 4/4 scenes genuinely horizontal (one frame with a run-to-run-unstable classification, detailed in Section 14) — versus a mix of low-coverage successes and outright failures for the same scenes' LiDAR sweeps. Extending RGB-D testing to 13 further scenes covering every remaining environment type in the dataset held the same result: 84/85 frames (99%) unambiguously genuinely horizontal across all 17 scenes. Point density and field-of-view concentration appear to matter more than sensor type per se, though as Section 14 notes, this modality's forward-facing, ground-robot-height camera geometry structurally favors ground-dominated frames, so the near-100% rate should be read as a property of this sensing setup rather than proof the model handles all terrain equally well regardless of sensor.</w:t>
       </w:r>
     </w:p>
     <w:p>
@@ -5308,7 +12815,7 @@
         <w:pStyle w:val="Heading2"/>
       </w:pPr>
       <w:r>
-        <w:t>15.3 The Shape-Selection Fallback Can Silently Report False Positives</w:t>
+        <w:t>17.3 The Shape-Selection Fallback Can Silently Report False Positives</w:t>
       </w:r>
     </w:p>
     <w:p>
@@ -5325,7 +12832,7 @@
         <w:pStyle w:val="Heading2"/>
       </w:pPr>
       <w:r>
-        <w:t>15.4 Aggregate Summary</w:t>
+        <w:t>17.4 Aggregate Summary</w:t>
       </w:r>
     </w:p>
     <w:tbl>
@@ -5486,7 +12993,7 @@
           </w:tcPr>
           <w:p>
             <w:r>
-              <w:t>RELLIS-3D (visual)</w:t>
+              <w:t>TartanGround semantic masks (Sec. 8)</w:t>
             </w:r>
           </w:p>
         </w:tc>
@@ -5674,7 +13181,7 @@
           </w:tcPr>
           <w:p>
             <w:r>
-              <w:t>2/4 found, low IoU</w:t>
+              <w:t>2/4 found, low overlap</w:t>
             </w:r>
           </w:p>
         </w:tc>
@@ -5748,7 +13255,7 @@
           </w:tcPr>
           <w:p>
             <w:r>
-              <w:t>18 crops</w:t>
+              <w:t>24 crops</w:t>
             </w:r>
           </w:p>
         </w:tc>
@@ -5758,7 +13265,7 @@
           </w:tcPr>
           <w:p>
             <w:r>
-              <w:t>13/18 genuine</w:t>
+              <w:t>19/24 genuine</w:t>
             </w:r>
           </w:p>
         </w:tc>
@@ -5768,7 +13275,7 @@
           </w:tcPr>
           <w:p>
             <w:r>
-              <w:t>72% genuine detection rate</w:t>
+              <w:t>79% genuine detection rate</w:t>
             </w:r>
           </w:p>
         </w:tc>
@@ -5800,7 +13307,7 @@
           </w:tcPr>
           <w:p>
             <w:r>
-              <w:t>20/20, mean IoU 0.64</w:t>
+              <w:t>20/20, mean overlap 64%</w:t>
             </w:r>
           </w:p>
         </w:tc>
@@ -5832,7 +13339,7 @@
           </w:tcPr>
           <w:p>
             <w:r>
-              <w:t>20 frames</w:t>
+              <w:t>85 frames, 17 scenes</w:t>
             </w:r>
           </w:p>
         </w:tc>
@@ -5842,7 +13349,7 @@
           </w:tcPr>
           <w:p>
             <w:r>
-              <w:t>19/20 genuine (95%)</w:t>
+              <w:t>84/85 genuine (99%)</w:t>
             </w:r>
           </w:p>
         </w:tc>
@@ -5852,7 +13359,7 @@
           </w:tcPr>
           <w:p>
             <w:r>
-              <w:t>Same 4 scenes as Named scenes row, dramatically better</w:t>
+              <w:t>Highest genuine rate of any source; 1 frame run-to-run unstable, see Sec.14</w:t>
             </w:r>
           </w:p>
         </w:tc>
@@ -5864,7 +13371,7 @@
         <w:pStyle w:val="Heading1"/>
       </w:pPr>
       <w:r>
-        <w:t>16. Limitations</w:t>
+        <w:t>18. Limitations</w:t>
       </w:r>
     </w:p>
     <w:p>
@@ -5888,7 +13395,7 @@
         <w:pStyle w:val="ListBullet"/>
       </w:pPr>
       <w:r>
-        <w:t>Evidentiary standard varies by source: numeric IoU where real ground truth exists (urban, most OpenTopography surveys, WildScenes), visual-only judgment where it does not (Ridgecrest, named scenes, DIODE, TartanGround RGB-D) — these are not directly comparable numbers.</w:t>
+        <w:t>Evidentiary standard varies by source: numeric ground-truth overlap where real ground truth exists (urban, most OpenTopography surveys, WildScenes), visual-only judgment where it does not (Ridgecrest, named scenes, DIODE, TartanGround RGB-D) — these are not directly comparable numbers.</w:t>
       </w:r>
     </w:p>
     <w:p>
@@ -5896,7 +13403,7 @@
         <w:pStyle w:val="ListBullet"/>
       </w:pPr>
       <w:r>
-        <w:t>The shape-selection fallback's false-positive behavior (Section 15.3) is documented and filterable via the angle-from-vertical value, but not yet automatically suppressed in the pipeline.</w:t>
+        <w:t>The shape-selection fallback's false-positive behavior (Section 17.3) is documented and filterable via the angle-from-vertical value, but not yet automatically suppressed in the pipeline.</w:t>
       </w:r>
     </w:p>
     <w:p>
@@ -5912,7 +13419,7 @@
         <w:pStyle w:val="Heading1"/>
       </w:pPr>
       <w:r>
-        <w:t>17. Conclusion</w:t>
+        <w:t>19. Conclusion</w:t>
       </w:r>
     </w:p>
     <w:p>
